--- a/Checkpoint 3.1/Required_Capstone_Checkpoint_3_1_Worksheet.docx
+++ b/Checkpoint 3.1/Required_Capstone_Checkpoint_3_1_Worksheet.docx
@@ -433,17 +433,211 @@
                 <w:sz w:val="24"/>
                 <w:szCs w:val="24"/>
               </w:rPr>
-              <w:t>Response:</w:t>
-            </w:r>
-          </w:p>
-          <w:p>
-            <w:pPr>
-              <w:spacing w:after="120"/>
-              <w:rPr>
-                <w:sz w:val="24"/>
-                <w:szCs w:val="24"/>
-              </w:rPr>
-            </w:pPr>
+              <w:t xml:space="preserve">The system is designed to answer questions on a corpus of 2, 419 Wikipedia articles </w:t>
+            </w:r>
+            <w:r>
+              <w:rPr>
+                <w:sz w:val="24"/>
+                <w:szCs w:val="24"/>
+              </w:rPr>
+              <w:t>in HTML format</w:t>
+            </w:r>
+            <w:r>
+              <w:rPr>
+                <w:sz w:val="24"/>
+                <w:szCs w:val="24"/>
+              </w:rPr>
+              <w:t>. These are written in Eng</w:t>
+            </w:r>
+            <w:r>
+              <w:rPr>
+                <w:sz w:val="24"/>
+                <w:szCs w:val="24"/>
+              </w:rPr>
+              <w:t>l</w:t>
+            </w:r>
+            <w:r>
+              <w:rPr>
+                <w:sz w:val="24"/>
+                <w:szCs w:val="24"/>
+              </w:rPr>
+              <w:t>ish</w:t>
+            </w:r>
+            <w:r>
+              <w:rPr>
+                <w:sz w:val="24"/>
+                <w:szCs w:val="24"/>
+              </w:rPr>
+              <w:t>,</w:t>
+            </w:r>
+            <w:r>
+              <w:rPr>
+                <w:sz w:val="24"/>
+                <w:szCs w:val="24"/>
+              </w:rPr>
+              <w:t xml:space="preserve"> and they cover significant </w:t>
+            </w:r>
+            <w:r>
+              <w:rPr>
+                <w:sz w:val="24"/>
+                <w:szCs w:val="24"/>
+              </w:rPr>
+              <w:t xml:space="preserve">people, places, and topics. </w:t>
+            </w:r>
+            <w:r>
+              <w:rPr>
+                <w:sz w:val="24"/>
+                <w:szCs w:val="24"/>
+              </w:rPr>
+              <w:t xml:space="preserve">The system </w:t>
+            </w:r>
+            <w:r>
+              <w:rPr>
+                <w:sz w:val="24"/>
+                <w:szCs w:val="24"/>
+              </w:rPr>
+              <w:t>should always generate answers based on the</w:t>
+            </w:r>
+            <w:r>
+              <w:rPr>
+                <w:sz w:val="24"/>
+                <w:szCs w:val="24"/>
+              </w:rPr>
+              <w:t xml:space="preserve"> HTML files it is provided, never from its own internal training knowledge. </w:t>
+            </w:r>
+            <w:r>
+              <w:rPr>
+                <w:sz w:val="24"/>
+                <w:szCs w:val="24"/>
+              </w:rPr>
+              <w:t>It must never fabricate an ans</w:t>
+            </w:r>
+            <w:r>
+              <w:rPr>
+                <w:sz w:val="24"/>
+                <w:szCs w:val="24"/>
+              </w:rPr>
+              <w:t>wer or citation</w:t>
+            </w:r>
+            <w:r>
+              <w:rPr>
+                <w:sz w:val="24"/>
+                <w:szCs w:val="24"/>
+              </w:rPr>
+              <w:t xml:space="preserve"> and must honestly decline to answer when the information required is not at hand. </w:t>
+            </w:r>
+            <w:r>
+              <w:rPr>
+                <w:sz w:val="24"/>
+                <w:szCs w:val="24"/>
+              </w:rPr>
+              <w:t>The baseline retrieval system</w:t>
+            </w:r>
+            <w:r>
+              <w:rPr>
+                <w:sz w:val="24"/>
+                <w:szCs w:val="24"/>
+              </w:rPr>
+              <w:t xml:space="preserve"> uses </w:t>
+            </w:r>
+            <w:r>
+              <w:rPr>
+                <w:sz w:val="24"/>
+                <w:szCs w:val="24"/>
+              </w:rPr>
+              <w:t>simple text extraction from</w:t>
+            </w:r>
+            <w:r>
+              <w:rPr>
+                <w:sz w:val="24"/>
+                <w:szCs w:val="24"/>
+              </w:rPr>
+              <w:t xml:space="preserve"> the HTML files </w:t>
+            </w:r>
+            <w:r>
+              <w:rPr>
+                <w:sz w:val="24"/>
+                <w:szCs w:val="24"/>
+              </w:rPr>
+              <w:t>t</w:t>
+            </w:r>
+            <w:r>
+              <w:rPr>
+                <w:sz w:val="24"/>
+                <w:szCs w:val="24"/>
+              </w:rPr>
+              <w:t>o create a</w:t>
+            </w:r>
+            <w:r>
+              <w:rPr>
+                <w:sz w:val="24"/>
+                <w:szCs w:val="24"/>
+              </w:rPr>
+              <w:t>n in-memory database of text entries and a</w:t>
+            </w:r>
+            <w:r>
+              <w:rPr>
+                <w:sz w:val="24"/>
+                <w:szCs w:val="24"/>
+              </w:rPr>
+              <w:t xml:space="preserve"> persistent database of vector embeddings. It uses </w:t>
+            </w:r>
+            <w:r>
+              <w:rPr>
+                <w:sz w:val="24"/>
+                <w:szCs w:val="24"/>
+              </w:rPr>
+              <w:t>a hybrid retriever consisting of BM25 keyword search, semantic search using vector embeddings</w:t>
+            </w:r>
+            <w:r>
+              <w:rPr>
+                <w:sz w:val="24"/>
+                <w:szCs w:val="24"/>
+              </w:rPr>
+              <w:t>, and an algorithm to weight and merge results</w:t>
+            </w:r>
+            <w:r>
+              <w:rPr>
+                <w:sz w:val="24"/>
+                <w:szCs w:val="24"/>
+              </w:rPr>
+              <w:t>, which are then passed as whole article text documents to the LLM as context</w:t>
+            </w:r>
+            <w:r>
+              <w:rPr>
+                <w:sz w:val="24"/>
+                <w:szCs w:val="24"/>
+              </w:rPr>
+              <w:t xml:space="preserve"> for the user</w:t>
+            </w:r>
+            <w:r>
+              <w:rPr>
+                <w:sz w:val="24"/>
+                <w:szCs w:val="24"/>
+              </w:rPr>
+              <w:t>’s</w:t>
+            </w:r>
+            <w:r>
+              <w:rPr>
+                <w:sz w:val="24"/>
+                <w:szCs w:val="24"/>
+              </w:rPr>
+              <w:t xml:space="preserve"> query. </w:t>
+            </w:r>
+            <w:r>
+              <w:rPr>
+                <w:sz w:val="24"/>
+                <w:szCs w:val="24"/>
+              </w:rPr>
+              <w:t xml:space="preserve"> </w:t>
+            </w:r>
+            <w:r>
+              <w:rPr>
+                <w:sz w:val="24"/>
+                <w:szCs w:val="24"/>
+              </w:rPr>
+              <w:t xml:space="preserve"> </w:t>
+            </w:r>
           </w:p>
         </w:tc>
       </w:tr>
@@ -526,16 +720,439 @@
                 <w:sz w:val="24"/>
                 <w:szCs w:val="24"/>
               </w:rPr>
-              <w:t>Response:</w:t>
-            </w:r>
-          </w:p>
-          <w:p>
-            <w:pPr>
-              <w:rPr>
-                <w:sz w:val="24"/>
-                <w:szCs w:val="24"/>
-              </w:rPr>
-            </w:pPr>
+              <w:t xml:space="preserve">The system should handle </w:t>
+            </w:r>
+            <w:r>
+              <w:rPr>
+                <w:sz w:val="24"/>
+                <w:szCs w:val="24"/>
+              </w:rPr>
+              <w:t xml:space="preserve">common queries posed by users of Wikipedia, as documented by </w:t>
+            </w:r>
+            <w:r>
+              <w:rPr>
+                <w:sz w:val="24"/>
+                <w:szCs w:val="24"/>
+              </w:rPr>
+              <w:t>Singer, Lemmerich, West, Zia, Wulczyn, Strohmaier, and Leskovec</w:t>
+            </w:r>
+            <w:r>
+              <w:rPr>
+                <w:sz w:val="24"/>
+                <w:szCs w:val="24"/>
+              </w:rPr>
+              <w:t xml:space="preserve"> in their foundational </w:t>
+            </w:r>
+            <w:r>
+              <w:rPr>
+                <w:sz w:val="24"/>
+                <w:szCs w:val="24"/>
+              </w:rPr>
+              <w:t xml:space="preserve">2017 </w:t>
+            </w:r>
+            <w:r>
+              <w:rPr>
+                <w:sz w:val="24"/>
+                <w:szCs w:val="24"/>
+              </w:rPr>
+              <w:t>paper “</w:t>
+            </w:r>
+            <w:r>
+              <w:rPr>
+                <w:sz w:val="24"/>
+                <w:szCs w:val="24"/>
+              </w:rPr>
+              <w:t>Why We Read Wikipedia"</w:t>
+            </w:r>
+            <w:r>
+              <w:rPr>
+                <w:sz w:val="24"/>
+                <w:szCs w:val="24"/>
+              </w:rPr>
+              <w:t xml:space="preserve">, presented at the </w:t>
+            </w:r>
+            <w:r>
+              <w:rPr>
+                <w:sz w:val="24"/>
+                <w:szCs w:val="24"/>
+              </w:rPr>
+              <w:t>Proceedings of the 26th International Conference on World Wide Web</w:t>
+            </w:r>
+            <w:r>
+              <w:rPr>
+                <w:sz w:val="24"/>
+                <w:szCs w:val="24"/>
+              </w:rPr>
+              <w:t>, available at</w:t>
+            </w:r>
+            <w:r>
+              <w:rPr>
+                <w:sz w:val="24"/>
+                <w:szCs w:val="24"/>
+              </w:rPr>
+              <w:t xml:space="preserve"> </w:t>
+            </w:r>
+            <w:hyperlink r:id="rId8" w:history="1">
+              <w:r>
+                <w:rPr>
+                  <w:rStyle w:val="Hyperlink"/>
+                  <w:sz w:val="24"/>
+                  <w:szCs w:val="24"/>
+                </w:rPr>
+                <w:t>https://arxiv.org/abs/1702.05379</w:t>
+              </w:r>
+            </w:hyperlink>
+            <w:r>
+              <w:rPr>
+                <w:sz w:val="24"/>
+                <w:szCs w:val="24"/>
+              </w:rPr>
+              <w:t xml:space="preserve">. </w:t>
+            </w:r>
+            <w:r>
+              <w:rPr>
+                <w:sz w:val="24"/>
+                <w:szCs w:val="24"/>
+              </w:rPr>
+              <w:br/>
+            </w:r>
+            <w:r>
+              <w:rPr>
+                <w:sz w:val="24"/>
+                <w:szCs w:val="24"/>
+              </w:rPr>
+              <w:br/>
+            </w:r>
+            <w:r>
+              <w:rPr>
+                <w:sz w:val="24"/>
+                <w:szCs w:val="24"/>
+              </w:rPr>
+              <w:t xml:space="preserve">This means handling the different dimensions of </w:t>
+            </w:r>
+            <w:r>
+              <w:rPr>
+                <w:sz w:val="24"/>
+                <w:szCs w:val="24"/>
+              </w:rPr>
+              <w:t>Singer and Lemmerich’s taxonomy</w:t>
+            </w:r>
+            <w:r>
+              <w:rPr>
+                <w:sz w:val="24"/>
+                <w:szCs w:val="24"/>
+              </w:rPr>
+              <w:t xml:space="preserve">, </w:t>
+            </w:r>
+            <w:r>
+              <w:rPr>
+                <w:b/>
+                <w:bCs/>
+                <w:sz w:val="24"/>
+                <w:szCs w:val="24"/>
+              </w:rPr>
+              <w:t xml:space="preserve">including </w:t>
+            </w:r>
+            <w:r>
+              <w:rPr>
+                <w:b/>
+                <w:bCs/>
+                <w:sz w:val="24"/>
+                <w:szCs w:val="24"/>
+              </w:rPr>
+              <w:t xml:space="preserve">information need </w:t>
+            </w:r>
+            <w:r>
+              <w:rPr>
+                <w:sz w:val="24"/>
+                <w:szCs w:val="24"/>
+              </w:rPr>
+              <w:t>(simple fact lookup, getting on overview</w:t>
+            </w:r>
+            <w:r>
+              <w:rPr>
+                <w:sz w:val="24"/>
+                <w:szCs w:val="24"/>
+              </w:rPr>
+              <w:t xml:space="preserve"> of a topic</w:t>
+            </w:r>
+            <w:r>
+              <w:rPr>
+                <w:sz w:val="24"/>
+                <w:szCs w:val="24"/>
+              </w:rPr>
+              <w:t>, or getting an in-depth understanding</w:t>
+            </w:r>
+            <w:r>
+              <w:rPr>
+                <w:sz w:val="24"/>
+                <w:szCs w:val="24"/>
+              </w:rPr>
+              <w:t xml:space="preserve"> of a topic), </w:t>
+            </w:r>
+            <w:r>
+              <w:rPr>
+                <w:b/>
+                <w:bCs/>
+                <w:sz w:val="24"/>
+                <w:szCs w:val="24"/>
+              </w:rPr>
+              <w:t>motivation</w:t>
+            </w:r>
+            <w:r>
+              <w:rPr>
+                <w:sz w:val="24"/>
+                <w:szCs w:val="24"/>
+              </w:rPr>
+              <w:t xml:space="preserve"> (work or school assignment</w:t>
+            </w:r>
+            <w:r>
+              <w:rPr>
+                <w:sz w:val="24"/>
+                <w:szCs w:val="24"/>
+              </w:rPr>
+              <w:t>;</w:t>
+            </w:r>
+            <w:r>
+              <w:rPr>
+                <w:sz w:val="24"/>
+                <w:szCs w:val="24"/>
+              </w:rPr>
+              <w:t xml:space="preserve"> making a personal decision such as </w:t>
+            </w:r>
+            <w:r>
+              <w:rPr>
+                <w:sz w:val="24"/>
+                <w:szCs w:val="24"/>
+              </w:rPr>
+              <w:t>buying a book or choosing a travel destination</w:t>
+            </w:r>
+            <w:r>
+              <w:rPr>
+                <w:sz w:val="24"/>
+                <w:szCs w:val="24"/>
+              </w:rPr>
+              <w:t>;</w:t>
+            </w:r>
+            <w:r>
+              <w:rPr>
+                <w:sz w:val="24"/>
+                <w:szCs w:val="24"/>
+              </w:rPr>
+              <w:t xml:space="preserve"> </w:t>
+            </w:r>
+            <w:r>
+              <w:rPr>
+                <w:sz w:val="24"/>
+                <w:szCs w:val="24"/>
+              </w:rPr>
+              <w:t>getting information on a topic referenced in media such as TV</w:t>
+            </w:r>
+            <w:r>
+              <w:rPr>
+                <w:sz w:val="24"/>
+                <w:szCs w:val="24"/>
+              </w:rPr>
+              <w:t xml:space="preserve">, a book, a film; </w:t>
+            </w:r>
+            <w:r>
+              <w:rPr>
+                <w:sz w:val="24"/>
+                <w:szCs w:val="24"/>
+              </w:rPr>
+              <w:t>finding out about a topic that came up in conversation; satisfying</w:t>
+            </w:r>
+            <w:r>
+              <w:rPr>
+                <w:sz w:val="24"/>
+                <w:szCs w:val="24"/>
+              </w:rPr>
+              <w:t xml:space="preserve"> boredom or random curiosity; </w:t>
+            </w:r>
+            <w:r>
+              <w:rPr>
+                <w:sz w:val="24"/>
+                <w:szCs w:val="24"/>
+              </w:rPr>
+              <w:t>or a desire for deep learning</w:t>
+            </w:r>
+            <w:r>
+              <w:rPr>
+                <w:sz w:val="24"/>
+                <w:szCs w:val="24"/>
+              </w:rPr>
+              <w:t xml:space="preserve">), and </w:t>
+            </w:r>
+            <w:r>
+              <w:rPr>
+                <w:b/>
+                <w:bCs/>
+                <w:sz w:val="24"/>
+                <w:szCs w:val="24"/>
+              </w:rPr>
+              <w:t xml:space="preserve">prior knowledge </w:t>
+            </w:r>
+            <w:r>
+              <w:rPr>
+                <w:sz w:val="24"/>
+                <w:szCs w:val="24"/>
+              </w:rPr>
+              <w:t>(</w:t>
+            </w:r>
+            <w:r>
+              <w:rPr>
+                <w:sz w:val="24"/>
+                <w:szCs w:val="24"/>
+              </w:rPr>
+              <w:t xml:space="preserve">familiar with the subject or learning about it for the first time). </w:t>
+            </w:r>
+            <w:r>
+              <w:rPr>
+                <w:sz w:val="24"/>
+                <w:szCs w:val="24"/>
+              </w:rPr>
+              <w:t xml:space="preserve">Each user scenario manifests itself differently in the way that questions are posed and what type of response is expected. </w:t>
+            </w:r>
+            <w:r>
+              <w:rPr>
+                <w:sz w:val="24"/>
+                <w:szCs w:val="24"/>
+              </w:rPr>
+              <w:br/>
+            </w:r>
+            <w:r>
+              <w:rPr>
+                <w:sz w:val="24"/>
+                <w:szCs w:val="24"/>
+              </w:rPr>
+              <w:br/>
+            </w:r>
+            <w:r>
+              <w:rPr>
+                <w:sz w:val="24"/>
+                <w:szCs w:val="24"/>
+              </w:rPr>
+              <w:t>The system should be able to handle all the</w:t>
+            </w:r>
+            <w:r>
+              <w:rPr>
+                <w:sz w:val="24"/>
+                <w:szCs w:val="24"/>
+              </w:rPr>
+              <w:t>se scenarios</w:t>
+            </w:r>
+            <w:r>
+              <w:rPr>
+                <w:sz w:val="24"/>
+                <w:szCs w:val="24"/>
+              </w:rPr>
+              <w:t xml:space="preserve">. It also needs to be able </w:t>
+            </w:r>
+            <w:r>
+              <w:rPr>
+                <w:sz w:val="24"/>
+                <w:szCs w:val="24"/>
+              </w:rPr>
+              <w:t xml:space="preserve">to </w:t>
+            </w:r>
+            <w:r>
+              <w:rPr>
+                <w:sz w:val="24"/>
+                <w:szCs w:val="24"/>
+              </w:rPr>
+              <w:t>handle</w:t>
+            </w:r>
+            <w:r>
+              <w:rPr>
+                <w:sz w:val="24"/>
+                <w:szCs w:val="24"/>
+              </w:rPr>
+              <w:t xml:space="preserve"> problematic queries </w:t>
+            </w:r>
+            <w:r>
+              <w:rPr>
+                <w:sz w:val="24"/>
+                <w:szCs w:val="24"/>
+              </w:rPr>
+              <w:t xml:space="preserve">honestly and </w:t>
+            </w:r>
+            <w:r>
+              <w:rPr>
+                <w:sz w:val="24"/>
+                <w:szCs w:val="24"/>
+              </w:rPr>
+              <w:t xml:space="preserve">gracefully, such as when the question is ambiguous, is based on a false </w:t>
+            </w:r>
+            <w:r>
+              <w:rPr>
+                <w:sz w:val="24"/>
+                <w:szCs w:val="24"/>
+              </w:rPr>
+              <w:t>p</w:t>
+            </w:r>
+            <w:r>
+              <w:rPr>
+                <w:sz w:val="24"/>
+                <w:szCs w:val="24"/>
+              </w:rPr>
+              <w:t>remise,</w:t>
+            </w:r>
+            <w:r>
+              <w:rPr>
+                <w:sz w:val="24"/>
+                <w:szCs w:val="24"/>
+              </w:rPr>
+              <w:t xml:space="preserve"> </w:t>
+            </w:r>
+            <w:r>
+              <w:rPr>
+                <w:sz w:val="24"/>
+                <w:szCs w:val="24"/>
+              </w:rPr>
+              <w:t xml:space="preserve">or </w:t>
+            </w:r>
+            <w:r>
+              <w:rPr>
+                <w:sz w:val="24"/>
+                <w:szCs w:val="24"/>
+              </w:rPr>
+              <w:t>is simply unanswerable from the corpus</w:t>
+            </w:r>
+            <w:r>
+              <w:rPr>
+                <w:sz w:val="24"/>
+                <w:szCs w:val="24"/>
+              </w:rPr>
+              <w:t xml:space="preserve">, whether the information is missing entirely from the corpus or </w:t>
+            </w:r>
+            <w:r>
+              <w:rPr>
+                <w:sz w:val="24"/>
+                <w:szCs w:val="24"/>
+              </w:rPr>
+              <w:t>is</w:t>
+            </w:r>
+            <w:r>
+              <w:rPr>
+                <w:sz w:val="24"/>
+                <w:szCs w:val="24"/>
+              </w:rPr>
+              <w:t xml:space="preserve"> stale or out-of-date</w:t>
+            </w:r>
+            <w:r>
+              <w:rPr>
+                <w:sz w:val="24"/>
+                <w:szCs w:val="24"/>
+              </w:rPr>
+              <w:t xml:space="preserve">. </w:t>
+            </w:r>
+            <w:r>
+              <w:rPr>
+                <w:sz w:val="24"/>
+                <w:szCs w:val="24"/>
+              </w:rPr>
+              <w:t xml:space="preserve"> </w:t>
+            </w:r>
           </w:p>
         </w:tc>
       </w:tr>
@@ -746,17 +1363,435 @@
                 <w:sz w:val="24"/>
                 <w:szCs w:val="24"/>
               </w:rPr>
-              <w:t>Response:</w:t>
-            </w:r>
-          </w:p>
-          <w:p>
-            <w:pPr>
-              <w:spacing w:after="120"/>
-              <w:rPr>
-                <w:sz w:val="24"/>
-                <w:szCs w:val="24"/>
-              </w:rPr>
-            </w:pPr>
+              <w:lastRenderedPageBreak/>
+              <w:t xml:space="preserve">The system uses three sets of criteria </w:t>
+            </w:r>
+            <w:r>
+              <w:rPr>
+                <w:sz w:val="24"/>
+                <w:szCs w:val="24"/>
+              </w:rPr>
+              <w:t>to measure the performance of the retrieval layer, the generation layer, a</w:t>
+            </w:r>
+            <w:r>
+              <w:rPr>
+                <w:sz w:val="24"/>
+                <w:szCs w:val="24"/>
+              </w:rPr>
+              <w:t xml:space="preserve">nd the overall system. At the </w:t>
+            </w:r>
+            <w:r>
+              <w:rPr>
+                <w:b/>
+                <w:bCs/>
+                <w:sz w:val="24"/>
+                <w:szCs w:val="24"/>
+              </w:rPr>
+              <w:t>retrieval layer</w:t>
+            </w:r>
+            <w:r>
+              <w:rPr>
+                <w:sz w:val="24"/>
+                <w:szCs w:val="24"/>
+              </w:rPr>
+              <w:t xml:space="preserve"> </w:t>
+            </w:r>
+            <w:r>
+              <w:rPr>
+                <w:sz w:val="24"/>
+                <w:szCs w:val="24"/>
+              </w:rPr>
+              <w:t xml:space="preserve">the system </w:t>
+            </w:r>
+            <w:r>
+              <w:rPr>
+                <w:sz w:val="24"/>
+                <w:szCs w:val="24"/>
+              </w:rPr>
+              <w:t xml:space="preserve">should surface the documents </w:t>
+            </w:r>
+            <w:r>
+              <w:rPr>
+                <w:sz w:val="24"/>
+                <w:szCs w:val="24"/>
+              </w:rPr>
+              <w:t xml:space="preserve">which contain the evidence </w:t>
+            </w:r>
+            <w:r>
+              <w:rPr>
+                <w:sz w:val="24"/>
+                <w:szCs w:val="24"/>
+              </w:rPr>
+              <w:t>required to answer the query</w:t>
+            </w:r>
+            <w:r>
+              <w:rPr>
+                <w:sz w:val="24"/>
+                <w:szCs w:val="24"/>
+              </w:rPr>
+              <w:t>, while minimizing the</w:t>
+            </w:r>
+            <w:r>
+              <w:rPr>
+                <w:sz w:val="24"/>
+                <w:szCs w:val="24"/>
+              </w:rPr>
+              <w:t xml:space="preserve"> retrieval of documents which are irrelevant. At the </w:t>
+            </w:r>
+            <w:r>
+              <w:rPr>
+                <w:b/>
+                <w:bCs/>
+                <w:sz w:val="24"/>
+                <w:szCs w:val="24"/>
+              </w:rPr>
+              <w:t>generation layer</w:t>
+            </w:r>
+            <w:r>
+              <w:rPr>
+                <w:sz w:val="24"/>
+                <w:szCs w:val="24"/>
+              </w:rPr>
+              <w:t xml:space="preserve"> the system should</w:t>
+            </w:r>
+            <w:r>
+              <w:rPr>
+                <w:sz w:val="24"/>
+                <w:szCs w:val="24"/>
+              </w:rPr>
+              <w:t xml:space="preserve"> never </w:t>
+            </w:r>
+            <w:r>
+              <w:rPr>
+                <w:sz w:val="24"/>
+                <w:szCs w:val="24"/>
+              </w:rPr>
+              <w:t xml:space="preserve">hallucinate, </w:t>
+            </w:r>
+            <w:r>
+              <w:rPr>
+                <w:sz w:val="24"/>
+                <w:szCs w:val="24"/>
+              </w:rPr>
+              <w:t>fabricate an answer</w:t>
+            </w:r>
+            <w:r>
+              <w:rPr>
+                <w:sz w:val="24"/>
+                <w:szCs w:val="24"/>
+              </w:rPr>
+              <w:t>,</w:t>
+            </w:r>
+            <w:r>
+              <w:rPr>
+                <w:sz w:val="24"/>
+                <w:szCs w:val="24"/>
+              </w:rPr>
+              <w:t xml:space="preserve"> or make unsupported claims, </w:t>
+            </w:r>
+            <w:r>
+              <w:rPr>
+                <w:sz w:val="24"/>
+                <w:szCs w:val="24"/>
+              </w:rPr>
+              <w:t>should answer the question as completely and accurately as possible</w:t>
+            </w:r>
+            <w:r>
+              <w:rPr>
+                <w:sz w:val="24"/>
+                <w:szCs w:val="24"/>
+              </w:rPr>
+              <w:t xml:space="preserve"> </w:t>
+            </w:r>
+            <w:r>
+              <w:rPr>
+                <w:sz w:val="24"/>
+                <w:szCs w:val="24"/>
+              </w:rPr>
+              <w:t>from the retrieved document</w:t>
+            </w:r>
+            <w:r>
+              <w:rPr>
+                <w:sz w:val="24"/>
+                <w:szCs w:val="24"/>
+              </w:rPr>
+              <w:t xml:space="preserve">, </w:t>
+            </w:r>
+            <w:r>
+              <w:rPr>
+                <w:sz w:val="24"/>
+                <w:szCs w:val="24"/>
+              </w:rPr>
+              <w:t>should</w:t>
+            </w:r>
+            <w:r>
+              <w:rPr>
+                <w:sz w:val="24"/>
+                <w:szCs w:val="24"/>
+              </w:rPr>
+              <w:t xml:space="preserve"> answer the question based only on information in the retrieved documents, </w:t>
+            </w:r>
+            <w:r>
+              <w:rPr>
+                <w:sz w:val="24"/>
+                <w:szCs w:val="24"/>
+              </w:rPr>
+              <w:t>should extract citations only from the</w:t>
+            </w:r>
+            <w:r>
+              <w:rPr>
+                <w:sz w:val="24"/>
+                <w:szCs w:val="24"/>
+              </w:rPr>
+              <w:t xml:space="preserve"> retrieved documents, should</w:t>
+            </w:r>
+            <w:r>
+              <w:rPr>
+                <w:sz w:val="24"/>
+                <w:szCs w:val="24"/>
+              </w:rPr>
+              <w:t xml:space="preserve"> only</w:t>
+            </w:r>
+            <w:r>
+              <w:rPr>
+                <w:sz w:val="24"/>
+                <w:szCs w:val="24"/>
+              </w:rPr>
+              <w:t xml:space="preserve"> attribute the citation to the</w:t>
+            </w:r>
+            <w:r>
+              <w:rPr>
+                <w:sz w:val="24"/>
+                <w:szCs w:val="24"/>
+              </w:rPr>
+              <w:t xml:space="preserve"> document in which the citation is found</w:t>
+            </w:r>
+            <w:r>
+              <w:rPr>
+                <w:sz w:val="24"/>
+                <w:szCs w:val="24"/>
+              </w:rPr>
+              <w:t>, and should only include details in the answer which are relevant to the question</w:t>
+            </w:r>
+            <w:r>
+              <w:rPr>
+                <w:sz w:val="24"/>
+                <w:szCs w:val="24"/>
+              </w:rPr>
+              <w:t>.</w:t>
+            </w:r>
+            <w:r>
+              <w:rPr>
+                <w:sz w:val="24"/>
+                <w:szCs w:val="24"/>
+              </w:rPr>
+              <w:t xml:space="preserve"> </w:t>
+            </w:r>
+            <w:r>
+              <w:rPr>
+                <w:sz w:val="24"/>
+                <w:szCs w:val="24"/>
+              </w:rPr>
+              <w:t xml:space="preserve">Performance criteria for the </w:t>
+            </w:r>
+            <w:r>
+              <w:rPr>
+                <w:b/>
+                <w:bCs/>
+                <w:sz w:val="24"/>
+                <w:szCs w:val="24"/>
+              </w:rPr>
+              <w:t xml:space="preserve">overall system </w:t>
+            </w:r>
+            <w:r>
+              <w:rPr>
+                <w:sz w:val="24"/>
+                <w:szCs w:val="24"/>
+              </w:rPr>
+              <w:t xml:space="preserve">include </w:t>
+            </w:r>
+            <w:r>
+              <w:rPr>
+                <w:sz w:val="24"/>
+                <w:szCs w:val="24"/>
+              </w:rPr>
+              <w:t xml:space="preserve">an average </w:t>
+            </w:r>
+            <w:r>
+              <w:rPr>
+                <w:sz w:val="24"/>
+                <w:szCs w:val="24"/>
+              </w:rPr>
+              <w:t xml:space="preserve">response </w:t>
+            </w:r>
+            <w:r>
+              <w:rPr>
+                <w:sz w:val="24"/>
+                <w:szCs w:val="24"/>
+              </w:rPr>
+              <w:t>latency</w:t>
+            </w:r>
+            <w:r>
+              <w:rPr>
+                <w:sz w:val="24"/>
+                <w:szCs w:val="24"/>
+              </w:rPr>
+              <w:t xml:space="preserve"> of </w:t>
+            </w:r>
+            <w:r>
+              <w:rPr>
+                <w:sz w:val="24"/>
+                <w:szCs w:val="24"/>
+              </w:rPr>
+              <w:t xml:space="preserve">no more than </w:t>
+            </w:r>
+            <w:r>
+              <w:rPr>
+                <w:sz w:val="24"/>
+                <w:szCs w:val="24"/>
+              </w:rPr>
+              <w:t xml:space="preserve">5 seconds </w:t>
+            </w:r>
+            <w:r>
+              <w:rPr>
+                <w:sz w:val="24"/>
+                <w:szCs w:val="24"/>
+              </w:rPr>
+              <w:t>per query</w:t>
+            </w:r>
+            <w:r>
+              <w:rPr>
+                <w:sz w:val="24"/>
+                <w:szCs w:val="24"/>
+              </w:rPr>
+              <w:t>,</w:t>
+            </w:r>
+            <w:r>
+              <w:rPr>
+                <w:sz w:val="24"/>
+                <w:szCs w:val="24"/>
+              </w:rPr>
+              <w:t xml:space="preserve"> a</w:t>
+            </w:r>
+            <w:r>
+              <w:rPr>
+                <w:sz w:val="24"/>
+                <w:szCs w:val="24"/>
+              </w:rPr>
+              <w:t>n average</w:t>
+            </w:r>
+            <w:r>
+              <w:rPr>
+                <w:sz w:val="24"/>
+                <w:szCs w:val="24"/>
+              </w:rPr>
+              <w:t xml:space="preserve"> budget </w:t>
+            </w:r>
+            <w:r>
+              <w:rPr>
+                <w:sz w:val="24"/>
+                <w:szCs w:val="24"/>
+              </w:rPr>
+              <w:t>cost</w:t>
+            </w:r>
+            <w:r>
+              <w:rPr>
+                <w:sz w:val="24"/>
+                <w:szCs w:val="24"/>
+              </w:rPr>
+              <w:t xml:space="preserve"> of</w:t>
+            </w:r>
+            <w:r>
+              <w:rPr>
+                <w:sz w:val="24"/>
+                <w:szCs w:val="24"/>
+              </w:rPr>
+              <w:t xml:space="preserve"> </w:t>
+            </w:r>
+            <w:r>
+              <w:rPr>
+                <w:sz w:val="24"/>
+                <w:szCs w:val="24"/>
+              </w:rPr>
+              <w:t xml:space="preserve">running and judging each </w:t>
+            </w:r>
+            <w:r>
+              <w:rPr>
+                <w:sz w:val="24"/>
+                <w:szCs w:val="24"/>
+              </w:rPr>
+              <w:t xml:space="preserve">query of </w:t>
+            </w:r>
+            <w:r>
+              <w:rPr>
+                <w:sz w:val="24"/>
+                <w:szCs w:val="24"/>
+              </w:rPr>
+              <w:t xml:space="preserve">no more than </w:t>
+            </w:r>
+            <w:r>
+              <w:rPr>
+                <w:sz w:val="24"/>
+                <w:szCs w:val="24"/>
+              </w:rPr>
+              <w:t>10</w:t>
+            </w:r>
+            <w:r>
+              <w:rPr>
+                <w:sz w:val="24"/>
+                <w:szCs w:val="24"/>
+              </w:rPr>
+              <w:t xml:space="preserve"> cents</w:t>
+            </w:r>
+            <w:r>
+              <w:rPr>
+                <w:sz w:val="24"/>
+                <w:szCs w:val="24"/>
+              </w:rPr>
+              <w:t>,</w:t>
+            </w:r>
+            <w:r>
+              <w:rPr>
+                <w:sz w:val="24"/>
+                <w:szCs w:val="24"/>
+              </w:rPr>
+              <w:t xml:space="preserve"> and</w:t>
+            </w:r>
+            <w:r>
+              <w:rPr>
+                <w:sz w:val="24"/>
+                <w:szCs w:val="24"/>
+              </w:rPr>
+              <w:t xml:space="preserve"> appropriately declining to answer the question</w:t>
+            </w:r>
+            <w:r>
+              <w:rPr>
+                <w:sz w:val="24"/>
+                <w:szCs w:val="24"/>
+              </w:rPr>
+              <w:t xml:space="preserve"> when</w:t>
+            </w:r>
+            <w:r>
+              <w:rPr>
+                <w:sz w:val="24"/>
+                <w:szCs w:val="24"/>
+              </w:rPr>
+              <w:t xml:space="preserve"> the information</w:t>
+            </w:r>
+            <w:r>
+              <w:rPr>
+                <w:sz w:val="24"/>
+                <w:szCs w:val="24"/>
+              </w:rPr>
+              <w:t xml:space="preserve"> is </w:t>
+            </w:r>
+            <w:r>
+              <w:rPr>
+                <w:sz w:val="24"/>
+                <w:szCs w:val="24"/>
+              </w:rPr>
+              <w:t>not available in the corpus.</w:t>
+            </w:r>
           </w:p>
         </w:tc>
       </w:tr>
@@ -839,16 +1874,345 @@
                 <w:sz w:val="24"/>
                 <w:szCs w:val="24"/>
               </w:rPr>
-              <w:t>Response:</w:t>
-            </w:r>
-          </w:p>
-          <w:p>
-            <w:pPr>
-              <w:rPr>
-                <w:sz w:val="24"/>
-                <w:szCs w:val="24"/>
-              </w:rPr>
-            </w:pPr>
+              <w:t xml:space="preserve">I coded </w:t>
+            </w:r>
+            <w:r>
+              <w:rPr>
+                <w:sz w:val="24"/>
+                <w:szCs w:val="24"/>
+              </w:rPr>
+              <w:t>1</w:t>
+            </w:r>
+            <w:r>
+              <w:rPr>
+                <w:sz w:val="24"/>
+                <w:szCs w:val="24"/>
+              </w:rPr>
+              <w:t>9</w:t>
+            </w:r>
+            <w:r>
+              <w:rPr>
+                <w:sz w:val="24"/>
+                <w:szCs w:val="24"/>
+              </w:rPr>
+              <w:t xml:space="preserve"> metrics in total: 4 retrieval, </w:t>
+            </w:r>
+            <w:r>
+              <w:rPr>
+                <w:sz w:val="24"/>
+                <w:szCs w:val="24"/>
+              </w:rPr>
+              <w:t>1</w:t>
+            </w:r>
+            <w:r>
+              <w:rPr>
+                <w:sz w:val="24"/>
+                <w:szCs w:val="24"/>
+              </w:rPr>
+              <w:t>2</w:t>
+            </w:r>
+            <w:r>
+              <w:rPr>
+                <w:sz w:val="24"/>
+                <w:szCs w:val="24"/>
+              </w:rPr>
+              <w:t xml:space="preserve"> generation, and 3 </w:t>
+            </w:r>
+            <w:r>
+              <w:rPr>
+                <w:sz w:val="24"/>
+                <w:szCs w:val="24"/>
+              </w:rPr>
+              <w:t>system metrics</w:t>
+            </w:r>
+            <w:r>
+              <w:rPr>
+                <w:sz w:val="24"/>
+                <w:szCs w:val="24"/>
+              </w:rPr>
+              <w:t xml:space="preserve">, as follows. </w:t>
+            </w:r>
+            <w:r>
+              <w:rPr>
+                <w:b/>
+                <w:bCs/>
+                <w:sz w:val="24"/>
+                <w:szCs w:val="24"/>
+              </w:rPr>
+              <w:t>Retrieval metrics</w:t>
+            </w:r>
+            <w:r>
+              <w:rPr>
+                <w:sz w:val="24"/>
+                <w:szCs w:val="24"/>
+              </w:rPr>
+              <w:t xml:space="preserve"> include </w:t>
+            </w:r>
+            <w:r>
+              <w:rPr>
+                <w:sz w:val="24"/>
+                <w:szCs w:val="24"/>
+              </w:rPr>
+              <w:t>recall@k</w:t>
+            </w:r>
+            <w:r>
+              <w:rPr>
+                <w:sz w:val="24"/>
+                <w:szCs w:val="24"/>
+              </w:rPr>
+              <w:t xml:space="preserve"> (0 to 1)</w:t>
+            </w:r>
+            <w:r>
+              <w:rPr>
+                <w:sz w:val="24"/>
+                <w:szCs w:val="24"/>
+              </w:rPr>
+              <w:t>, precision@k</w:t>
+            </w:r>
+            <w:r>
+              <w:rPr>
+                <w:sz w:val="24"/>
+                <w:szCs w:val="24"/>
+              </w:rPr>
+              <w:t xml:space="preserve"> (0 to 1)</w:t>
+            </w:r>
+            <w:r>
+              <w:rPr>
+                <w:sz w:val="24"/>
+                <w:szCs w:val="24"/>
+              </w:rPr>
+              <w:t xml:space="preserve">, </w:t>
+            </w:r>
+            <w:r>
+              <w:rPr>
+                <w:sz w:val="24"/>
+                <w:szCs w:val="24"/>
+              </w:rPr>
+              <w:t>strict recall@k (</w:t>
+            </w:r>
+            <w:r>
+              <w:rPr>
+                <w:sz w:val="24"/>
+                <w:szCs w:val="24"/>
+              </w:rPr>
+              <w:t xml:space="preserve">0 or 1), </w:t>
+            </w:r>
+            <w:r>
+              <w:rPr>
+                <w:sz w:val="24"/>
+                <w:szCs w:val="24"/>
+              </w:rPr>
+              <w:t>hit@k (0 or 1)</w:t>
+            </w:r>
+            <w:r>
+              <w:rPr>
+                <w:sz w:val="24"/>
+                <w:szCs w:val="24"/>
+              </w:rPr>
+              <w:t xml:space="preserve">. </w:t>
+            </w:r>
+            <w:r>
+              <w:rPr>
+                <w:b/>
+                <w:bCs/>
+                <w:sz w:val="24"/>
+                <w:szCs w:val="24"/>
+              </w:rPr>
+              <w:t xml:space="preserve">Generation </w:t>
+            </w:r>
+            <w:r>
+              <w:rPr>
+                <w:b/>
+                <w:bCs/>
+                <w:sz w:val="24"/>
+                <w:szCs w:val="24"/>
+              </w:rPr>
+              <w:t>metrics</w:t>
+            </w:r>
+            <w:r>
+              <w:rPr>
+                <w:sz w:val="24"/>
+                <w:szCs w:val="24"/>
+              </w:rPr>
+              <w:t xml:space="preserve"> </w:t>
+            </w:r>
+            <w:r>
+              <w:rPr>
+                <w:sz w:val="24"/>
+                <w:szCs w:val="24"/>
+              </w:rPr>
+              <w:t>include</w:t>
+            </w:r>
+            <w:r>
+              <w:rPr>
+                <w:sz w:val="24"/>
+                <w:szCs w:val="24"/>
+              </w:rPr>
+              <w:t xml:space="preserve"> correctness (pass/fail), graded correctness</w:t>
+            </w:r>
+            <w:r>
+              <w:rPr>
+                <w:sz w:val="24"/>
+                <w:szCs w:val="24"/>
+              </w:rPr>
+              <w:t xml:space="preserve"> (4 levels 0 to 1), aspect coverage (</w:t>
+            </w:r>
+            <w:r>
+              <w:rPr>
+                <w:sz w:val="24"/>
+                <w:szCs w:val="24"/>
+              </w:rPr>
+              <w:t xml:space="preserve">0 to 1), answer relevance (pass/fail), faithfulness (pass/fail), </w:t>
+            </w:r>
+            <w:r>
+              <w:rPr>
+                <w:sz w:val="24"/>
+                <w:szCs w:val="24"/>
+              </w:rPr>
+              <w:t xml:space="preserve">graded groundedness (0 to 1), citation support rate (0 to 1), </w:t>
+            </w:r>
+            <w:r>
+              <w:rPr>
+                <w:sz w:val="24"/>
+                <w:szCs w:val="24"/>
+              </w:rPr>
+              <w:t>chunk attribution (0 to 1), citation precision (0 to 1), unsupported citation rate</w:t>
+            </w:r>
+            <w:r>
+              <w:rPr>
+                <w:sz w:val="24"/>
+                <w:szCs w:val="24"/>
+              </w:rPr>
+              <w:t xml:space="preserve"> (0 to 1), quote fidelity rate (0 to 1), </w:t>
+            </w:r>
+            <w:r>
+              <w:rPr>
+                <w:sz w:val="24"/>
+                <w:szCs w:val="24"/>
+              </w:rPr>
+              <w:t xml:space="preserve">and </w:t>
+            </w:r>
+            <w:r>
+              <w:rPr>
+                <w:sz w:val="24"/>
+                <w:szCs w:val="24"/>
+              </w:rPr>
+              <w:t>quote attribution accuracy (0 to 1)</w:t>
+            </w:r>
+            <w:r>
+              <w:rPr>
+                <w:sz w:val="24"/>
+                <w:szCs w:val="24"/>
+              </w:rPr>
+              <w:t>.</w:t>
+            </w:r>
+            <w:r>
+              <w:rPr>
+                <w:sz w:val="24"/>
+                <w:szCs w:val="24"/>
+              </w:rPr>
+              <w:t xml:space="preserve"> </w:t>
+            </w:r>
+            <w:r>
+              <w:rPr>
+                <w:b/>
+                <w:bCs/>
+                <w:sz w:val="24"/>
+                <w:szCs w:val="24"/>
+              </w:rPr>
+              <w:t>Overall system</w:t>
+            </w:r>
+            <w:r>
+              <w:rPr>
+                <w:sz w:val="24"/>
+                <w:szCs w:val="24"/>
+              </w:rPr>
+              <w:t xml:space="preserve"> metrics</w:t>
+            </w:r>
+            <w:r>
+              <w:rPr>
+                <w:sz w:val="24"/>
+                <w:szCs w:val="24"/>
+              </w:rPr>
+              <w:t xml:space="preserve"> </w:t>
+            </w:r>
+            <w:r>
+              <w:rPr>
+                <w:sz w:val="24"/>
+                <w:szCs w:val="24"/>
+              </w:rPr>
+              <w:t xml:space="preserve">include latency </w:t>
+            </w:r>
+            <w:r>
+              <w:rPr>
+                <w:sz w:val="24"/>
+                <w:szCs w:val="24"/>
+              </w:rPr>
+              <w:t>in seconds, estimated cost in dollars, a</w:t>
+            </w:r>
+            <w:r>
+              <w:rPr>
+                <w:sz w:val="24"/>
+                <w:szCs w:val="24"/>
+              </w:rPr>
+              <w:t>n</w:t>
+            </w:r>
+            <w:r>
+              <w:rPr>
+                <w:sz w:val="24"/>
+                <w:szCs w:val="24"/>
+              </w:rPr>
+              <w:t>d refusal outcome</w:t>
+            </w:r>
+            <w:r>
+              <w:rPr>
+                <w:sz w:val="24"/>
+                <w:szCs w:val="24"/>
+              </w:rPr>
+              <w:t xml:space="preserve"> (1 of 3 categories)</w:t>
+            </w:r>
+            <w:r>
+              <w:rPr>
+                <w:sz w:val="24"/>
+                <w:szCs w:val="24"/>
+              </w:rPr>
+              <w:t xml:space="preserve">. </w:t>
+            </w:r>
+            <w:r>
+              <w:rPr>
+                <w:sz w:val="24"/>
+                <w:szCs w:val="24"/>
+              </w:rPr>
+              <w:t xml:space="preserve">See </w:t>
+            </w:r>
+            <w:r>
+              <w:rPr>
+                <w:sz w:val="24"/>
+                <w:szCs w:val="24"/>
+              </w:rPr>
+              <w:t>Capstone\Checkpoint 3.1\rag_evaluation_guide.html</w:t>
+            </w:r>
+            <w:r>
+              <w:rPr>
+                <w:sz w:val="24"/>
+                <w:szCs w:val="24"/>
+              </w:rPr>
+              <w:t xml:space="preserve"> and </w:t>
+            </w:r>
+            <w:r>
+              <w:rPr>
+                <w:sz w:val="24"/>
+                <w:szCs w:val="24"/>
+              </w:rPr>
+              <w:t>Capstone\Checkpoint 3.1\metric_documentation.md</w:t>
+            </w:r>
+            <w:r>
+              <w:rPr>
+                <w:sz w:val="24"/>
+                <w:szCs w:val="24"/>
+              </w:rPr>
+              <w:t xml:space="preserve"> for details. </w:t>
+            </w:r>
           </w:p>
         </w:tc>
       </w:tr>
@@ -931,17 +2295,240 @@
                 <w:sz w:val="24"/>
                 <w:szCs w:val="24"/>
               </w:rPr>
-              <w:t>Response:</w:t>
-            </w:r>
-          </w:p>
-          <w:p>
-            <w:pPr>
-              <w:spacing w:after="120"/>
-              <w:rPr>
-                <w:sz w:val="24"/>
-                <w:szCs w:val="24"/>
-              </w:rPr>
-            </w:pPr>
+              <w:t>The</w:t>
+            </w:r>
+            <w:r>
+              <w:rPr>
+                <w:sz w:val="24"/>
+                <w:szCs w:val="24"/>
+              </w:rPr>
+              <w:t>re are several limitations in what the system currently measures: there are no metrics to evaluate the rank ordering of</w:t>
+            </w:r>
+            <w:r>
+              <w:rPr>
+                <w:sz w:val="24"/>
+                <w:szCs w:val="24"/>
+              </w:rPr>
+              <w:t xml:space="preserve"> documents retrieved (are more relevant documents ranked more highly than less relevant </w:t>
+            </w:r>
+            <w:r>
+              <w:rPr>
+                <w:sz w:val="24"/>
+                <w:szCs w:val="24"/>
+              </w:rPr>
+              <w:t xml:space="preserve">documents?); there is also no explicit </w:t>
+            </w:r>
+            <w:r>
+              <w:rPr>
+                <w:sz w:val="24"/>
+                <w:szCs w:val="24"/>
+              </w:rPr>
+              <w:t xml:space="preserve">safeguard metric to measure </w:t>
+            </w:r>
+            <w:r>
+              <w:rPr>
+                <w:sz w:val="24"/>
+                <w:szCs w:val="24"/>
+              </w:rPr>
+              <w:t xml:space="preserve">general </w:t>
+            </w:r>
+            <w:r>
+              <w:rPr>
+                <w:sz w:val="24"/>
+                <w:szCs w:val="24"/>
+              </w:rPr>
+              <w:t>hallucinations</w:t>
+            </w:r>
+            <w:r>
+              <w:rPr>
+                <w:sz w:val="24"/>
+                <w:szCs w:val="24"/>
+              </w:rPr>
+              <w:t xml:space="preserve"> (only hallucinations in refusals)</w:t>
+            </w:r>
+            <w:r>
+              <w:rPr>
+                <w:sz w:val="24"/>
+                <w:szCs w:val="24"/>
+              </w:rPr>
+              <w:t>.</w:t>
+            </w:r>
+            <w:r>
+              <w:rPr>
+                <w:sz w:val="24"/>
+                <w:szCs w:val="24"/>
+              </w:rPr>
+              <w:t xml:space="preserve"> </w:t>
+            </w:r>
+            <w:r>
+              <w:rPr>
+                <w:sz w:val="24"/>
+                <w:szCs w:val="24"/>
+              </w:rPr>
+              <w:t xml:space="preserve">And there are no measures which account for </w:t>
+            </w:r>
+            <w:r>
+              <w:rPr>
+                <w:sz w:val="24"/>
+                <w:szCs w:val="24"/>
+              </w:rPr>
+              <w:t xml:space="preserve">session context or long running chats </w:t>
+            </w:r>
+            <w:r>
+              <w:rPr>
+                <w:sz w:val="24"/>
+                <w:szCs w:val="24"/>
+              </w:rPr>
+              <w:t xml:space="preserve">which cause </w:t>
+            </w:r>
+            <w:r>
+              <w:rPr>
+                <w:sz w:val="24"/>
+                <w:szCs w:val="24"/>
+              </w:rPr>
+              <w:t>degraded responses</w:t>
+            </w:r>
+            <w:r>
+              <w:rPr>
+                <w:sz w:val="24"/>
+                <w:szCs w:val="24"/>
+              </w:rPr>
+              <w:t xml:space="preserve"> (at present the system </w:t>
+            </w:r>
+            <w:r>
+              <w:rPr>
+                <w:sz w:val="24"/>
+                <w:szCs w:val="24"/>
+              </w:rPr>
+              <w:t xml:space="preserve">does single question and answer without history, but this should be a future requirement). </w:t>
+            </w:r>
+            <w:r>
+              <w:rPr>
+                <w:sz w:val="24"/>
+                <w:szCs w:val="24"/>
+              </w:rPr>
+              <w:t>Also</w:t>
+            </w:r>
+            <w:r>
+              <w:rPr>
+                <w:sz w:val="24"/>
+                <w:szCs w:val="24"/>
+              </w:rPr>
+              <w:t xml:space="preserve">, presently the system calculates </w:t>
+            </w:r>
+            <w:r>
+              <w:rPr>
+                <w:sz w:val="24"/>
+                <w:szCs w:val="24"/>
+              </w:rPr>
+              <w:t>an average latency in seconds</w:t>
+            </w:r>
+            <w:r>
+              <w:rPr>
+                <w:sz w:val="24"/>
+                <w:szCs w:val="24"/>
+              </w:rPr>
+              <w:t>,</w:t>
+            </w:r>
+            <w:r>
+              <w:rPr>
+                <w:sz w:val="24"/>
+                <w:szCs w:val="24"/>
+              </w:rPr>
+              <w:t xml:space="preserve"> but this takes no account of the distribution of response times</w:t>
+            </w:r>
+            <w:r>
+              <w:rPr>
+                <w:sz w:val="24"/>
+                <w:szCs w:val="24"/>
+              </w:rPr>
+              <w:t xml:space="preserve">: what is needed are percentile calculations such as p95 or p99, as users tend to remember the slowest queries the most. </w:t>
+            </w:r>
+            <w:r>
+              <w:rPr>
+                <w:sz w:val="24"/>
+                <w:szCs w:val="24"/>
+              </w:rPr>
+              <w:t xml:space="preserve">Another limitation of the current harness is </w:t>
+            </w:r>
+            <w:r>
+              <w:rPr>
+                <w:sz w:val="24"/>
+                <w:szCs w:val="24"/>
+              </w:rPr>
+              <w:t xml:space="preserve">LLM variability, </w:t>
+            </w:r>
+            <w:r>
+              <w:rPr>
+                <w:sz w:val="24"/>
+                <w:szCs w:val="24"/>
+              </w:rPr>
+              <w:lastRenderedPageBreak/>
+              <w:t>especially for non-deterministic metrics calc</w:t>
+            </w:r>
+            <w:r>
+              <w:rPr>
+                <w:sz w:val="24"/>
+                <w:szCs w:val="24"/>
+              </w:rPr>
+              <w:t>ulated by the LLM judge: the test harness should run the test suites n times and examine</w:t>
+            </w:r>
+            <w:r>
+              <w:rPr>
+                <w:sz w:val="24"/>
+                <w:szCs w:val="24"/>
+              </w:rPr>
+              <w:t xml:space="preserve"> the spread of non-deterministic metrics</w:t>
+            </w:r>
+            <w:r>
+              <w:rPr>
+                <w:sz w:val="24"/>
+                <w:szCs w:val="24"/>
+              </w:rPr>
+              <w:t xml:space="preserve"> </w:t>
+            </w:r>
+            <w:r>
+              <w:rPr>
+                <w:sz w:val="24"/>
+                <w:szCs w:val="24"/>
+              </w:rPr>
+              <w:t>to account for variability.</w:t>
+            </w:r>
+            <w:r>
+              <w:rPr>
+                <w:sz w:val="24"/>
+                <w:szCs w:val="24"/>
+              </w:rPr>
+              <w:t xml:space="preserve"> Finally, </w:t>
+            </w:r>
+            <w:r>
+              <w:rPr>
+                <w:sz w:val="24"/>
+                <w:szCs w:val="24"/>
+              </w:rPr>
+              <w:t xml:space="preserve">the system </w:t>
+            </w:r>
+            <w:r>
+              <w:rPr>
+                <w:sz w:val="24"/>
+                <w:szCs w:val="24"/>
+              </w:rPr>
+              <w:t xml:space="preserve">does not currently but </w:t>
+            </w:r>
+            <w:r>
+              <w:rPr>
+                <w:sz w:val="24"/>
+                <w:szCs w:val="24"/>
+              </w:rPr>
+              <w:t>should also be able to detect anomalous responses which may be the result of prompt injections</w:t>
+            </w:r>
+            <w:r>
+              <w:rPr>
+                <w:sz w:val="24"/>
+                <w:szCs w:val="24"/>
+              </w:rPr>
+              <w:t xml:space="preserve">. </w:t>
+            </w:r>
           </w:p>
         </w:tc>
       </w:tr>
@@ -1017,17 +2604,225 @@
                 <w:sz w:val="24"/>
                 <w:szCs w:val="24"/>
               </w:rPr>
-              <w:t>Response:</w:t>
-            </w:r>
-          </w:p>
-          <w:p>
-            <w:pPr>
-              <w:spacing w:after="120"/>
-              <w:rPr>
-                <w:sz w:val="24"/>
-                <w:szCs w:val="24"/>
-              </w:rPr>
-            </w:pPr>
+              <w:t xml:space="preserve">The evaluation system </w:t>
+            </w:r>
+            <w:r>
+              <w:rPr>
+                <w:sz w:val="24"/>
+                <w:szCs w:val="24"/>
+              </w:rPr>
+              <w:t>attempts to maintain a balance across retrieval and generation</w:t>
+            </w:r>
+            <w:r>
+              <w:rPr>
+                <w:sz w:val="24"/>
+                <w:szCs w:val="24"/>
+              </w:rPr>
+              <w:t xml:space="preserve"> metrics</w:t>
+            </w:r>
+            <w:r>
+              <w:rPr>
+                <w:sz w:val="24"/>
+                <w:szCs w:val="24"/>
+              </w:rPr>
+              <w:t>. T</w:t>
+            </w:r>
+            <w:r>
+              <w:rPr>
+                <w:sz w:val="24"/>
+                <w:szCs w:val="24"/>
+              </w:rPr>
+              <w:t>hese layers are interdependent</w:t>
+            </w:r>
+            <w:r>
+              <w:rPr>
+                <w:sz w:val="24"/>
+                <w:szCs w:val="24"/>
+              </w:rPr>
+              <w:t>: a</w:t>
+            </w:r>
+            <w:r>
+              <w:rPr>
+                <w:sz w:val="24"/>
+                <w:szCs w:val="24"/>
+              </w:rPr>
+              <w:t>n answer cannot be generated if the relevant documents are not first retrieved; equally, even when all relevant documents are retrieved, the LLM may not</w:t>
+            </w:r>
+            <w:r>
+              <w:rPr>
+                <w:sz w:val="24"/>
+                <w:szCs w:val="24"/>
+              </w:rPr>
+              <w:t xml:space="preserve"> provide an answer to the question the user posed. Given the stochastic and unpredictable nature of Large Language Models, </w:t>
+            </w:r>
+            <w:r>
+              <w:rPr>
+                <w:sz w:val="24"/>
+                <w:szCs w:val="24"/>
+              </w:rPr>
+              <w:t xml:space="preserve">and </w:t>
+            </w:r>
+            <w:r>
+              <w:rPr>
+                <w:sz w:val="24"/>
+                <w:szCs w:val="24"/>
+              </w:rPr>
+              <w:t xml:space="preserve">their proclivity to generate plausible, compelling but </w:t>
+            </w:r>
+            <w:r>
+              <w:rPr>
+                <w:sz w:val="24"/>
+                <w:szCs w:val="24"/>
+              </w:rPr>
+              <w:t xml:space="preserve">fabricated answers, </w:t>
+            </w:r>
+            <w:r>
+              <w:rPr>
+                <w:sz w:val="24"/>
+                <w:szCs w:val="24"/>
+              </w:rPr>
+              <w:t>it is vital to build in checks</w:t>
+            </w:r>
+            <w:r>
+              <w:rPr>
+                <w:sz w:val="24"/>
+                <w:szCs w:val="24"/>
+              </w:rPr>
+              <w:t xml:space="preserve"> </w:t>
+            </w:r>
+            <w:r>
+              <w:rPr>
+                <w:sz w:val="24"/>
+                <w:szCs w:val="24"/>
+              </w:rPr>
+              <w:t>to ensure that all claims are grounded</w:t>
+            </w:r>
+            <w:r>
+              <w:rPr>
+                <w:sz w:val="24"/>
+                <w:szCs w:val="24"/>
+              </w:rPr>
+              <w:t xml:space="preserve">. From the labs we learned that LLMs are prone to </w:t>
+            </w:r>
+            <w:r>
+              <w:rPr>
+                <w:sz w:val="24"/>
+                <w:szCs w:val="24"/>
+              </w:rPr>
+              <w:t>backing up their claims with</w:t>
+            </w:r>
+            <w:r>
+              <w:rPr>
+                <w:sz w:val="24"/>
+                <w:szCs w:val="24"/>
+              </w:rPr>
+              <w:t xml:space="preserve"> fabricated or misattributed quotes, so the evaluation </w:t>
+            </w:r>
+            <w:r>
+              <w:rPr>
+                <w:sz w:val="24"/>
+                <w:szCs w:val="24"/>
+              </w:rPr>
+              <w:t xml:space="preserve">system includes several metrics to guard against this. The </w:t>
+            </w:r>
+            <w:r>
+              <w:rPr>
+                <w:sz w:val="24"/>
+                <w:szCs w:val="24"/>
+              </w:rPr>
+              <w:t>system</w:t>
+            </w:r>
+            <w:r>
+              <w:rPr>
+                <w:sz w:val="24"/>
+                <w:szCs w:val="24"/>
+              </w:rPr>
+              <w:t xml:space="preserve"> also seek</w:t>
+            </w:r>
+            <w:r>
+              <w:rPr>
+                <w:sz w:val="24"/>
+                <w:szCs w:val="24"/>
+              </w:rPr>
+              <w:t>s</w:t>
+            </w:r>
+            <w:r>
+              <w:rPr>
+                <w:sz w:val="24"/>
+                <w:szCs w:val="24"/>
+              </w:rPr>
+              <w:t xml:space="preserve"> a balance between completely automatable</w:t>
+            </w:r>
+            <w:r>
+              <w:rPr>
+                <w:sz w:val="24"/>
+                <w:szCs w:val="24"/>
+              </w:rPr>
+              <w:t>,</w:t>
+            </w:r>
+            <w:r>
+              <w:rPr>
+                <w:sz w:val="24"/>
+                <w:szCs w:val="24"/>
+              </w:rPr>
+              <w:t xml:space="preserve"> d</w:t>
+            </w:r>
+            <w:r>
+              <w:rPr>
+                <w:sz w:val="24"/>
+                <w:szCs w:val="24"/>
+              </w:rPr>
+              <w:t>eterministic</w:t>
+            </w:r>
+            <w:r>
+              <w:rPr>
+                <w:sz w:val="24"/>
+                <w:szCs w:val="24"/>
+              </w:rPr>
+              <w:t xml:space="preserve"> calculations and</w:t>
+            </w:r>
+            <w:r>
+              <w:rPr>
+                <w:sz w:val="24"/>
+                <w:szCs w:val="24"/>
+              </w:rPr>
+              <w:t xml:space="preserve"> LLM-generated metrics</w:t>
+            </w:r>
+            <w:r>
+              <w:rPr>
+                <w:sz w:val="24"/>
+                <w:szCs w:val="24"/>
+              </w:rPr>
+              <w:t xml:space="preserve"> that require human review</w:t>
+            </w:r>
+            <w:r>
+              <w:rPr>
+                <w:sz w:val="24"/>
+                <w:szCs w:val="24"/>
+              </w:rPr>
+              <w:t xml:space="preserve">. </w:t>
+            </w:r>
+            <w:r>
+              <w:rPr>
+                <w:sz w:val="24"/>
+                <w:szCs w:val="24"/>
+              </w:rPr>
+              <w:t>Finally, the system must</w:t>
+            </w:r>
+            <w:r>
+              <w:rPr>
+                <w:sz w:val="24"/>
+                <w:szCs w:val="24"/>
+              </w:rPr>
+              <w:t xml:space="preserve"> exhibit acceptable response times and</w:t>
+            </w:r>
+            <w:r>
+              <w:rPr>
+                <w:sz w:val="24"/>
+                <w:szCs w:val="24"/>
+              </w:rPr>
+              <w:t xml:space="preserve"> fall within budget. </w:t>
+            </w:r>
           </w:p>
         </w:tc>
       </w:tr>
@@ -1211,6 +3006,7 @@
           </w:tcPr>
           <w:p>
             <w:pPr>
+              <w:spacing w:after="120"/>
               <w:rPr>
                 <w:sz w:val="24"/>
                 <w:szCs w:val="24"/>
@@ -1221,7 +3017,102 @@
                 <w:sz w:val="24"/>
                 <w:szCs w:val="24"/>
               </w:rPr>
-              <w:t>Response:</w:t>
+              <w:t>To generate a golden test suite</w:t>
+            </w:r>
+            <w:r>
+              <w:rPr>
+                <w:sz w:val="24"/>
+                <w:szCs w:val="24"/>
+              </w:rPr>
+              <w:t>,</w:t>
+            </w:r>
+            <w:r>
+              <w:rPr>
+                <w:sz w:val="24"/>
+                <w:szCs w:val="24"/>
+              </w:rPr>
+              <w:t xml:space="preserve"> I used my 15 hand-crafted queries from Checkpoint 2.1 </w:t>
+            </w:r>
+            <w:r>
+              <w:rPr>
+                <w:sz w:val="24"/>
+                <w:szCs w:val="24"/>
+              </w:rPr>
+              <w:t xml:space="preserve">codified as </w:t>
+            </w:r>
+            <w:r>
+              <w:rPr>
+                <w:sz w:val="24"/>
+                <w:szCs w:val="24"/>
+              </w:rPr>
+              <w:t xml:space="preserve">Checkpoint 2.1\golden_suite_2.1.json </w:t>
+            </w:r>
+            <w:r>
+              <w:rPr>
+                <w:sz w:val="24"/>
+                <w:szCs w:val="24"/>
+              </w:rPr>
+              <w:t>and added 1</w:t>
+            </w:r>
+            <w:r>
+              <w:rPr>
+                <w:sz w:val="24"/>
+                <w:szCs w:val="24"/>
+              </w:rPr>
+              <w:t>8</w:t>
+            </w:r>
+            <w:r>
+              <w:rPr>
+                <w:sz w:val="24"/>
+                <w:szCs w:val="24"/>
+              </w:rPr>
+              <w:t xml:space="preserve"> automatically generated queries</w:t>
+            </w:r>
+            <w:r>
+              <w:rPr>
+                <w:sz w:val="24"/>
+                <w:szCs w:val="24"/>
+              </w:rPr>
+              <w:t xml:space="preserve"> codified as</w:t>
+            </w:r>
+            <w:r>
+              <w:t xml:space="preserve"> </w:t>
+            </w:r>
+            <w:r>
+              <w:rPr>
+                <w:sz w:val="24"/>
+                <w:szCs w:val="24"/>
+              </w:rPr>
+              <w:lastRenderedPageBreak/>
+              <w:t>golden_suite.subset.wholecorpus.json</w:t>
+            </w:r>
+            <w:r>
+              <w:rPr>
+                <w:sz w:val="24"/>
+                <w:szCs w:val="24"/>
+              </w:rPr>
+              <w:t>. To emulate the process which Professor Armando has discussed in class, I g</w:t>
+            </w:r>
+            <w:r>
+              <w:rPr>
+                <w:sz w:val="24"/>
+                <w:szCs w:val="24"/>
+              </w:rPr>
+              <w:t xml:space="preserve">enerated </w:t>
+            </w:r>
+            <w:r>
+              <w:rPr>
+                <w:sz w:val="24"/>
+                <w:szCs w:val="24"/>
+              </w:rPr>
+              <w:t xml:space="preserve">these files </w:t>
+            </w:r>
+            <w:r>
+              <w:rPr>
+                <w:sz w:val="24"/>
+                <w:szCs w:val="24"/>
+              </w:rPr>
+              <w:t xml:space="preserve">as follows. </w:t>
             </w:r>
           </w:p>
           <w:p>
@@ -1232,6 +3123,874 @@
                 <w:szCs w:val="24"/>
               </w:rPr>
             </w:pPr>
+            <w:r>
+              <w:rPr>
+                <w:sz w:val="24"/>
+                <w:szCs w:val="24"/>
+              </w:rPr>
+              <w:t xml:space="preserve">Firstly, I used my own Anthropic API key and Claude Opus to </w:t>
+            </w:r>
+            <w:r>
+              <w:rPr>
+                <w:sz w:val="24"/>
+                <w:szCs w:val="24"/>
+              </w:rPr>
+              <w:t xml:space="preserve">generate </w:t>
+            </w:r>
+            <w:r>
+              <w:rPr>
+                <w:sz w:val="24"/>
+                <w:szCs w:val="24"/>
+              </w:rPr>
+              <w:t xml:space="preserve">a prompt </w:t>
+            </w:r>
+            <w:r>
+              <w:rPr>
+                <w:sz w:val="24"/>
+                <w:szCs w:val="24"/>
+              </w:rPr>
+              <w:t>to</w:t>
+            </w:r>
+            <w:r>
+              <w:rPr>
+                <w:sz w:val="24"/>
+                <w:szCs w:val="24"/>
+              </w:rPr>
+              <w:t xml:space="preserve"> </w:t>
+            </w:r>
+            <w:r>
+              <w:rPr>
+                <w:sz w:val="24"/>
+                <w:szCs w:val="24"/>
+              </w:rPr>
+              <w:t xml:space="preserve">instruct an advanced LLM </w:t>
+            </w:r>
+            <w:r>
+              <w:rPr>
+                <w:sz w:val="24"/>
+                <w:szCs w:val="24"/>
+              </w:rPr>
+              <w:t xml:space="preserve">(Fable) </w:t>
+            </w:r>
+            <w:r>
+              <w:rPr>
+                <w:sz w:val="24"/>
+                <w:szCs w:val="24"/>
+              </w:rPr>
+              <w:t>to create a golden test suite in JSON format of 100 queries, each with a model response and a list of the most relevant HTML files. The prompt instruct</w:t>
+            </w:r>
+            <w:r>
+              <w:rPr>
+                <w:sz w:val="24"/>
+                <w:szCs w:val="24"/>
+              </w:rPr>
+              <w:t>ed</w:t>
+            </w:r>
+            <w:r>
+              <w:rPr>
+                <w:sz w:val="24"/>
+                <w:szCs w:val="24"/>
+              </w:rPr>
+              <w:t xml:space="preserve"> </w:t>
+            </w:r>
+            <w:r>
+              <w:rPr>
+                <w:sz w:val="24"/>
+                <w:szCs w:val="24"/>
+              </w:rPr>
+              <w:t>Fable</w:t>
+            </w:r>
+            <w:r>
+              <w:rPr>
+                <w:sz w:val="24"/>
+                <w:szCs w:val="24"/>
+              </w:rPr>
+              <w:t xml:space="preserve"> to include questions by information need such as fact lookups, triggers such as assignments, and prior familiarity</w:t>
+            </w:r>
+            <w:r>
+              <w:rPr>
+                <w:sz w:val="24"/>
+                <w:szCs w:val="24"/>
+              </w:rPr>
+              <w:t xml:space="preserve">, according to the </w:t>
+            </w:r>
+            <w:r>
+              <w:rPr>
+                <w:sz w:val="24"/>
+                <w:szCs w:val="24"/>
+              </w:rPr>
+              <w:t>Singer/Lemmerich taxonomy</w:t>
+            </w:r>
+            <w:r>
+              <w:rPr>
+                <w:sz w:val="24"/>
+                <w:szCs w:val="24"/>
+              </w:rPr>
+              <w:t xml:space="preserve">. </w:t>
+            </w:r>
+            <w:r>
+              <w:rPr>
+                <w:sz w:val="24"/>
+                <w:szCs w:val="24"/>
+              </w:rPr>
+              <w:t xml:space="preserve">Here is the prompt I used to generate the golden test suite: </w:t>
+            </w:r>
+            <w:r>
+              <w:rPr>
+                <w:sz w:val="24"/>
+                <w:szCs w:val="24"/>
+              </w:rPr>
+              <w:t>golden_suite_generation_prompt.md</w:t>
+            </w:r>
+            <w:r>
+              <w:rPr>
+                <w:sz w:val="24"/>
+                <w:szCs w:val="24"/>
+              </w:rPr>
+              <w:t xml:space="preserve">. </w:t>
+            </w:r>
+          </w:p>
+          <w:p>
+            <w:pPr>
+              <w:spacing w:after="120"/>
+              <w:rPr>
+                <w:sz w:val="24"/>
+                <w:szCs w:val="24"/>
+              </w:rPr>
+            </w:pPr>
+            <w:r>
+              <w:rPr>
+                <w:sz w:val="24"/>
+                <w:szCs w:val="24"/>
+              </w:rPr>
+              <w:t xml:space="preserve">Secondly, </w:t>
+            </w:r>
+            <w:r>
+              <w:rPr>
+                <w:sz w:val="24"/>
+                <w:szCs w:val="24"/>
+              </w:rPr>
+              <w:t>again using my own</w:t>
+            </w:r>
+            <w:r>
+              <w:rPr>
+                <w:sz w:val="24"/>
+                <w:szCs w:val="24"/>
+              </w:rPr>
+              <w:t xml:space="preserve"> Anthropic API key, </w:t>
+            </w:r>
+            <w:r>
+              <w:rPr>
+                <w:sz w:val="24"/>
+                <w:szCs w:val="24"/>
+              </w:rPr>
+              <w:t>I attempted to feed the complete corpus of 2,419 articles into the prompt</w:t>
+            </w:r>
+            <w:r>
+              <w:rPr>
+                <w:sz w:val="24"/>
+                <w:szCs w:val="24"/>
+              </w:rPr>
+              <w:t>,</w:t>
+            </w:r>
+            <w:r>
+              <w:rPr>
+                <w:sz w:val="24"/>
+                <w:szCs w:val="24"/>
+              </w:rPr>
+              <w:t xml:space="preserve"> but</w:t>
+            </w:r>
+            <w:r>
+              <w:rPr>
+                <w:sz w:val="24"/>
+                <w:szCs w:val="24"/>
+              </w:rPr>
+              <w:t xml:space="preserve"> this would have exceeded the context window</w:t>
+            </w:r>
+            <w:r>
+              <w:rPr>
+                <w:sz w:val="24"/>
+                <w:szCs w:val="24"/>
+              </w:rPr>
+              <w:t>,</w:t>
+            </w:r>
+            <w:r>
+              <w:rPr>
+                <w:sz w:val="24"/>
+                <w:szCs w:val="24"/>
+              </w:rPr>
+              <w:t xml:space="preserve"> so I ended up</w:t>
+            </w:r>
+            <w:r>
+              <w:rPr>
+                <w:sz w:val="24"/>
+                <w:szCs w:val="24"/>
+              </w:rPr>
+              <w:t xml:space="preserve"> extract</w:t>
+            </w:r>
+            <w:r>
+              <w:rPr>
+                <w:sz w:val="24"/>
+                <w:szCs w:val="24"/>
+              </w:rPr>
+              <w:t>ing</w:t>
+            </w:r>
+            <w:r>
+              <w:rPr>
+                <w:sz w:val="24"/>
+                <w:szCs w:val="24"/>
+              </w:rPr>
+              <w:t xml:space="preserve"> a themed subset of </w:t>
+            </w:r>
+            <w:r>
+              <w:rPr>
+                <w:sz w:val="24"/>
+                <w:szCs w:val="24"/>
+              </w:rPr>
+              <w:t>60 articles focused on</w:t>
+            </w:r>
+            <w:r>
+              <w:rPr>
+                <w:sz w:val="24"/>
+                <w:szCs w:val="24"/>
+              </w:rPr>
+              <w:t xml:space="preserve"> films and academy awards and provided Fable access to this subset to generate</w:t>
+            </w:r>
+            <w:r>
+              <w:rPr>
+                <w:sz w:val="24"/>
+                <w:szCs w:val="24"/>
+              </w:rPr>
+              <w:t xml:space="preserve"> </w:t>
+            </w:r>
+            <w:r>
+              <w:rPr>
+                <w:sz w:val="24"/>
+                <w:szCs w:val="24"/>
+              </w:rPr>
+              <w:t>my</w:t>
+            </w:r>
+            <w:r>
+              <w:rPr>
+                <w:sz w:val="24"/>
+                <w:szCs w:val="24"/>
+              </w:rPr>
+              <w:t xml:space="preserve"> golden test suite. </w:t>
+            </w:r>
+            <w:r>
+              <w:rPr>
+                <w:sz w:val="24"/>
+                <w:szCs w:val="24"/>
+              </w:rPr>
+              <w:t xml:space="preserve">The Python script to generate the golden test suite is </w:t>
+            </w:r>
+            <w:r>
+              <w:rPr>
+                <w:sz w:val="24"/>
+                <w:szCs w:val="24"/>
+              </w:rPr>
+              <w:t>generate_golden_test_suite.py</w:t>
+            </w:r>
+            <w:r>
+              <w:rPr>
+                <w:sz w:val="24"/>
+                <w:szCs w:val="24"/>
+              </w:rPr>
+              <w:t xml:space="preserve">. </w:t>
+            </w:r>
+            <w:r>
+              <w:rPr>
+                <w:sz w:val="24"/>
+                <w:szCs w:val="24"/>
+              </w:rPr>
+              <w:t xml:space="preserve">To </w:t>
+            </w:r>
+            <w:r>
+              <w:rPr>
+                <w:sz w:val="24"/>
+                <w:szCs w:val="24"/>
+              </w:rPr>
+              <w:t xml:space="preserve">confirm </w:t>
+            </w:r>
+            <w:r>
+              <w:rPr>
+                <w:sz w:val="24"/>
+                <w:szCs w:val="24"/>
+              </w:rPr>
+              <w:t xml:space="preserve">that </w:t>
+            </w:r>
+            <w:r>
+              <w:rPr>
+                <w:sz w:val="24"/>
+                <w:szCs w:val="24"/>
+              </w:rPr>
+              <w:t>every relevant_files entry exist</w:t>
+            </w:r>
+            <w:r>
+              <w:rPr>
+                <w:sz w:val="24"/>
+                <w:szCs w:val="24"/>
+              </w:rPr>
+              <w:t>ed</w:t>
+            </w:r>
+            <w:r>
+              <w:rPr>
+                <w:sz w:val="24"/>
+                <w:szCs w:val="24"/>
+              </w:rPr>
+              <w:t xml:space="preserve"> on disk</w:t>
+            </w:r>
+            <w:r>
+              <w:rPr>
+                <w:sz w:val="24"/>
+                <w:szCs w:val="24"/>
+              </w:rPr>
+              <w:t xml:space="preserve"> and</w:t>
+            </w:r>
+            <w:r>
+              <w:rPr>
+                <w:sz w:val="24"/>
+                <w:szCs w:val="24"/>
+              </w:rPr>
+              <w:t xml:space="preserve"> every supporting_quotes.text appear</w:t>
+            </w:r>
+            <w:r>
+              <w:rPr>
+                <w:sz w:val="24"/>
+                <w:szCs w:val="24"/>
+              </w:rPr>
+              <w:t>ed</w:t>
+            </w:r>
+            <w:r>
+              <w:rPr>
+                <w:sz w:val="24"/>
+                <w:szCs w:val="24"/>
+              </w:rPr>
+              <w:t xml:space="preserve"> as a substring of the source</w:t>
+            </w:r>
+            <w:r>
+              <w:rPr>
+                <w:sz w:val="24"/>
+                <w:szCs w:val="24"/>
+              </w:rPr>
+              <w:t xml:space="preserve">, I ran a validation script </w:t>
+            </w:r>
+            <w:r>
+              <w:rPr>
+                <w:sz w:val="24"/>
+                <w:szCs w:val="24"/>
+              </w:rPr>
+              <w:t>validate_golden_suite.py</w:t>
+            </w:r>
+            <w:r>
+              <w:rPr>
+                <w:sz w:val="24"/>
+                <w:szCs w:val="24"/>
+              </w:rPr>
+              <w:t xml:space="preserve">. </w:t>
+            </w:r>
+            <w:r>
+              <w:rPr>
+                <w:sz w:val="24"/>
+                <w:szCs w:val="24"/>
+              </w:rPr>
+              <w:t xml:space="preserve">The resultant suite </w:t>
+            </w:r>
+            <w:r>
+              <w:rPr>
+                <w:sz w:val="24"/>
+                <w:szCs w:val="24"/>
+              </w:rPr>
+              <w:t xml:space="preserve">of 100 generated queries </w:t>
+            </w:r>
+            <w:r>
+              <w:rPr>
+                <w:sz w:val="24"/>
+                <w:szCs w:val="24"/>
+              </w:rPr>
+              <w:t xml:space="preserve">was written to file </w:t>
+            </w:r>
+            <w:r>
+              <w:rPr>
+                <w:sz w:val="24"/>
+                <w:szCs w:val="24"/>
+              </w:rPr>
+              <w:t>golden_suite.json</w:t>
+            </w:r>
+            <w:r>
+              <w:rPr>
+                <w:sz w:val="24"/>
+                <w:szCs w:val="24"/>
+              </w:rPr>
+              <w:t xml:space="preserve">. </w:t>
+            </w:r>
+            <w:r>
+              <w:rPr>
+                <w:sz w:val="24"/>
+                <w:szCs w:val="24"/>
+              </w:rPr>
+              <w:br/>
+            </w:r>
+            <w:r>
+              <w:rPr>
+                <w:sz w:val="24"/>
+                <w:szCs w:val="24"/>
+              </w:rPr>
+              <w:br/>
+            </w:r>
+            <w:r>
+              <w:rPr>
+                <w:sz w:val="24"/>
+                <w:szCs w:val="24"/>
+              </w:rPr>
+              <w:t xml:space="preserve">Thirdly, for use in a later checkpoint I also asked Claude </w:t>
+            </w:r>
+            <w:r>
+              <w:rPr>
+                <w:sz w:val="24"/>
+                <w:szCs w:val="24"/>
+              </w:rPr>
+              <w:t>O</w:t>
+            </w:r>
+            <w:r>
+              <w:rPr>
+                <w:sz w:val="24"/>
+                <w:szCs w:val="24"/>
+              </w:rPr>
+              <w:t>pus to c</w:t>
+            </w:r>
+            <w:r>
+              <w:rPr>
+                <w:sz w:val="24"/>
+                <w:szCs w:val="24"/>
+              </w:rPr>
+              <w:t>reate a supplementary prompt which instruct</w:t>
+            </w:r>
+            <w:r>
+              <w:rPr>
+                <w:sz w:val="24"/>
+                <w:szCs w:val="24"/>
+              </w:rPr>
+              <w:t>ed</w:t>
+            </w:r>
+            <w:r>
+              <w:rPr>
+                <w:sz w:val="24"/>
+                <w:szCs w:val="24"/>
+              </w:rPr>
+              <w:t xml:space="preserve"> </w:t>
+            </w:r>
+            <w:r>
+              <w:rPr>
+                <w:sz w:val="24"/>
+                <w:szCs w:val="24"/>
+              </w:rPr>
+              <w:t>Fable</w:t>
+            </w:r>
+            <w:r>
+              <w:rPr>
+                <w:sz w:val="24"/>
+                <w:szCs w:val="24"/>
+              </w:rPr>
+              <w:t xml:space="preserve"> to create five long-running sequences of questions and answers, again in JSON format, that simulate</w:t>
+            </w:r>
+            <w:r>
+              <w:rPr>
+                <w:sz w:val="24"/>
+                <w:szCs w:val="24"/>
+              </w:rPr>
+              <w:t>d</w:t>
+            </w:r>
+            <w:r>
+              <w:rPr>
+                <w:sz w:val="24"/>
+                <w:szCs w:val="24"/>
+              </w:rPr>
+              <w:t xml:space="preserve"> the typical question and answer sessions for five different profiles of </w:t>
+            </w:r>
+            <w:r>
+              <w:rPr>
+                <w:sz w:val="24"/>
+                <w:szCs w:val="24"/>
+              </w:rPr>
+              <w:t xml:space="preserve">Wikipedia </w:t>
+            </w:r>
+            <w:r>
+              <w:rPr>
+                <w:sz w:val="24"/>
+                <w:szCs w:val="24"/>
+              </w:rPr>
+              <w:t>users</w:t>
+            </w:r>
+            <w:r>
+              <w:rPr>
+                <w:sz w:val="24"/>
+                <w:szCs w:val="24"/>
+              </w:rPr>
+              <w:t xml:space="preserve">: assignment researcher, </w:t>
+            </w:r>
+            <w:r>
+              <w:rPr>
+                <w:sz w:val="24"/>
+                <w:szCs w:val="24"/>
+              </w:rPr>
+              <w:t xml:space="preserve">settling an argument, late-night wanderer, trip-planner, media-prompted learner. </w:t>
+            </w:r>
+            <w:r>
+              <w:rPr>
+                <w:sz w:val="24"/>
+                <w:szCs w:val="24"/>
+              </w:rPr>
+              <w:t xml:space="preserve">This </w:t>
+            </w:r>
+            <w:r>
+              <w:rPr>
+                <w:sz w:val="24"/>
+                <w:szCs w:val="24"/>
+              </w:rPr>
+              <w:t xml:space="preserve">suite is designed to </w:t>
+            </w:r>
+            <w:r>
+              <w:rPr>
+                <w:sz w:val="24"/>
+                <w:szCs w:val="24"/>
+              </w:rPr>
+              <w:t xml:space="preserve">check for </w:t>
+            </w:r>
+            <w:r>
+              <w:rPr>
+                <w:sz w:val="24"/>
+                <w:szCs w:val="24"/>
+              </w:rPr>
+              <w:t>m</w:t>
+            </w:r>
+            <w:r>
+              <w:rPr>
+                <w:sz w:val="24"/>
+                <w:szCs w:val="24"/>
+              </w:rPr>
+              <w:t xml:space="preserve">ulti-turn retrieval degradation. </w:t>
+            </w:r>
+            <w:r>
+              <w:rPr>
+                <w:sz w:val="24"/>
+                <w:szCs w:val="24"/>
+              </w:rPr>
+              <w:t xml:space="preserve">The </w:t>
+            </w:r>
+            <w:r>
+              <w:rPr>
+                <w:sz w:val="24"/>
+                <w:szCs w:val="24"/>
+              </w:rPr>
+              <w:t xml:space="preserve">prompt to generate the </w:t>
+            </w:r>
+            <w:r>
+              <w:rPr>
+                <w:sz w:val="24"/>
+                <w:szCs w:val="24"/>
+              </w:rPr>
+              <w:t xml:space="preserve">conversation suite is </w:t>
+            </w:r>
+            <w:r>
+              <w:rPr>
+                <w:sz w:val="24"/>
+                <w:szCs w:val="24"/>
+              </w:rPr>
+              <w:t>conversation_suite_generation_prompt_v2.md</w:t>
+            </w:r>
+            <w:r>
+              <w:rPr>
+                <w:sz w:val="24"/>
+                <w:szCs w:val="24"/>
+              </w:rPr>
+              <w:t xml:space="preserve">. </w:t>
+            </w:r>
+            <w:r>
+              <w:rPr>
+                <w:sz w:val="24"/>
+                <w:szCs w:val="24"/>
+              </w:rPr>
+              <w:br/>
+            </w:r>
+            <w:r>
+              <w:rPr>
+                <w:sz w:val="24"/>
+                <w:szCs w:val="24"/>
+              </w:rPr>
+              <w:br/>
+              <w:t xml:space="preserve">Fourthly, </w:t>
+            </w:r>
+            <w:r>
+              <w:rPr>
+                <w:sz w:val="24"/>
+                <w:szCs w:val="24"/>
+              </w:rPr>
+              <w:t>so as not to abuse course credits</w:t>
+            </w:r>
+            <w:r>
+              <w:rPr>
+                <w:sz w:val="24"/>
+                <w:szCs w:val="24"/>
+              </w:rPr>
+              <w:t>,</w:t>
+            </w:r>
+            <w:r>
+              <w:rPr>
+                <w:sz w:val="24"/>
+                <w:szCs w:val="24"/>
+              </w:rPr>
+              <w:t xml:space="preserve"> </w:t>
+            </w:r>
+            <w:r>
+              <w:rPr>
+                <w:sz w:val="24"/>
+                <w:szCs w:val="24"/>
+              </w:rPr>
+              <w:t xml:space="preserve">I used Claude Code to </w:t>
+            </w:r>
+            <w:r>
+              <w:rPr>
+                <w:sz w:val="24"/>
+                <w:szCs w:val="24"/>
+              </w:rPr>
+              <w:t>extract</w:t>
+            </w:r>
+            <w:r>
+              <w:rPr>
+                <w:sz w:val="24"/>
+                <w:szCs w:val="24"/>
+              </w:rPr>
+              <w:t xml:space="preserve"> 18 </w:t>
+            </w:r>
+            <w:r>
+              <w:rPr>
+                <w:sz w:val="24"/>
+                <w:szCs w:val="24"/>
+              </w:rPr>
+              <w:t xml:space="preserve">representative </w:t>
+            </w:r>
+            <w:r>
+              <w:rPr>
+                <w:sz w:val="24"/>
+                <w:szCs w:val="24"/>
+              </w:rPr>
+              <w:t xml:space="preserve">queries from </w:t>
+            </w:r>
+            <w:r>
+              <w:rPr>
+                <w:sz w:val="24"/>
+                <w:szCs w:val="24"/>
+              </w:rPr>
+              <w:t xml:space="preserve">the 100 in </w:t>
+            </w:r>
+            <w:r>
+              <w:rPr>
+                <w:sz w:val="24"/>
+                <w:szCs w:val="24"/>
+              </w:rPr>
+              <w:t>golden_suite.json</w:t>
+            </w:r>
+            <w:r>
+              <w:rPr>
+                <w:sz w:val="24"/>
+                <w:szCs w:val="24"/>
+              </w:rPr>
+              <w:t xml:space="preserve">, </w:t>
+            </w:r>
+            <w:r>
+              <w:rPr>
+                <w:sz w:val="24"/>
+                <w:szCs w:val="24"/>
+              </w:rPr>
+              <w:t>account</w:t>
+            </w:r>
+            <w:r>
+              <w:rPr>
+                <w:sz w:val="24"/>
+                <w:szCs w:val="24"/>
+              </w:rPr>
+              <w:t>in</w:t>
+            </w:r>
+            <w:r>
+              <w:rPr>
+                <w:sz w:val="24"/>
+                <w:szCs w:val="24"/>
+              </w:rPr>
+              <w:t>g</w:t>
+            </w:r>
+            <w:r>
+              <w:rPr>
+                <w:sz w:val="24"/>
+                <w:szCs w:val="24"/>
+              </w:rPr>
+              <w:t xml:space="preserve"> for each variation of the </w:t>
+            </w:r>
+            <w:r>
+              <w:rPr>
+                <w:sz w:val="24"/>
+                <w:szCs w:val="24"/>
+              </w:rPr>
+              <w:t>Singer/Lemmerich taxonomy</w:t>
+            </w:r>
+            <w:r>
+              <w:rPr>
+                <w:sz w:val="24"/>
+                <w:szCs w:val="24"/>
+              </w:rPr>
+              <w:t xml:space="preserve"> as well as</w:t>
+            </w:r>
+            <w:r>
+              <w:rPr>
+                <w:sz w:val="24"/>
+                <w:szCs w:val="24"/>
+              </w:rPr>
+              <w:t xml:space="preserve"> each type of adversarial query.</w:t>
+            </w:r>
+            <w:r>
+              <w:rPr>
+                <w:sz w:val="24"/>
+                <w:szCs w:val="24"/>
+              </w:rPr>
+              <w:t xml:space="preserve"> This produced the file</w:t>
+            </w:r>
+            <w:r>
+              <w:rPr>
+                <w:sz w:val="24"/>
+                <w:szCs w:val="24"/>
+              </w:rPr>
+              <w:t xml:space="preserve"> </w:t>
+            </w:r>
+            <w:r>
+              <w:rPr>
+                <w:sz w:val="24"/>
+                <w:szCs w:val="24"/>
+              </w:rPr>
+              <w:t>golden_suite.subset.json</w:t>
+            </w:r>
+          </w:p>
+          <w:p>
+            <w:pPr>
+              <w:spacing w:after="120"/>
+              <w:rPr>
+                <w:sz w:val="24"/>
+                <w:szCs w:val="24"/>
+              </w:rPr>
+            </w:pPr>
+            <w:r>
+              <w:rPr>
+                <w:sz w:val="24"/>
+                <w:szCs w:val="24"/>
+              </w:rPr>
+              <w:br/>
+            </w:r>
+            <w:r>
+              <w:rPr>
+                <w:sz w:val="24"/>
+                <w:szCs w:val="24"/>
+              </w:rPr>
+              <w:t xml:space="preserve">The fifth step was to </w:t>
+            </w:r>
+            <w:r>
+              <w:rPr>
+                <w:sz w:val="24"/>
+                <w:szCs w:val="24"/>
+              </w:rPr>
+              <w:t>use Claude Code to check this subset o</w:t>
+            </w:r>
+            <w:r>
+              <w:rPr>
+                <w:sz w:val="24"/>
+                <w:szCs w:val="24"/>
+              </w:rPr>
+              <w:t>f queries and related answers and relevant files against the entire Wikipedia corpus of 2,419 files. Only a few tweaks were needed to account for other relevant files</w:t>
+            </w:r>
+            <w:r>
+              <w:rPr>
+                <w:sz w:val="24"/>
+                <w:szCs w:val="24"/>
+              </w:rPr>
+              <w:t xml:space="preserve"> and slightly amended answers</w:t>
+            </w:r>
+            <w:r>
+              <w:rPr>
+                <w:sz w:val="24"/>
+                <w:szCs w:val="24"/>
+              </w:rPr>
+              <w:t xml:space="preserve">, resulting in the final golden test file </w:t>
+            </w:r>
+            <w:r>
+              <w:rPr>
+                <w:sz w:val="24"/>
+                <w:szCs w:val="24"/>
+              </w:rPr>
+              <w:t>golden_suite.subset.wholecorpus.json</w:t>
+            </w:r>
+            <w:r>
+              <w:rPr>
+                <w:sz w:val="24"/>
+                <w:szCs w:val="24"/>
+              </w:rPr>
+              <w:t>.</w:t>
+            </w:r>
+            <w:r>
+              <w:rPr>
+                <w:sz w:val="24"/>
+                <w:szCs w:val="24"/>
+              </w:rPr>
+              <w:br/>
+            </w:r>
+            <w:r>
+              <w:rPr>
+                <w:sz w:val="24"/>
+                <w:szCs w:val="24"/>
+              </w:rPr>
+              <w:br/>
+              <w:t>The last step was to</w:t>
+            </w:r>
+            <w:r>
+              <w:rPr>
+                <w:sz w:val="24"/>
+                <w:szCs w:val="24"/>
+              </w:rPr>
+              <w:t xml:space="preserve"> ask Claude Code to take my 15 hand-crafted queries from Checkpoint 2.1 a</w:t>
+            </w:r>
+            <w:r>
+              <w:rPr>
+                <w:sz w:val="24"/>
+                <w:szCs w:val="24"/>
+              </w:rPr>
+              <w:t>n</w:t>
+            </w:r>
+            <w:r>
+              <w:rPr>
+                <w:sz w:val="24"/>
+                <w:szCs w:val="24"/>
+              </w:rPr>
+              <w:t xml:space="preserve">d </w:t>
+            </w:r>
+            <w:r>
+              <w:rPr>
+                <w:sz w:val="24"/>
+                <w:szCs w:val="24"/>
+              </w:rPr>
+              <w:lastRenderedPageBreak/>
+              <w:t xml:space="preserve">create a separate golden test suite from these queries, which produced file </w:t>
+            </w:r>
+            <w:r>
+              <w:rPr>
+                <w:sz w:val="24"/>
+                <w:szCs w:val="24"/>
+              </w:rPr>
+              <w:t>Checkpoint 2.1\golden_suite_2.1.json</w:t>
+            </w:r>
+            <w:r>
+              <w:rPr>
+                <w:sz w:val="24"/>
+                <w:szCs w:val="24"/>
+              </w:rPr>
+              <w:t xml:space="preserve">. </w:t>
+            </w:r>
           </w:p>
         </w:tc>
       </w:tr>
@@ -1314,17 +4073,302 @@
                 <w:sz w:val="24"/>
                 <w:szCs w:val="24"/>
               </w:rPr>
-              <w:t>Response:</w:t>
-            </w:r>
-          </w:p>
-          <w:p>
-            <w:pPr>
-              <w:spacing w:after="120"/>
-              <w:rPr>
-                <w:sz w:val="24"/>
-                <w:szCs w:val="24"/>
-              </w:rPr>
-            </w:pPr>
+              <w:t xml:space="preserve">I ran my retrieval script </w:t>
+            </w:r>
+            <w:r>
+              <w:rPr>
+                <w:sz w:val="24"/>
+                <w:szCs w:val="24"/>
+              </w:rPr>
+              <w:t>capstone_checkpoint_3_1_evaluation_solution.py</w:t>
+            </w:r>
+            <w:r>
+              <w:rPr>
+                <w:sz w:val="24"/>
+                <w:szCs w:val="24"/>
+              </w:rPr>
+              <w:t xml:space="preserve"> twice: </w:t>
+            </w:r>
+            <w:r>
+              <w:rPr>
+                <w:sz w:val="24"/>
+                <w:szCs w:val="24"/>
+              </w:rPr>
+              <w:t>once</w:t>
+            </w:r>
+            <w:r>
+              <w:rPr>
+                <w:sz w:val="24"/>
+                <w:szCs w:val="24"/>
+              </w:rPr>
+              <w:t xml:space="preserve"> with</w:t>
+            </w:r>
+            <w:r>
+              <w:rPr>
+                <w:sz w:val="24"/>
+                <w:szCs w:val="24"/>
+              </w:rPr>
+              <w:t xml:space="preserve"> </w:t>
+            </w:r>
+            <w:r>
+              <w:rPr>
+                <w:sz w:val="24"/>
+                <w:szCs w:val="24"/>
+              </w:rPr>
+              <w:t xml:space="preserve">”—input  </w:t>
+            </w:r>
+            <w:r>
+              <w:rPr>
+                <w:sz w:val="24"/>
+                <w:szCs w:val="24"/>
+              </w:rPr>
+              <w:t>golden_suite.subset.wholecorpus.json</w:t>
+            </w:r>
+            <w:r>
+              <w:rPr>
+                <w:sz w:val="24"/>
+                <w:szCs w:val="24"/>
+              </w:rPr>
+              <w:t xml:space="preserve">”, </w:t>
+            </w:r>
+            <w:r>
+              <w:rPr>
+                <w:sz w:val="24"/>
+                <w:szCs w:val="24"/>
+              </w:rPr>
+              <w:t xml:space="preserve">and once </w:t>
+            </w:r>
+            <w:r>
+              <w:rPr>
+                <w:sz w:val="24"/>
+                <w:szCs w:val="24"/>
+              </w:rPr>
+              <w:t>with “—input</w:t>
+            </w:r>
+            <w:r>
+              <w:rPr>
+                <w:sz w:val="24"/>
+                <w:szCs w:val="24"/>
+              </w:rPr>
+              <w:t xml:space="preserve"> </w:t>
+            </w:r>
+            <w:r>
+              <w:rPr>
+                <w:sz w:val="24"/>
+                <w:szCs w:val="24"/>
+              </w:rPr>
+              <w:t>golden_suite_2.1.json</w:t>
+            </w:r>
+            <w:r>
+              <w:rPr>
+                <w:sz w:val="24"/>
+                <w:szCs w:val="24"/>
+              </w:rPr>
+              <w:t xml:space="preserve">”. Results were written to </w:t>
+            </w:r>
+            <w:r>
+              <w:rPr>
+                <w:sz w:val="24"/>
+                <w:szCs w:val="24"/>
+              </w:rPr>
+              <w:t>the evaluation_results folder in json and csv format</w:t>
+            </w:r>
+            <w:r>
+              <w:rPr>
+                <w:sz w:val="24"/>
+                <w:szCs w:val="24"/>
+              </w:rPr>
+              <w:t>, including metrics from individual queries and summary metrics</w:t>
+            </w:r>
+            <w:r>
+              <w:rPr>
+                <w:sz w:val="24"/>
+                <w:szCs w:val="24"/>
+              </w:rPr>
+              <w:t>.</w:t>
+            </w:r>
+            <w:r>
+              <w:rPr>
+                <w:sz w:val="24"/>
+                <w:szCs w:val="24"/>
+              </w:rPr>
+              <w:t xml:space="preserve"> I used Claude Code to report</w:t>
+            </w:r>
+            <w:r>
+              <w:rPr>
+                <w:sz w:val="24"/>
+                <w:szCs w:val="24"/>
+              </w:rPr>
+              <w:t xml:space="preserve"> the results of each test and save the report in markdown files</w:t>
+            </w:r>
+            <w:r>
+              <w:rPr>
+                <w:sz w:val="24"/>
+                <w:szCs w:val="24"/>
+              </w:rPr>
+              <w:t xml:space="preserve"> </w:t>
+            </w:r>
+            <w:r>
+              <w:rPr>
+                <w:sz w:val="24"/>
+                <w:szCs w:val="24"/>
+              </w:rPr>
+              <w:t>evaluation_results\evaluation_20260916_183901_report.md</w:t>
+            </w:r>
+            <w:r>
+              <w:rPr>
+                <w:sz w:val="24"/>
+                <w:szCs w:val="24"/>
+              </w:rPr>
+              <w:t xml:space="preserve"> and </w:t>
+            </w:r>
+            <w:r>
+              <w:rPr>
+                <w:sz w:val="24"/>
+                <w:szCs w:val="24"/>
+              </w:rPr>
+              <w:t>evaluation_results\evaluation_20260916_190523_report.md</w:t>
+            </w:r>
+            <w:r>
+              <w:rPr>
+                <w:sz w:val="24"/>
+                <w:szCs w:val="24"/>
+              </w:rPr>
+              <w:t xml:space="preserve">. </w:t>
+            </w:r>
+            <w:r>
+              <w:rPr>
+                <w:sz w:val="24"/>
+                <w:szCs w:val="24"/>
+              </w:rPr>
+              <w:t xml:space="preserve"> </w:t>
+            </w:r>
+            <w:r>
+              <w:rPr>
+                <w:sz w:val="24"/>
+                <w:szCs w:val="24"/>
+              </w:rPr>
+              <w:br/>
+            </w:r>
+            <w:r>
+              <w:rPr>
+                <w:sz w:val="24"/>
+                <w:szCs w:val="24"/>
+              </w:rPr>
+              <w:br/>
+            </w:r>
+            <w:r>
+              <w:rPr>
+                <w:sz w:val="24"/>
+                <w:szCs w:val="24"/>
+              </w:rPr>
+              <w:t>As can be seen from the results, the tests covered a broad spectrum of</w:t>
+            </w:r>
+            <w:r>
+              <w:rPr>
+                <w:sz w:val="24"/>
+                <w:szCs w:val="24"/>
+              </w:rPr>
+              <w:t xml:space="preserve"> different types of queries according: single-document and multi-document</w:t>
+            </w:r>
+            <w:r>
+              <w:rPr>
+                <w:sz w:val="24"/>
+                <w:szCs w:val="24"/>
+              </w:rPr>
+              <w:t>;</w:t>
+            </w:r>
+            <w:r>
+              <w:rPr>
+                <w:sz w:val="24"/>
+                <w:szCs w:val="24"/>
+              </w:rPr>
+              <w:t xml:space="preserve"> </w:t>
+            </w:r>
+            <w:r>
+              <w:rPr>
+                <w:sz w:val="24"/>
+                <w:szCs w:val="24"/>
+              </w:rPr>
+              <w:t xml:space="preserve">fact lookups, overview, and in-depth questions; </w:t>
+            </w:r>
+            <w:r>
+              <w:rPr>
+                <w:sz w:val="24"/>
+                <w:szCs w:val="24"/>
+              </w:rPr>
+              <w:t>questions simulating users familiar and unfamiliar with the topic</w:t>
+            </w:r>
+            <w:r>
+              <w:rPr>
+                <w:sz w:val="24"/>
+                <w:szCs w:val="24"/>
+              </w:rPr>
+              <w:t xml:space="preserve">; questions simulating different underlying motivations; </w:t>
+            </w:r>
+            <w:r>
+              <w:rPr>
+                <w:sz w:val="24"/>
+                <w:szCs w:val="24"/>
+              </w:rPr>
+              <w:t>several adversarial questions, including questions that cannot be answered from the corpus</w:t>
+            </w:r>
+            <w:r>
+              <w:rPr>
+                <w:sz w:val="24"/>
+                <w:szCs w:val="24"/>
+              </w:rPr>
+              <w:t xml:space="preserve">; and </w:t>
+            </w:r>
+            <w:r>
+              <w:rPr>
+                <w:sz w:val="24"/>
+                <w:szCs w:val="24"/>
+              </w:rPr>
+              <w:t>the 1</w:t>
+            </w:r>
+            <w:r>
+              <w:rPr>
+                <w:sz w:val="24"/>
+                <w:szCs w:val="24"/>
+              </w:rPr>
+              <w:t>5</w:t>
+            </w:r>
+            <w:r>
+              <w:rPr>
+                <w:sz w:val="24"/>
+                <w:szCs w:val="24"/>
+              </w:rPr>
+              <w:t xml:space="preserve"> manually created questions from Checkpoint 2.1</w:t>
+            </w:r>
+            <w:r>
+              <w:rPr>
+                <w:sz w:val="24"/>
+                <w:szCs w:val="24"/>
+              </w:rPr>
+              <w:t>.</w:t>
+            </w:r>
+            <w:r>
+              <w:rPr>
+                <w:sz w:val="24"/>
+                <w:szCs w:val="24"/>
+              </w:rPr>
+              <w:t xml:space="preserve"> The questions were therefore a mix of realistic, synthetic, edge cases, and adversarial queries.  </w:t>
+            </w:r>
+            <w:r>
+              <w:rPr>
+                <w:sz w:val="24"/>
+                <w:szCs w:val="24"/>
+              </w:rPr>
+              <w:t xml:space="preserve">  </w:t>
+            </w:r>
+            <w:r>
+              <w:rPr>
+                <w:sz w:val="24"/>
+                <w:szCs w:val="24"/>
+              </w:rPr>
+              <w:t xml:space="preserve"> </w:t>
+            </w:r>
           </w:p>
         </w:tc>
       </w:tr>
@@ -1519,17 +4563,915 @@
                 <w:sz w:val="24"/>
                 <w:szCs w:val="24"/>
               </w:rPr>
-              <w:t>Response:</w:t>
+              <w:t>The</w:t>
+            </w:r>
+            <w:r>
+              <w:rPr>
+                <w:sz w:val="24"/>
+                <w:szCs w:val="24"/>
+              </w:rPr>
+              <w:t xml:space="preserve"> automatically generated golden suite</w:t>
+            </w:r>
+            <w:r>
+              <w:rPr>
+                <w:sz w:val="24"/>
+                <w:szCs w:val="24"/>
+              </w:rPr>
+              <w:t xml:space="preserve"> of 18 queries</w:t>
+            </w:r>
+            <w:r>
+              <w:rPr>
+                <w:sz w:val="24"/>
+                <w:szCs w:val="24"/>
+              </w:rPr>
+              <w:t xml:space="preserve"> had the following key results</w:t>
+            </w:r>
+            <w:r>
+              <w:rPr>
+                <w:sz w:val="24"/>
+                <w:szCs w:val="24"/>
+              </w:rPr>
+              <w:t xml:space="preserve"> in the core metrics</w:t>
+            </w:r>
+            <w:r>
+              <w:rPr>
+                <w:sz w:val="24"/>
+                <w:szCs w:val="24"/>
+              </w:rPr>
+              <w:t>:</w:t>
+            </w:r>
+            <w:r>
+              <w:rPr>
+                <w:sz w:val="24"/>
+                <w:szCs w:val="24"/>
+              </w:rPr>
+              <w:t xml:space="preserve"> 12/18 (</w:t>
+            </w:r>
+            <w:r>
+              <w:rPr>
+                <w:sz w:val="24"/>
+                <w:szCs w:val="24"/>
+              </w:rPr>
+              <w:t>66.7%) correct</w:t>
+            </w:r>
+            <w:r>
+              <w:rPr>
+                <w:sz w:val="24"/>
+                <w:szCs w:val="24"/>
+              </w:rPr>
+              <w:t xml:space="preserve">, </w:t>
+            </w:r>
+            <w:r>
+              <w:rPr>
+                <w:sz w:val="24"/>
+                <w:szCs w:val="24"/>
+              </w:rPr>
+              <w:t xml:space="preserve">15/18 (83.3%) faithful, 18/18 (100%) relevant, </w:t>
+            </w:r>
+            <w:r>
+              <w:rPr>
+                <w:sz w:val="24"/>
+                <w:szCs w:val="24"/>
+              </w:rPr>
+              <w:t xml:space="preserve">12/18 (66.7%) </w:t>
+            </w:r>
+            <w:r>
+              <w:rPr>
+                <w:sz w:val="24"/>
+                <w:szCs w:val="24"/>
+              </w:rPr>
+              <w:t>mean recall</w:t>
+            </w:r>
+            <w:r>
+              <w:rPr>
+                <w:sz w:val="24"/>
+                <w:szCs w:val="24"/>
+              </w:rPr>
+              <w:t xml:space="preserve">, </w:t>
+            </w:r>
+            <w:r>
+              <w:rPr>
+                <w:sz w:val="24"/>
+                <w:szCs w:val="24"/>
+              </w:rPr>
+              <w:t xml:space="preserve">9.7/18 (53.7%) </w:t>
+            </w:r>
+            <w:r>
+              <w:rPr>
+                <w:sz w:val="24"/>
+                <w:szCs w:val="24"/>
+              </w:rPr>
+              <w:t>precision</w:t>
+            </w:r>
+            <w:r>
+              <w:rPr>
+                <w:sz w:val="24"/>
+                <w:szCs w:val="24"/>
+              </w:rPr>
+              <w:t>.</w:t>
+            </w:r>
+            <w:r>
+              <w:rPr>
+                <w:sz w:val="24"/>
+                <w:szCs w:val="24"/>
+              </w:rPr>
+              <w:t xml:space="preserve"> The handcrafted golden suite of 15 queries had</w:t>
+            </w:r>
+            <w:r>
+              <w:rPr>
+                <w:sz w:val="24"/>
+                <w:szCs w:val="24"/>
+              </w:rPr>
+              <w:t xml:space="preserve"> the following key results in the core metrics: </w:t>
+            </w:r>
+            <w:r>
+              <w:rPr>
+                <w:sz w:val="24"/>
+                <w:szCs w:val="24"/>
+              </w:rPr>
+              <w:t>9</w:t>
+            </w:r>
+            <w:r>
+              <w:rPr>
+                <w:sz w:val="24"/>
+                <w:szCs w:val="24"/>
+              </w:rPr>
+              <w:t>/1</w:t>
+            </w:r>
+            <w:r>
+              <w:rPr>
+                <w:sz w:val="24"/>
+                <w:szCs w:val="24"/>
+              </w:rPr>
+              <w:t>5</w:t>
+            </w:r>
+            <w:r>
+              <w:rPr>
+                <w:sz w:val="24"/>
+                <w:szCs w:val="24"/>
+              </w:rPr>
+              <w:t xml:space="preserve"> (6</w:t>
+            </w:r>
+            <w:r>
+              <w:rPr>
+                <w:sz w:val="24"/>
+                <w:szCs w:val="24"/>
+              </w:rPr>
+              <w:t>0</w:t>
+            </w:r>
+            <w:r>
+              <w:rPr>
+                <w:sz w:val="24"/>
+                <w:szCs w:val="24"/>
+              </w:rPr>
+              <w:t>%) correct, 1</w:t>
+            </w:r>
+            <w:r>
+              <w:rPr>
+                <w:sz w:val="24"/>
+                <w:szCs w:val="24"/>
+              </w:rPr>
+              <w:t>1</w:t>
+            </w:r>
+            <w:r>
+              <w:rPr>
+                <w:sz w:val="24"/>
+                <w:szCs w:val="24"/>
+              </w:rPr>
+              <w:t>/1</w:t>
+            </w:r>
+            <w:r>
+              <w:rPr>
+                <w:sz w:val="24"/>
+                <w:szCs w:val="24"/>
+              </w:rPr>
+              <w:t>5</w:t>
+            </w:r>
+            <w:r>
+              <w:rPr>
+                <w:sz w:val="24"/>
+                <w:szCs w:val="24"/>
+              </w:rPr>
+              <w:t xml:space="preserve"> (</w:t>
+            </w:r>
+            <w:r>
+              <w:rPr>
+                <w:sz w:val="24"/>
+                <w:szCs w:val="24"/>
+              </w:rPr>
+              <w:t>7</w:t>
+            </w:r>
+            <w:r>
+              <w:rPr>
+                <w:sz w:val="24"/>
+                <w:szCs w:val="24"/>
+              </w:rPr>
+              <w:t xml:space="preserve">3.3%) faithful, </w:t>
+            </w:r>
+            <w:r>
+              <w:rPr>
+                <w:sz w:val="24"/>
+                <w:szCs w:val="24"/>
+              </w:rPr>
+              <w:t>14</w:t>
+            </w:r>
+            <w:r>
+              <w:rPr>
+                <w:sz w:val="24"/>
+                <w:szCs w:val="24"/>
+              </w:rPr>
+              <w:t>/1</w:t>
+            </w:r>
+            <w:r>
+              <w:rPr>
+                <w:sz w:val="24"/>
+                <w:szCs w:val="24"/>
+              </w:rPr>
+              <w:t>5</w:t>
+            </w:r>
+            <w:r>
+              <w:rPr>
+                <w:sz w:val="24"/>
+                <w:szCs w:val="24"/>
+              </w:rPr>
+              <w:t xml:space="preserve"> (</w:t>
+            </w:r>
+            <w:r>
+              <w:rPr>
+                <w:sz w:val="24"/>
+                <w:szCs w:val="24"/>
+              </w:rPr>
+              <w:t>93.3</w:t>
+            </w:r>
+            <w:r>
+              <w:rPr>
+                <w:sz w:val="24"/>
+                <w:szCs w:val="24"/>
+              </w:rPr>
+              <w:t>%) relevant, 1</w:t>
+            </w:r>
+            <w:r>
+              <w:rPr>
+                <w:sz w:val="24"/>
+                <w:szCs w:val="24"/>
+              </w:rPr>
+              <w:t>1</w:t>
+            </w:r>
+            <w:r>
+              <w:rPr>
+                <w:sz w:val="24"/>
+                <w:szCs w:val="24"/>
+              </w:rPr>
+              <w:t>/1</w:t>
+            </w:r>
+            <w:r>
+              <w:rPr>
+                <w:sz w:val="24"/>
+                <w:szCs w:val="24"/>
+              </w:rPr>
+              <w:t>5</w:t>
+            </w:r>
+            <w:r>
+              <w:rPr>
+                <w:sz w:val="24"/>
+                <w:szCs w:val="24"/>
+              </w:rPr>
+              <w:t xml:space="preserve"> (</w:t>
+            </w:r>
+            <w:r>
+              <w:rPr>
+                <w:sz w:val="24"/>
+                <w:szCs w:val="24"/>
+              </w:rPr>
+              <w:t>73.3</w:t>
+            </w:r>
+            <w:r>
+              <w:rPr>
+                <w:sz w:val="24"/>
+                <w:szCs w:val="24"/>
+              </w:rPr>
+              <w:t xml:space="preserve">%) mean recall, </w:t>
+            </w:r>
+            <w:r>
+              <w:rPr>
+                <w:sz w:val="24"/>
+                <w:szCs w:val="24"/>
+              </w:rPr>
+              <w:t>4</w:t>
+            </w:r>
+            <w:r>
+              <w:rPr>
+                <w:sz w:val="24"/>
+                <w:szCs w:val="24"/>
+              </w:rPr>
+              <w:t>.7/1</w:t>
+            </w:r>
+            <w:r>
+              <w:rPr>
+                <w:sz w:val="24"/>
+                <w:szCs w:val="24"/>
+              </w:rPr>
+              <w:t>5</w:t>
+            </w:r>
+            <w:r>
+              <w:rPr>
+                <w:sz w:val="24"/>
+                <w:szCs w:val="24"/>
+              </w:rPr>
+              <w:t xml:space="preserve"> (</w:t>
+            </w:r>
+            <w:r>
+              <w:rPr>
+                <w:sz w:val="24"/>
+                <w:szCs w:val="24"/>
+              </w:rPr>
+              <w:t>31</w:t>
+            </w:r>
+            <w:r>
+              <w:rPr>
+                <w:sz w:val="24"/>
+                <w:szCs w:val="24"/>
+              </w:rPr>
+              <w:t>.</w:t>
+            </w:r>
+            <w:r>
+              <w:rPr>
+                <w:sz w:val="24"/>
+                <w:szCs w:val="24"/>
+              </w:rPr>
+              <w:t>1</w:t>
+            </w:r>
+            <w:r>
+              <w:rPr>
+                <w:sz w:val="24"/>
+                <w:szCs w:val="24"/>
+              </w:rPr>
+              <w:t>%) precision</w:t>
+            </w:r>
+            <w:r>
+              <w:rPr>
+                <w:sz w:val="24"/>
+                <w:szCs w:val="24"/>
+              </w:rPr>
+              <w:t>.</w:t>
+            </w:r>
+            <w:r>
+              <w:rPr>
+                <w:sz w:val="24"/>
+                <w:szCs w:val="24"/>
+              </w:rPr>
+              <w:t xml:space="preserve"> </w:t>
+            </w:r>
+            <w:r>
+              <w:rPr>
+                <w:sz w:val="24"/>
+                <w:szCs w:val="24"/>
+              </w:rPr>
+              <w:t xml:space="preserve">Average </w:t>
+            </w:r>
+            <w:r>
+              <w:rPr>
+                <w:sz w:val="24"/>
+                <w:szCs w:val="24"/>
+              </w:rPr>
+              <w:t xml:space="preserve">retrieval </w:t>
+            </w:r>
+            <w:r>
+              <w:rPr>
+                <w:sz w:val="24"/>
+                <w:szCs w:val="24"/>
+              </w:rPr>
+              <w:t>latency</w:t>
+            </w:r>
+            <w:r>
+              <w:rPr>
+                <w:sz w:val="24"/>
+                <w:szCs w:val="24"/>
+              </w:rPr>
+              <w:t xml:space="preserve"> was </w:t>
+            </w:r>
+            <w:r>
+              <w:rPr>
+                <w:sz w:val="24"/>
+                <w:szCs w:val="24"/>
+              </w:rPr>
+              <w:t xml:space="preserve">2.14 seconds, </w:t>
+            </w:r>
+            <w:r>
+              <w:rPr>
+                <w:sz w:val="24"/>
+                <w:szCs w:val="24"/>
+              </w:rPr>
+              <w:lastRenderedPageBreak/>
+              <w:t xml:space="preserve">comfortably under </w:t>
+            </w:r>
+            <w:r>
+              <w:rPr>
+                <w:sz w:val="24"/>
+                <w:szCs w:val="24"/>
+              </w:rPr>
+              <w:t>5 seconds</w:t>
+            </w:r>
+            <w:r>
+              <w:rPr>
+                <w:sz w:val="24"/>
+                <w:szCs w:val="24"/>
+              </w:rPr>
+              <w:t xml:space="preserve"> (including judging the average jumps to 9.</w:t>
+            </w:r>
+            <w:r>
+              <w:rPr>
+                <w:sz w:val="24"/>
+                <w:szCs w:val="24"/>
+              </w:rPr>
+              <w:t>68 seconds)</w:t>
+            </w:r>
+            <w:r>
+              <w:rPr>
+                <w:sz w:val="24"/>
+                <w:szCs w:val="24"/>
+              </w:rPr>
+              <w:t xml:space="preserve">, </w:t>
+            </w:r>
+            <w:r>
+              <w:rPr>
+                <w:sz w:val="24"/>
+                <w:szCs w:val="24"/>
+              </w:rPr>
+              <w:t xml:space="preserve">while </w:t>
+            </w:r>
+            <w:r>
+              <w:rPr>
+                <w:sz w:val="24"/>
+                <w:szCs w:val="24"/>
+              </w:rPr>
+              <w:t xml:space="preserve">average cost per query </w:t>
+            </w:r>
+            <w:r>
+              <w:rPr>
+                <w:sz w:val="24"/>
+                <w:szCs w:val="24"/>
+              </w:rPr>
+              <w:t>including jud</w:t>
+            </w:r>
+            <w:r>
+              <w:rPr>
+                <w:sz w:val="24"/>
+                <w:szCs w:val="24"/>
+              </w:rPr>
+              <w:t xml:space="preserve">ging </w:t>
+            </w:r>
+            <w:r>
+              <w:rPr>
+                <w:sz w:val="24"/>
+                <w:szCs w:val="24"/>
+              </w:rPr>
+              <w:t xml:space="preserve">was </w:t>
+            </w:r>
+            <w:r>
+              <w:rPr>
+                <w:sz w:val="24"/>
+                <w:szCs w:val="24"/>
+              </w:rPr>
+              <w:t>around 15 cents</w:t>
+            </w:r>
+            <w:r>
+              <w:rPr>
+                <w:sz w:val="24"/>
+                <w:szCs w:val="24"/>
+              </w:rPr>
+              <w:t>, which is over the 10 cent budget</w:t>
+            </w:r>
+            <w:r>
+              <w:rPr>
+                <w:sz w:val="24"/>
+                <w:szCs w:val="24"/>
+              </w:rPr>
+              <w:t xml:space="preserve">. </w:t>
             </w:r>
           </w:p>
           <w:p>
             <w:pPr>
-              <w:spacing w:after="120"/>
               <w:rPr>
                 <w:sz w:val="24"/>
                 <w:szCs w:val="24"/>
               </w:rPr>
             </w:pPr>
+            <w:r>
+              <w:rPr>
+                <w:sz w:val="24"/>
+                <w:szCs w:val="24"/>
+              </w:rPr>
+              <w:t>The results</w:t>
+            </w:r>
+            <w:r>
+              <w:rPr>
+                <w:sz w:val="24"/>
+                <w:szCs w:val="24"/>
+              </w:rPr>
+              <w:t xml:space="preserve"> illustrate huge room for improvement with the automatic suite failing a third of the tests and the handcrafted failing</w:t>
+            </w:r>
+            <w:r>
+              <w:rPr>
+                <w:sz w:val="24"/>
+                <w:szCs w:val="24"/>
+              </w:rPr>
+              <w:t xml:space="preserve"> two fifths. Diving into the reasons</w:t>
+            </w:r>
+            <w:r>
+              <w:rPr>
+                <w:sz w:val="24"/>
+                <w:szCs w:val="24"/>
+              </w:rPr>
+              <w:t xml:space="preserve">, </w:t>
+            </w:r>
+            <w:r>
+              <w:rPr>
+                <w:b/>
+                <w:bCs/>
+                <w:sz w:val="24"/>
+                <w:szCs w:val="24"/>
+              </w:rPr>
+              <w:t xml:space="preserve">very </w:t>
+            </w:r>
+            <w:r>
+              <w:rPr>
+                <w:b/>
+                <w:bCs/>
+                <w:sz w:val="24"/>
+                <w:szCs w:val="24"/>
+              </w:rPr>
+              <w:t>poor precision</w:t>
+            </w:r>
+            <w:r>
+              <w:rPr>
+                <w:sz w:val="24"/>
+                <w:szCs w:val="24"/>
+              </w:rPr>
+              <w:t xml:space="preserve"> of retrieved documents</w:t>
+            </w:r>
+            <w:r>
+              <w:rPr>
+                <w:sz w:val="24"/>
+                <w:szCs w:val="24"/>
+              </w:rPr>
+              <w:t xml:space="preserve"> stands out</w:t>
+            </w:r>
+            <w:r>
+              <w:rPr>
+                <w:sz w:val="24"/>
+                <w:szCs w:val="24"/>
+              </w:rPr>
+              <w:t xml:space="preserve">: just over </w:t>
+            </w:r>
+            <w:r>
+              <w:rPr>
+                <w:sz w:val="24"/>
+                <w:szCs w:val="24"/>
+              </w:rPr>
+              <w:t>one</w:t>
+            </w:r>
+            <w:r>
+              <w:rPr>
+                <w:sz w:val="24"/>
+                <w:szCs w:val="24"/>
+              </w:rPr>
+              <w:t xml:space="preserve"> half of</w:t>
+            </w:r>
+            <w:r>
+              <w:rPr>
+                <w:sz w:val="24"/>
+                <w:szCs w:val="24"/>
+              </w:rPr>
+              <w:t xml:space="preserve"> top-k results were relevant in the automated suite, and just under one third in the handcrafted suite. </w:t>
+            </w:r>
+            <w:r>
+              <w:rPr>
+                <w:sz w:val="24"/>
+                <w:szCs w:val="24"/>
+              </w:rPr>
+              <w:t>In the handcrafted suite</w:t>
+            </w:r>
+            <w:r>
+              <w:rPr>
+                <w:sz w:val="24"/>
+                <w:szCs w:val="24"/>
+              </w:rPr>
+              <w:t xml:space="preserve"> 4 of 15 records retrieved none of the required documents (</w:t>
+            </w:r>
+            <w:r>
+              <w:rPr>
+                <w:sz w:val="24"/>
+                <w:szCs w:val="24"/>
+              </w:rPr>
+              <w:t>Q</w:t>
+            </w:r>
+            <w:r>
+              <w:rPr>
+                <w:sz w:val="24"/>
+                <w:szCs w:val="24"/>
+              </w:rPr>
+              <w:t>00</w:t>
+            </w:r>
+            <w:r>
+              <w:rPr>
+                <w:sz w:val="24"/>
+                <w:szCs w:val="24"/>
+              </w:rPr>
+              <w:t>3, Q</w:t>
+            </w:r>
+            <w:r>
+              <w:rPr>
+                <w:sz w:val="24"/>
+                <w:szCs w:val="24"/>
+              </w:rPr>
+              <w:t>00</w:t>
+            </w:r>
+            <w:r>
+              <w:rPr>
+                <w:sz w:val="24"/>
+                <w:szCs w:val="24"/>
+              </w:rPr>
+              <w:t>5, Q</w:t>
+            </w:r>
+            <w:r>
+              <w:rPr>
+                <w:sz w:val="24"/>
+                <w:szCs w:val="24"/>
+              </w:rPr>
+              <w:t>00</w:t>
+            </w:r>
+            <w:r>
+              <w:rPr>
+                <w:sz w:val="24"/>
+                <w:szCs w:val="24"/>
+              </w:rPr>
+              <w:t>9, Q</w:t>
+            </w:r>
+            <w:r>
+              <w:rPr>
+                <w:sz w:val="24"/>
+                <w:szCs w:val="24"/>
+              </w:rPr>
+              <w:t>0</w:t>
+            </w:r>
+            <w:r>
+              <w:rPr>
+                <w:sz w:val="24"/>
+                <w:szCs w:val="24"/>
+              </w:rPr>
+              <w:t xml:space="preserve">14). </w:t>
+            </w:r>
+            <w:r>
+              <w:rPr>
+                <w:sz w:val="24"/>
+                <w:szCs w:val="24"/>
+              </w:rPr>
+              <w:t>While the generation side is better</w:t>
+            </w:r>
+            <w:r>
+              <w:rPr>
+                <w:sz w:val="24"/>
+                <w:szCs w:val="24"/>
+              </w:rPr>
+              <w:t xml:space="preserve">, </w:t>
+            </w:r>
+            <w:r>
+              <w:rPr>
+                <w:b/>
+                <w:bCs/>
+                <w:sz w:val="24"/>
+                <w:szCs w:val="24"/>
+              </w:rPr>
+              <w:t>faithfulness is problematic</w:t>
+            </w:r>
+            <w:r>
+              <w:rPr>
+                <w:sz w:val="24"/>
+                <w:szCs w:val="24"/>
+              </w:rPr>
+              <w:t xml:space="preserve">: 3 </w:t>
+            </w:r>
+            <w:r>
+              <w:rPr>
+                <w:sz w:val="24"/>
+                <w:szCs w:val="24"/>
+              </w:rPr>
+              <w:t xml:space="preserve">answers </w:t>
+            </w:r>
+            <w:r>
+              <w:rPr>
+                <w:sz w:val="24"/>
+                <w:szCs w:val="24"/>
+              </w:rPr>
+              <w:t xml:space="preserve">out of 18 automated questions </w:t>
+            </w:r>
+            <w:r>
+              <w:rPr>
+                <w:sz w:val="24"/>
+                <w:szCs w:val="24"/>
+              </w:rPr>
+              <w:t>made claims that were not supported by</w:t>
+            </w:r>
+            <w:r>
+              <w:rPr>
+                <w:sz w:val="24"/>
+                <w:szCs w:val="24"/>
+              </w:rPr>
+              <w:t xml:space="preserve"> the retrieved context, and 4 out of 15 handcrafted</w:t>
+            </w:r>
+            <w:r>
+              <w:rPr>
+                <w:sz w:val="24"/>
+                <w:szCs w:val="24"/>
+              </w:rPr>
+              <w:t xml:space="preserve">; and </w:t>
+            </w:r>
+            <w:r>
+              <w:rPr>
+                <w:sz w:val="24"/>
+                <w:szCs w:val="24"/>
+              </w:rPr>
+              <w:t xml:space="preserve">the </w:t>
+            </w:r>
+            <w:r>
+              <w:rPr>
+                <w:b/>
+                <w:bCs/>
+                <w:sz w:val="24"/>
+                <w:szCs w:val="24"/>
+              </w:rPr>
+              <w:t>citation</w:t>
+            </w:r>
+            <w:r>
+              <w:rPr>
+                <w:b/>
+                <w:bCs/>
+                <w:sz w:val="24"/>
+                <w:szCs w:val="24"/>
+              </w:rPr>
+              <w:t>s</w:t>
+            </w:r>
+            <w:r>
+              <w:rPr>
+                <w:sz w:val="24"/>
+                <w:szCs w:val="24"/>
+              </w:rPr>
+              <w:t xml:space="preserve"> were</w:t>
+            </w:r>
+            <w:r>
+              <w:rPr>
+                <w:sz w:val="24"/>
+                <w:szCs w:val="24"/>
+              </w:rPr>
+              <w:t xml:space="preserve"> also problematic</w:t>
+            </w:r>
+            <w:r>
+              <w:rPr>
+                <w:sz w:val="24"/>
+                <w:szCs w:val="24"/>
+              </w:rPr>
+              <w:t xml:space="preserve">. </w:t>
+            </w:r>
+            <w:r>
+              <w:rPr>
+                <w:sz w:val="24"/>
+                <w:szCs w:val="24"/>
+              </w:rPr>
+              <w:t>So</w:t>
+            </w:r>
+            <w:r>
+              <w:rPr>
+                <w:sz w:val="24"/>
+                <w:szCs w:val="24"/>
+              </w:rPr>
+              <w:t>,</w:t>
+            </w:r>
+            <w:r>
+              <w:rPr>
+                <w:sz w:val="24"/>
+                <w:szCs w:val="24"/>
+              </w:rPr>
+              <w:t xml:space="preserve"> both retrieval and generation have issues</w:t>
+            </w:r>
+            <w:r>
+              <w:rPr>
+                <w:sz w:val="24"/>
+                <w:szCs w:val="24"/>
+              </w:rPr>
+              <w:t>, which surprised me</w:t>
+            </w:r>
+            <w:r>
+              <w:rPr>
+                <w:sz w:val="24"/>
+                <w:szCs w:val="24"/>
+              </w:rPr>
+              <w:t>.</w:t>
+            </w:r>
+            <w:r>
+              <w:rPr>
+                <w:sz w:val="24"/>
+                <w:szCs w:val="24"/>
+              </w:rPr>
+              <w:t xml:space="preserve"> After checkpoint 2.1 I was expecting poor retrieval</w:t>
+            </w:r>
+            <w:r>
+              <w:rPr>
+                <w:sz w:val="24"/>
+                <w:szCs w:val="24"/>
+              </w:rPr>
+              <w:t>,</w:t>
+            </w:r>
+            <w:r>
+              <w:rPr>
+                <w:sz w:val="24"/>
+                <w:szCs w:val="24"/>
+              </w:rPr>
+              <w:t xml:space="preserve"> but I did not expect so many issues on the generation side.</w:t>
+            </w:r>
+            <w:r>
+              <w:rPr>
+                <w:sz w:val="24"/>
+                <w:szCs w:val="24"/>
+              </w:rPr>
+              <w:t xml:space="preserve"> </w:t>
+            </w:r>
+            <w:r>
+              <w:rPr>
+                <w:b/>
+                <w:bCs/>
+                <w:sz w:val="24"/>
+                <w:szCs w:val="24"/>
+              </w:rPr>
+              <w:t xml:space="preserve">Costs </w:t>
+            </w:r>
+            <w:r>
+              <w:rPr>
+                <w:b/>
+                <w:bCs/>
+                <w:sz w:val="24"/>
+                <w:szCs w:val="24"/>
+              </w:rPr>
+              <w:t>are</w:t>
+            </w:r>
+            <w:r>
+              <w:rPr>
+                <w:b/>
+                <w:bCs/>
+                <w:sz w:val="24"/>
+                <w:szCs w:val="24"/>
+              </w:rPr>
+              <w:t xml:space="preserve"> high</w:t>
+            </w:r>
+            <w:r>
+              <w:rPr>
+                <w:sz w:val="24"/>
+                <w:szCs w:val="24"/>
+              </w:rPr>
+              <w:t xml:space="preserve"> at</w:t>
+            </w:r>
+            <w:r>
+              <w:rPr>
+                <w:sz w:val="24"/>
+                <w:szCs w:val="24"/>
+              </w:rPr>
+              <w:t xml:space="preserve"> 5c above budget on average but </w:t>
+            </w:r>
+            <w:r>
+              <w:rPr>
+                <w:sz w:val="24"/>
+                <w:szCs w:val="24"/>
+              </w:rPr>
+              <w:t>were</w:t>
+            </w:r>
+            <w:r>
+              <w:rPr>
+                <w:sz w:val="24"/>
+                <w:szCs w:val="24"/>
+              </w:rPr>
+              <w:t xml:space="preserve"> anticipated to be high since</w:t>
+            </w:r>
+            <w:r>
+              <w:rPr>
+                <w:sz w:val="24"/>
+                <w:szCs w:val="24"/>
+              </w:rPr>
+              <w:t xml:space="preserve"> the retrieval is currently configured to retrieve whole documents</w:t>
+            </w:r>
+            <w:r>
+              <w:rPr>
+                <w:sz w:val="24"/>
+                <w:szCs w:val="24"/>
+              </w:rPr>
+              <w:t xml:space="preserve"> and we are currently making five LLM calls per query, including judging.  </w:t>
+            </w:r>
+            <w:r>
+              <w:rPr>
+                <w:sz w:val="24"/>
+                <w:szCs w:val="24"/>
+              </w:rPr>
+              <w:t xml:space="preserve"> </w:t>
+            </w:r>
           </w:p>
         </w:tc>
       </w:tr>
@@ -1635,20 +5577,138 @@
             </w:pPr>
             <w:r>
               <w:rPr>
-                <w:sz w:val="24"/>
-                <w:szCs w:val="24"/>
-              </w:rPr>
-              <w:t>Response:</w:t>
+                <w:i/>
+                <w:iCs/>
+                <w:sz w:val="24"/>
+                <w:szCs w:val="24"/>
+              </w:rPr>
+              <w:t xml:space="preserve">Handcrafted </w:t>
+            </w:r>
+            <w:r>
+              <w:rPr>
+                <w:i/>
+                <w:iCs/>
+                <w:sz w:val="24"/>
+                <w:szCs w:val="24"/>
+              </w:rPr>
+              <w:t>Query</w:t>
+            </w:r>
+            <w:r>
+              <w:rPr>
+                <w:i/>
+                <w:iCs/>
+                <w:sz w:val="24"/>
+                <w:szCs w:val="24"/>
+              </w:rPr>
+              <w:t xml:space="preserve"> Q014</w:t>
+            </w:r>
+            <w:r>
+              <w:rPr>
+                <w:i/>
+                <w:iCs/>
+                <w:sz w:val="24"/>
+                <w:szCs w:val="24"/>
+              </w:rPr>
+              <w:t>:</w:t>
+            </w:r>
+            <w:r>
+              <w:rPr>
+                <w:i/>
+                <w:iCs/>
+                <w:sz w:val="24"/>
+                <w:szCs w:val="24"/>
+              </w:rPr>
+              <w:t xml:space="preserve"> </w:t>
+            </w:r>
+            <w:r>
+              <w:rPr>
+                <w:sz w:val="24"/>
+                <w:szCs w:val="24"/>
+              </w:rPr>
+              <w:t xml:space="preserve"> </w:t>
+            </w:r>
+            <w:r>
+              <w:rPr>
+                <w:sz w:val="24"/>
+                <w:szCs w:val="24"/>
+              </w:rPr>
+              <w:t>"In the IOC vote that awarded the 1992 Winter Games, which two cities tied and were sent to a run-off, what were their run-off vote totals, and which city was eliminated after the very first round?"</w:t>
+            </w:r>
+            <w:r>
+              <w:rPr>
+                <w:sz w:val="24"/>
+                <w:szCs w:val="24"/>
+              </w:rPr>
+              <w:br/>
+            </w:r>
+            <w:r>
+              <w:rPr>
+                <w:sz w:val="24"/>
+                <w:szCs w:val="24"/>
+              </w:rPr>
+              <w:br/>
+            </w:r>
+            <w:r>
+              <w:rPr>
+                <w:i/>
+                <w:iCs/>
+                <w:sz w:val="24"/>
+                <w:szCs w:val="24"/>
+              </w:rPr>
+              <w:t xml:space="preserve">System output: </w:t>
+            </w:r>
+            <w:r>
+              <w:rPr>
+                <w:sz w:val="24"/>
+                <w:szCs w:val="24"/>
+              </w:rPr>
+              <w:t>"The provided documents do not contain the answer to this question. They mention the **1988 Winter Olympics** host-city vote, not the IOC vote for the **1992 Winter Games** [1988_Winter_Olympics.html]."</w:t>
             </w:r>
           </w:p>
           <w:p>
             <w:pPr>
-              <w:spacing w:after="120"/>
               <w:rPr>
                 <w:sz w:val="24"/>
                 <w:szCs w:val="24"/>
               </w:rPr>
             </w:pPr>
+            <w:r>
+              <w:rPr>
+                <w:i/>
+                <w:iCs/>
+                <w:sz w:val="24"/>
+                <w:szCs w:val="24"/>
+              </w:rPr>
+              <w:t xml:space="preserve">Result: </w:t>
+            </w:r>
+            <w:r>
+              <w:rPr>
+                <w:sz w:val="24"/>
+                <w:szCs w:val="24"/>
+              </w:rPr>
+              <w:t>Fail</w:t>
+            </w:r>
+            <w:r>
+              <w:rPr>
+                <w:sz w:val="24"/>
+                <w:szCs w:val="24"/>
+              </w:rPr>
+              <w:t xml:space="preserve">, </w:t>
+            </w:r>
+            <w:r>
+              <w:rPr>
+                <w:sz w:val="24"/>
+                <w:szCs w:val="24"/>
+              </w:rPr>
+              <w:t xml:space="preserve">recall=0, </w:t>
+            </w:r>
+            <w:r>
+              <w:rPr>
+                <w:sz w:val="24"/>
+                <w:szCs w:val="24"/>
+              </w:rPr>
+              <w:t>precision=0</w:t>
+            </w:r>
           </w:p>
         </w:tc>
       </w:tr>
@@ -1746,20 +5806,129 @@
             </w:pPr>
             <w:r>
               <w:rPr>
-                <w:sz w:val="24"/>
-                <w:szCs w:val="24"/>
-              </w:rPr>
-              <w:t>Response:</w:t>
-            </w:r>
-          </w:p>
-          <w:p>
-            <w:pPr>
-              <w:spacing w:after="120"/>
-              <w:rPr>
-                <w:sz w:val="24"/>
-                <w:szCs w:val="24"/>
-              </w:rPr>
-            </w:pPr>
+                <w:i/>
+                <w:iCs/>
+                <w:sz w:val="24"/>
+                <w:szCs w:val="24"/>
+              </w:rPr>
+              <w:t xml:space="preserve">Handcrafted </w:t>
+            </w:r>
+            <w:r>
+              <w:rPr>
+                <w:i/>
+                <w:iCs/>
+                <w:sz w:val="24"/>
+                <w:szCs w:val="24"/>
+              </w:rPr>
+              <w:t>Query Q01</w:t>
+            </w:r>
+            <w:r>
+              <w:rPr>
+                <w:i/>
+                <w:iCs/>
+                <w:sz w:val="24"/>
+                <w:szCs w:val="24"/>
+              </w:rPr>
+              <w:t xml:space="preserve">1: </w:t>
+            </w:r>
+            <w:r>
+              <w:rPr>
+                <w:sz w:val="24"/>
+                <w:szCs w:val="24"/>
+              </w:rPr>
+              <w:t>"On the day of a 2011 Pacific megathrust quake, the water in several Scandinavian fjords appeared to seethe as if boiling and was caught on film. Which fjord was the most prominent example, and what did scientists conclude after two years of research had caused it?"</w:t>
+            </w:r>
+            <w:r>
+              <w:rPr>
+                <w:sz w:val="24"/>
+                <w:szCs w:val="24"/>
+              </w:rPr>
+              <w:br/>
+            </w:r>
+            <w:r>
+              <w:rPr>
+                <w:sz w:val="24"/>
+                <w:szCs w:val="24"/>
+              </w:rPr>
+              <w:br/>
+            </w:r>
+            <w:r>
+              <w:rPr>
+                <w:i/>
+                <w:iCs/>
+                <w:sz w:val="24"/>
+                <w:szCs w:val="24"/>
+              </w:rPr>
+              <w:lastRenderedPageBreak/>
+              <w:t>System output</w:t>
+            </w:r>
+            <w:r>
+              <w:rPr>
+                <w:i/>
+                <w:iCs/>
+                <w:sz w:val="24"/>
+                <w:szCs w:val="24"/>
+              </w:rPr>
+              <w:t xml:space="preserve">: </w:t>
+            </w:r>
+            <w:r>
+              <w:rPr>
+                <w:sz w:val="24"/>
+                <w:szCs w:val="24"/>
+              </w:rPr>
+              <w:t>“The most prominent fjord was **Sognefjorden** [Arctic_Ocean.html]. Scientists concluded that the **seismic energy of the 2011 Japan earthquake generated seiche waves thousands of kilometers away** [Arctic_Ocean.html].”</w:t>
+            </w:r>
+            <w:r>
+              <w:rPr>
+                <w:sz w:val="24"/>
+                <w:szCs w:val="24"/>
+              </w:rPr>
+              <w:br/>
+            </w:r>
+            <w:r>
+              <w:rPr>
+                <w:sz w:val="24"/>
+                <w:szCs w:val="24"/>
+              </w:rPr>
+              <w:br/>
+            </w:r>
+            <w:r>
+              <w:rPr>
+                <w:i/>
+                <w:iCs/>
+                <w:sz w:val="24"/>
+                <w:szCs w:val="24"/>
+              </w:rPr>
+              <w:t xml:space="preserve">Result: </w:t>
+            </w:r>
+            <w:r>
+              <w:rPr>
+                <w:sz w:val="24"/>
+                <w:szCs w:val="24"/>
+              </w:rPr>
+              <w:t>Pass, recall=</w:t>
+            </w:r>
+            <w:r>
+              <w:rPr>
+                <w:sz w:val="24"/>
+                <w:szCs w:val="24"/>
+              </w:rPr>
+              <w:t>1</w:t>
+            </w:r>
+            <w:r>
+              <w:rPr>
+                <w:sz w:val="24"/>
+                <w:szCs w:val="24"/>
+              </w:rPr>
+              <w:t>, precision=0</w:t>
+            </w:r>
+            <w:r>
+              <w:rPr>
+                <w:sz w:val="24"/>
+                <w:szCs w:val="24"/>
+              </w:rPr>
+              <w:t>.33, citation precision=0</w:t>
+            </w:r>
           </w:p>
         </w:tc>
       </w:tr>
@@ -1850,6 +6019,7 @@
           </w:tcPr>
           <w:p>
             <w:pPr>
+              <w:spacing w:after="120"/>
               <w:rPr>
                 <w:sz w:val="24"/>
                 <w:szCs w:val="24"/>
@@ -1857,10 +6027,44 @@
             </w:pPr>
             <w:r>
               <w:rPr>
-                <w:sz w:val="24"/>
-                <w:szCs w:val="24"/>
-              </w:rPr>
-              <w:t>Response:</w:t>
+                <w:i/>
+                <w:iCs/>
+                <w:sz w:val="24"/>
+                <w:szCs w:val="24"/>
+              </w:rPr>
+              <w:t xml:space="preserve">Handcrafted </w:t>
+            </w:r>
+            <w:r>
+              <w:rPr>
+                <w:i/>
+                <w:iCs/>
+                <w:sz w:val="24"/>
+                <w:szCs w:val="24"/>
+              </w:rPr>
+              <w:t>Query Q0</w:t>
+            </w:r>
+            <w:r>
+              <w:rPr>
+                <w:i/>
+                <w:iCs/>
+                <w:sz w:val="24"/>
+                <w:szCs w:val="24"/>
+              </w:rPr>
+              <w:t>08</w:t>
+            </w:r>
+            <w:r>
+              <w:rPr>
+                <w:sz w:val="24"/>
+                <w:szCs w:val="24"/>
+              </w:rPr>
+              <w:t xml:space="preserve">: </w:t>
+            </w:r>
+            <w:r>
+              <w:rPr>
+                <w:sz w:val="24"/>
+                <w:szCs w:val="24"/>
+              </w:rPr>
+              <w:t>"In the year Ronald Reagan was first elected U.S. president, which player was the first overall pick in the NFL's college draft, and which team chose him?"</w:t>
             </w:r>
           </w:p>
           <w:p>
@@ -1871,6 +6075,694 @@
                 <w:szCs w:val="24"/>
               </w:rPr>
             </w:pPr>
+            <w:r>
+              <w:rPr>
+                <w:i/>
+                <w:iCs/>
+                <w:sz w:val="24"/>
+                <w:szCs w:val="24"/>
+              </w:rPr>
+              <w:t>System output</w:t>
+            </w:r>
+            <w:r>
+              <w:rPr>
+                <w:i/>
+                <w:iCs/>
+                <w:sz w:val="24"/>
+                <w:szCs w:val="24"/>
+              </w:rPr>
+              <w:t xml:space="preserve">: </w:t>
+            </w:r>
+            <w:r>
+              <w:rPr>
+                <w:sz w:val="24"/>
+                <w:szCs w:val="24"/>
+              </w:rPr>
+              <w:t>"The year Ronald Reagan was first elected U.S. president was 1980, and the first overall pick in the NFL draft that year was Billy Sims, chosen by the Detroit Lions [1980_NFL_draft.html]."</w:t>
+            </w:r>
+          </w:p>
+          <w:p>
+            <w:pPr>
+              <w:spacing w:after="120"/>
+              <w:rPr>
+                <w:sz w:val="24"/>
+                <w:szCs w:val="24"/>
+              </w:rPr>
+            </w:pPr>
+            <w:r>
+              <w:rPr>
+                <w:i/>
+                <w:iCs/>
+                <w:sz w:val="24"/>
+                <w:szCs w:val="24"/>
+              </w:rPr>
+              <w:t xml:space="preserve">Result: </w:t>
+            </w:r>
+            <w:r>
+              <w:rPr>
+                <w:sz w:val="24"/>
+                <w:szCs w:val="24"/>
+              </w:rPr>
+              <w:t>Pass, recall=</w:t>
+            </w:r>
+            <w:r>
+              <w:rPr>
+                <w:sz w:val="24"/>
+                <w:szCs w:val="24"/>
+              </w:rPr>
+              <w:t>0.5</w:t>
+            </w:r>
+            <w:r>
+              <w:rPr>
+                <w:sz w:val="24"/>
+                <w:szCs w:val="24"/>
+              </w:rPr>
+              <w:t xml:space="preserve">, precision=0.33, </w:t>
+            </w:r>
+            <w:r>
+              <w:rPr>
+                <w:sz w:val="24"/>
+                <w:szCs w:val="24"/>
+              </w:rPr>
+              <w:t>citation</w:t>
+            </w:r>
+            <w:r>
+              <w:rPr>
+                <w:sz w:val="24"/>
+                <w:szCs w:val="24"/>
+              </w:rPr>
+              <w:t xml:space="preserve"> </w:t>
+            </w:r>
+            <w:r>
+              <w:rPr>
+                <w:sz w:val="24"/>
+                <w:szCs w:val="24"/>
+              </w:rPr>
+              <w:t>support</w:t>
+            </w:r>
+            <w:r>
+              <w:rPr>
+                <w:sz w:val="24"/>
+                <w:szCs w:val="24"/>
+              </w:rPr>
+              <w:t xml:space="preserve"> </w:t>
+            </w:r>
+            <w:r>
+              <w:rPr>
+                <w:sz w:val="24"/>
+                <w:szCs w:val="24"/>
+              </w:rPr>
+              <w:t>rate</w:t>
+            </w:r>
+            <w:r>
+              <w:rPr>
+                <w:sz w:val="24"/>
+                <w:szCs w:val="24"/>
+              </w:rPr>
+              <w:t>=</w:t>
+            </w:r>
+            <w:r>
+              <w:rPr>
+                <w:sz w:val="24"/>
+                <w:szCs w:val="24"/>
+              </w:rPr>
+              <w:t>0.6</w:t>
+            </w:r>
+            <w:r>
+              <w:rPr>
+                <w:sz w:val="24"/>
+                <w:szCs w:val="24"/>
+              </w:rPr>
+              <w:t>7</w:t>
+            </w:r>
+          </w:p>
+        </w:tc>
+      </w:tr>
+    </w:tbl>
+    <w:p/>
+    <w:tbl>
+      <w:tblPr>
+        <w:tblW w:w="10080" w:type="dxa"/>
+        <w:jc w:val="center"/>
+        <w:tblLayout w:type="fixed"/>
+        <w:tblLook w:val="0400" w:firstRow="0" w:lastRow="0" w:firstColumn="0" w:lastColumn="0" w:noHBand="0" w:noVBand="1"/>
+      </w:tblPr>
+      <w:tblGrid>
+        <w:gridCol w:w="10080"/>
+      </w:tblGrid>
+      <w:tr>
+        <w:trPr>
+          <w:jc w:val="center"/>
+        </w:trPr>
+        <w:tc>
+          <w:tcPr>
+            <w:tcW w:w="10080" w:type="dxa"/>
+            <w:tcBorders>
+              <w:top w:val="single" w:sz="6" w:space="0" w:color="BFBFBF"/>
+              <w:left w:val="single" w:sz="6" w:space="0" w:color="BFBFBF"/>
+              <w:bottom w:val="single" w:sz="6" w:space="0" w:color="BFBFBF"/>
+              <w:right w:val="single" w:sz="6" w:space="0" w:color="BFBFBF"/>
+            </w:tcBorders>
+            <w:shd w:val="clear" w:color="auto" w:fill="F2F2F2"/>
+          </w:tcPr>
+          <w:p>
+            <w:pPr>
+              <w:rPr>
+                <w:sz w:val="24"/>
+                <w:szCs w:val="24"/>
+              </w:rPr>
+            </w:pPr>
+            <w:r>
+              <w:rPr>
+                <w:b/>
+                <w:bCs/>
+                <w:sz w:val="24"/>
+                <w:szCs w:val="24"/>
+              </w:rPr>
+              <w:t xml:space="preserve">Example </w:t>
+            </w:r>
+            <w:r>
+              <w:rPr>
+                <w:b/>
+                <w:bCs/>
+                <w:sz w:val="24"/>
+                <w:szCs w:val="24"/>
+              </w:rPr>
+              <w:t>4</w:t>
+            </w:r>
+            <w:r>
+              <w:rPr>
+                <w:b/>
+                <w:bCs/>
+                <w:sz w:val="24"/>
+                <w:szCs w:val="24"/>
+              </w:rPr>
+              <w:t xml:space="preserve">: </w:t>
+            </w:r>
+            <w:r>
+              <w:rPr>
+                <w:b/>
+                <w:bCs/>
+                <w:sz w:val="24"/>
+                <w:szCs w:val="24"/>
+              </w:rPr>
+              <w:t>Q</w:t>
+            </w:r>
+            <w:r>
+              <w:rPr>
+                <w:b/>
+                <w:bCs/>
+                <w:sz w:val="24"/>
+                <w:szCs w:val="24"/>
+              </w:rPr>
+              <w:t>uery, system output, and result, if applicable</w:t>
+            </w:r>
+          </w:p>
+        </w:tc>
+      </w:tr>
+      <w:tr>
+        <w:trPr>
+          <w:jc w:val="center"/>
+        </w:trPr>
+        <w:tc>
+          <w:tcPr>
+            <w:tcW w:w="10080" w:type="dxa"/>
+            <w:tcBorders>
+              <w:top w:val="single" w:sz="6" w:space="0" w:color="BFBFBF"/>
+              <w:left w:val="single" w:sz="6" w:space="0" w:color="BFBFBF"/>
+              <w:bottom w:val="single" w:sz="6" w:space="0" w:color="BFBFBF"/>
+              <w:right w:val="single" w:sz="6" w:space="0" w:color="BFBFBF"/>
+            </w:tcBorders>
+            <w:shd w:val="clear" w:color="auto" w:fill="FFFFFF" w:themeFill="background1"/>
+          </w:tcPr>
+          <w:p>
+            <w:pPr>
+              <w:spacing w:after="120"/>
+              <w:rPr>
+                <w:sz w:val="24"/>
+                <w:szCs w:val="24"/>
+              </w:rPr>
+            </w:pPr>
+            <w:r>
+              <w:rPr>
+                <w:i/>
+                <w:iCs/>
+                <w:sz w:val="24"/>
+                <w:szCs w:val="24"/>
+              </w:rPr>
+              <w:t>Automated</w:t>
+            </w:r>
+            <w:r>
+              <w:rPr>
+                <w:i/>
+                <w:iCs/>
+                <w:sz w:val="24"/>
+                <w:szCs w:val="24"/>
+              </w:rPr>
+              <w:t xml:space="preserve"> </w:t>
+            </w:r>
+            <w:r>
+              <w:rPr>
+                <w:i/>
+                <w:iCs/>
+                <w:sz w:val="24"/>
+                <w:szCs w:val="24"/>
+              </w:rPr>
+              <w:t>Query Q0</w:t>
+            </w:r>
+            <w:r>
+              <w:rPr>
+                <w:i/>
+                <w:iCs/>
+                <w:sz w:val="24"/>
+                <w:szCs w:val="24"/>
+              </w:rPr>
+              <w:t>72</w:t>
+            </w:r>
+            <w:r>
+              <w:rPr>
+                <w:sz w:val="24"/>
+                <w:szCs w:val="24"/>
+              </w:rPr>
+              <w:t xml:space="preserve">: </w:t>
+            </w:r>
+            <w:r>
+              <w:rPr>
+                <w:sz w:val="24"/>
+                <w:szCs w:val="24"/>
+              </w:rPr>
+              <w:t>"</w:t>
+            </w:r>
+            <w:r>
+              <w:rPr>
+                <w:sz w:val="24"/>
+                <w:szCs w:val="24"/>
+              </w:rPr>
+              <w:t>What is the highest-grossing film of all time?"</w:t>
+            </w:r>
+          </w:p>
+          <w:p>
+            <w:pPr>
+              <w:spacing w:after="120"/>
+              <w:rPr>
+                <w:sz w:val="24"/>
+                <w:szCs w:val="24"/>
+              </w:rPr>
+            </w:pPr>
+            <w:r>
+              <w:rPr>
+                <w:i/>
+                <w:iCs/>
+                <w:sz w:val="24"/>
+                <w:szCs w:val="24"/>
+              </w:rPr>
+              <w:t>System output</w:t>
+            </w:r>
+            <w:r>
+              <w:rPr>
+                <w:i/>
+                <w:iCs/>
+                <w:sz w:val="24"/>
+                <w:szCs w:val="24"/>
+              </w:rPr>
+              <w:t xml:space="preserve">: </w:t>
+            </w:r>
+            <w:r>
+              <w:rPr>
+                <w:sz w:val="24"/>
+                <w:szCs w:val="24"/>
+              </w:rPr>
+              <w:t>"According to the documents, **Avatar** became the highest-grossing film of all time worldwide [Avatar_(2009_film).html]."</w:t>
+            </w:r>
+          </w:p>
+          <w:p>
+            <w:pPr>
+              <w:rPr>
+                <w:b/>
+                <w:bCs/>
+                <w:sz w:val="24"/>
+                <w:szCs w:val="24"/>
+              </w:rPr>
+            </w:pPr>
+            <w:r>
+              <w:rPr>
+                <w:i/>
+                <w:iCs/>
+                <w:sz w:val="24"/>
+                <w:szCs w:val="24"/>
+              </w:rPr>
+              <w:t>Result:</w:t>
+            </w:r>
+            <w:r>
+              <w:rPr>
+                <w:sz w:val="24"/>
+                <w:szCs w:val="24"/>
+              </w:rPr>
+              <w:t xml:space="preserve"> </w:t>
+            </w:r>
+            <w:r>
+              <w:rPr>
+                <w:sz w:val="24"/>
+                <w:szCs w:val="24"/>
+              </w:rPr>
+              <w:t>Fail</w:t>
+            </w:r>
+            <w:r>
+              <w:rPr>
+                <w:sz w:val="24"/>
+                <w:szCs w:val="24"/>
+              </w:rPr>
+              <w:t>, re</w:t>
+            </w:r>
+            <w:r>
+              <w:rPr>
+                <w:sz w:val="24"/>
+                <w:szCs w:val="24"/>
+              </w:rPr>
+              <w:t>call=0, precision=0.33</w:t>
+            </w:r>
+          </w:p>
+        </w:tc>
+      </w:tr>
+    </w:tbl>
+    <w:p/>
+    <w:tbl>
+      <w:tblPr>
+        <w:tblW w:w="10080" w:type="dxa"/>
+        <w:jc w:val="center"/>
+        <w:tblLayout w:type="fixed"/>
+        <w:tblLook w:val="0400" w:firstRow="0" w:lastRow="0" w:firstColumn="0" w:lastColumn="0" w:noHBand="0" w:noVBand="1"/>
+      </w:tblPr>
+      <w:tblGrid>
+        <w:gridCol w:w="10080"/>
+      </w:tblGrid>
+      <w:tr>
+        <w:trPr>
+          <w:jc w:val="center"/>
+        </w:trPr>
+        <w:tc>
+          <w:tcPr>
+            <w:tcW w:w="10080" w:type="dxa"/>
+            <w:tcBorders>
+              <w:top w:val="single" w:sz="6" w:space="0" w:color="BFBFBF"/>
+              <w:left w:val="single" w:sz="6" w:space="0" w:color="BFBFBF"/>
+              <w:bottom w:val="single" w:sz="6" w:space="0" w:color="BFBFBF"/>
+              <w:right w:val="single" w:sz="6" w:space="0" w:color="BFBFBF"/>
+            </w:tcBorders>
+            <w:shd w:val="clear" w:color="auto" w:fill="F2F2F2"/>
+          </w:tcPr>
+          <w:p>
+            <w:pPr>
+              <w:rPr>
+                <w:sz w:val="24"/>
+                <w:szCs w:val="24"/>
+              </w:rPr>
+            </w:pPr>
+            <w:r>
+              <w:rPr>
+                <w:b/>
+                <w:bCs/>
+                <w:sz w:val="24"/>
+                <w:szCs w:val="24"/>
+              </w:rPr>
+              <w:t xml:space="preserve">Example </w:t>
+            </w:r>
+            <w:r>
+              <w:rPr>
+                <w:b/>
+                <w:bCs/>
+                <w:sz w:val="24"/>
+                <w:szCs w:val="24"/>
+              </w:rPr>
+              <w:t>5</w:t>
+            </w:r>
+            <w:r>
+              <w:rPr>
+                <w:b/>
+                <w:bCs/>
+                <w:sz w:val="24"/>
+                <w:szCs w:val="24"/>
+              </w:rPr>
+              <w:t xml:space="preserve">: </w:t>
+            </w:r>
+            <w:r>
+              <w:rPr>
+                <w:b/>
+                <w:bCs/>
+                <w:sz w:val="24"/>
+                <w:szCs w:val="24"/>
+              </w:rPr>
+              <w:t>Q</w:t>
+            </w:r>
+            <w:r>
+              <w:rPr>
+                <w:b/>
+                <w:bCs/>
+                <w:sz w:val="24"/>
+                <w:szCs w:val="24"/>
+              </w:rPr>
+              <w:t>uery, system output, and result, if applicable</w:t>
+            </w:r>
+          </w:p>
+        </w:tc>
+      </w:tr>
+      <w:tr>
+        <w:trPr>
+          <w:jc w:val="center"/>
+        </w:trPr>
+        <w:tc>
+          <w:tcPr>
+            <w:tcW w:w="10080" w:type="dxa"/>
+            <w:tcBorders>
+              <w:top w:val="single" w:sz="6" w:space="0" w:color="BFBFBF"/>
+              <w:left w:val="single" w:sz="6" w:space="0" w:color="BFBFBF"/>
+              <w:bottom w:val="single" w:sz="6" w:space="0" w:color="BFBFBF"/>
+              <w:right w:val="single" w:sz="6" w:space="0" w:color="BFBFBF"/>
+            </w:tcBorders>
+            <w:shd w:val="clear" w:color="auto" w:fill="FFFFFF" w:themeFill="background1"/>
+          </w:tcPr>
+          <w:p>
+            <w:pPr>
+              <w:spacing w:after="120"/>
+              <w:rPr>
+                <w:sz w:val="24"/>
+                <w:szCs w:val="24"/>
+              </w:rPr>
+            </w:pPr>
+            <w:r>
+              <w:rPr>
+                <w:i/>
+                <w:iCs/>
+                <w:sz w:val="24"/>
+                <w:szCs w:val="24"/>
+              </w:rPr>
+              <w:t>Automated</w:t>
+            </w:r>
+            <w:r>
+              <w:rPr>
+                <w:i/>
+                <w:iCs/>
+                <w:sz w:val="24"/>
+                <w:szCs w:val="24"/>
+              </w:rPr>
+              <w:t xml:space="preserve"> </w:t>
+            </w:r>
+            <w:r>
+              <w:rPr>
+                <w:i/>
+                <w:iCs/>
+                <w:sz w:val="24"/>
+                <w:szCs w:val="24"/>
+              </w:rPr>
+              <w:t>Query Q0</w:t>
+            </w:r>
+            <w:r>
+              <w:rPr>
+                <w:i/>
+                <w:iCs/>
+                <w:sz w:val="24"/>
+                <w:szCs w:val="24"/>
+              </w:rPr>
+              <w:t>94</w:t>
+            </w:r>
+            <w:r>
+              <w:rPr>
+                <w:sz w:val="24"/>
+                <w:szCs w:val="24"/>
+              </w:rPr>
+              <w:t xml:space="preserve">: </w:t>
+            </w:r>
+            <w:r>
+              <w:rPr>
+                <w:sz w:val="24"/>
+                <w:szCs w:val="24"/>
+              </w:rPr>
+              <w:t>"I'm deciding whether to watch a long Western — how does Costner's Horizon project compare in scale and reception to his earlier epic?"</w:t>
+            </w:r>
+          </w:p>
+          <w:p>
+            <w:pPr>
+              <w:spacing w:after="120"/>
+              <w:rPr>
+                <w:sz w:val="24"/>
+                <w:szCs w:val="24"/>
+              </w:rPr>
+            </w:pPr>
+            <w:r>
+              <w:rPr>
+                <w:i/>
+                <w:iCs/>
+                <w:sz w:val="24"/>
+                <w:szCs w:val="24"/>
+              </w:rPr>
+              <w:t>System output</w:t>
+            </w:r>
+            <w:r>
+              <w:rPr>
+                <w:i/>
+                <w:iCs/>
+                <w:sz w:val="24"/>
+                <w:szCs w:val="24"/>
+              </w:rPr>
+              <w:t xml:space="preserve">: </w:t>
+            </w:r>
+            <w:r>
+              <w:rPr>
+                <w:sz w:val="24"/>
+                <w:szCs w:val="24"/>
+              </w:rPr>
+              <w:t>"Costner’s *Horizon: An American Saga* is described as a Western epic that “will be split into at least four films, each just under three hours in length,” with production beginning in August 2022 and the first film released in June 2024 [Kevin_Costner.html]. The project was planned as a series of months-long releases, and the first film’s production was expected to last at least 220 days [Kevin_Costner.html].</w:t>
+            </w:r>
+          </w:p>
+          <w:p>
+            <w:pPr>
+              <w:spacing w:after="120"/>
+              <w:rPr>
+                <w:sz w:val="24"/>
+                <w:szCs w:val="24"/>
+              </w:rPr>
+            </w:pPr>
+            <w:r>
+              <w:rPr>
+                <w:sz w:val="24"/>
+                <w:szCs w:val="24"/>
+              </w:rPr>
+              <w:t xml:space="preserve">By comparison, *Dances With Wolves* (1990) was a single epic film; it was nominated for 12 Academy Awards and won seven, including Best Picture and Best Director for Costner </w:t>
+            </w:r>
+            <w:r>
+              <w:rPr>
+                <w:sz w:val="24"/>
+                <w:szCs w:val="24"/>
+              </w:rPr>
+              <w:lastRenderedPageBreak/>
+              <w:t>[Kevin_Costner.html]. So in scale, *Horizon* is larger as a multi-film project, while *Dances With Wolves* was a standalone epic with major awards success [Kevin_Costner.html].</w:t>
+            </w:r>
+          </w:p>
+          <w:p>
+            <w:pPr>
+              <w:spacing w:after="120"/>
+              <w:rPr>
+                <w:sz w:val="24"/>
+                <w:szCs w:val="24"/>
+              </w:rPr>
+            </w:pPr>
+            <w:r>
+              <w:rPr>
+                <w:sz w:val="24"/>
+                <w:szCs w:val="24"/>
+              </w:rPr>
+              <w:t>In reception, *Horizon: An American Saga – Chapter 1* “earned mixed reviews” and “was a box office flop,” and the poor box-office returns were a factor in the indefinite delay of Chapter 2, which also “had received mixed reviews” [Kevin_Costner.html]. *Dances With Wolves*, by contrast, won major Academy Awards and established a much more celebrated reputation [Kevin_Costner.html].",</w:t>
+            </w:r>
+          </w:p>
+          <w:p>
+            <w:pPr>
+              <w:spacing w:after="120"/>
+              <w:rPr>
+                <w:b/>
+                <w:bCs/>
+                <w:sz w:val="24"/>
+                <w:szCs w:val="24"/>
+              </w:rPr>
+            </w:pPr>
+            <w:r>
+              <w:rPr>
+                <w:sz w:val="24"/>
+                <w:szCs w:val="24"/>
+              </w:rPr>
+              <w:br/>
+            </w:r>
+            <w:r>
+              <w:rPr>
+                <w:sz w:val="24"/>
+                <w:szCs w:val="24"/>
+              </w:rPr>
+              <w:t xml:space="preserve"> </w:t>
+            </w:r>
+            <w:r>
+              <w:rPr>
+                <w:i/>
+                <w:iCs/>
+                <w:sz w:val="24"/>
+                <w:szCs w:val="24"/>
+              </w:rPr>
+              <w:t>Result:</w:t>
+            </w:r>
+            <w:r>
+              <w:rPr>
+                <w:sz w:val="24"/>
+                <w:szCs w:val="24"/>
+              </w:rPr>
+              <w:t xml:space="preserve"> </w:t>
+            </w:r>
+            <w:r>
+              <w:rPr>
+                <w:sz w:val="24"/>
+                <w:szCs w:val="24"/>
+              </w:rPr>
+              <w:t>Pass</w:t>
+            </w:r>
+            <w:r>
+              <w:rPr>
+                <w:sz w:val="24"/>
+                <w:szCs w:val="24"/>
+              </w:rPr>
+              <w:t>, re</w:t>
+            </w:r>
+            <w:r>
+              <w:rPr>
+                <w:sz w:val="24"/>
+                <w:szCs w:val="24"/>
+              </w:rPr>
+              <w:t>call=</w:t>
+            </w:r>
+            <w:r>
+              <w:rPr>
+                <w:sz w:val="24"/>
+                <w:szCs w:val="24"/>
+              </w:rPr>
+              <w:t>1</w:t>
+            </w:r>
+            <w:r>
+              <w:rPr>
+                <w:sz w:val="24"/>
+                <w:szCs w:val="24"/>
+              </w:rPr>
+              <w:t xml:space="preserve">, precision=0.33, </w:t>
+            </w:r>
+            <w:r>
+              <w:rPr>
+                <w:sz w:val="24"/>
+                <w:szCs w:val="24"/>
+              </w:rPr>
+              <w:t>faithfulness</w:t>
+            </w:r>
+            <w:r>
+              <w:rPr>
+                <w:sz w:val="24"/>
+                <w:szCs w:val="24"/>
+              </w:rPr>
+              <w:t>=”fail’</w:t>
+            </w:r>
           </w:p>
         </w:tc>
       </w:tr>
@@ -2037,17 +6929,120 @@
                 <w:sz w:val="24"/>
                 <w:szCs w:val="24"/>
               </w:rPr>
-              <w:t>Response:</w:t>
-            </w:r>
-          </w:p>
-          <w:p>
-            <w:pPr>
-              <w:spacing w:after="120"/>
-              <w:rPr>
-                <w:sz w:val="24"/>
-                <w:szCs w:val="24"/>
-              </w:rPr>
-            </w:pPr>
+              <w:t>The system has a number of strengths:</w:t>
+            </w:r>
+            <w:r>
+              <w:rPr>
+                <w:sz w:val="24"/>
+                <w:szCs w:val="24"/>
+              </w:rPr>
+              <w:t xml:space="preserve"> </w:t>
+            </w:r>
+            <w:r>
+              <w:rPr>
+                <w:sz w:val="24"/>
+                <w:szCs w:val="24"/>
+              </w:rPr>
+              <w:t>upward of 60</w:t>
+            </w:r>
+            <w:r>
+              <w:rPr>
+                <w:sz w:val="24"/>
+                <w:szCs w:val="24"/>
+              </w:rPr>
+              <w:t>% of answers are correct</w:t>
+            </w:r>
+            <w:r>
+              <w:rPr>
+                <w:sz w:val="24"/>
+                <w:szCs w:val="24"/>
+              </w:rPr>
+              <w:t xml:space="preserve"> (66.7% for the automated suite)</w:t>
+            </w:r>
+            <w:r>
+              <w:rPr>
+                <w:sz w:val="24"/>
+                <w:szCs w:val="24"/>
+              </w:rPr>
+              <w:t xml:space="preserve">, </w:t>
+            </w:r>
+            <w:r>
+              <w:rPr>
+                <w:sz w:val="24"/>
+                <w:szCs w:val="24"/>
+              </w:rPr>
+              <w:t>the answers it produces are largely relevant to the questions being asked</w:t>
+            </w:r>
+            <w:r>
+              <w:rPr>
+                <w:sz w:val="24"/>
+                <w:szCs w:val="24"/>
+              </w:rPr>
+              <w:t xml:space="preserve"> (100% for the automated suite, </w:t>
+            </w:r>
+            <w:r>
+              <w:rPr>
+                <w:sz w:val="24"/>
+                <w:szCs w:val="24"/>
+              </w:rPr>
+              <w:t>93.3% for the handcrafted),</w:t>
+            </w:r>
+            <w:r>
+              <w:rPr>
+                <w:sz w:val="24"/>
+                <w:szCs w:val="24"/>
+              </w:rPr>
+              <w:t xml:space="preserve"> </w:t>
+            </w:r>
+            <w:r>
+              <w:rPr>
+                <w:sz w:val="24"/>
+                <w:szCs w:val="24"/>
+              </w:rPr>
+              <w:t xml:space="preserve">the vast majority of </w:t>
+            </w:r>
+            <w:r>
+              <w:rPr>
+                <w:sz w:val="24"/>
+                <w:szCs w:val="24"/>
+              </w:rPr>
+              <w:t xml:space="preserve">individual claims </w:t>
+            </w:r>
+            <w:r>
+              <w:rPr>
+                <w:sz w:val="24"/>
+                <w:szCs w:val="24"/>
+              </w:rPr>
+              <w:t>are grounded in the retrieved documents (</w:t>
+            </w:r>
+            <w:r>
+              <w:rPr>
+                <w:sz w:val="24"/>
+                <w:szCs w:val="24"/>
+              </w:rPr>
+              <w:t xml:space="preserve">98.4% for the automated suite, </w:t>
+            </w:r>
+            <w:r>
+              <w:rPr>
+                <w:sz w:val="24"/>
+                <w:szCs w:val="24"/>
+              </w:rPr>
+              <w:t>80.7% for the handcrafted)</w:t>
+            </w:r>
+            <w:r>
+              <w:rPr>
+                <w:sz w:val="24"/>
+                <w:szCs w:val="24"/>
+              </w:rPr>
+              <w:t>, and in most cases the system declines to answer when it is unable rather than fabricating</w:t>
+            </w:r>
+            <w:r>
+              <w:rPr>
+                <w:sz w:val="24"/>
+                <w:szCs w:val="24"/>
+              </w:rPr>
+              <w:t xml:space="preserve">. </w:t>
+            </w:r>
           </w:p>
         </w:tc>
       </w:tr>
@@ -2130,17 +7125,177 @@
                 <w:sz w:val="24"/>
                 <w:szCs w:val="24"/>
               </w:rPr>
-              <w:t>Response:</w:t>
-            </w:r>
-          </w:p>
-          <w:p>
-            <w:pPr>
-              <w:spacing w:after="120"/>
-              <w:rPr>
-                <w:sz w:val="24"/>
-                <w:szCs w:val="24"/>
-              </w:rPr>
-            </w:pPr>
+              <w:t xml:space="preserve">However, </w:t>
+            </w:r>
+            <w:r>
+              <w:rPr>
+                <w:sz w:val="24"/>
+                <w:szCs w:val="24"/>
+              </w:rPr>
+              <w:t>on multi-document questions in particular,</w:t>
+            </w:r>
+            <w:r>
+              <w:rPr>
+                <w:sz w:val="24"/>
+                <w:szCs w:val="24"/>
+              </w:rPr>
+              <w:t xml:space="preserve"> the precision of retrieved documents drops considerably</w:t>
+            </w:r>
+            <w:r>
+              <w:rPr>
+                <w:sz w:val="24"/>
+                <w:szCs w:val="24"/>
+              </w:rPr>
+              <w:t xml:space="preserve">. </w:t>
+            </w:r>
+            <w:r>
+              <w:rPr>
+                <w:sz w:val="24"/>
+                <w:szCs w:val="24"/>
+              </w:rPr>
+              <w:t>And on occasion recall fails completely: f</w:t>
+            </w:r>
+            <w:r>
+              <w:rPr>
+                <w:sz w:val="24"/>
+                <w:szCs w:val="24"/>
+              </w:rPr>
+              <w:t>or several questions, none of the required documents w</w:t>
+            </w:r>
+            <w:r>
+              <w:rPr>
+                <w:sz w:val="24"/>
+                <w:szCs w:val="24"/>
+              </w:rPr>
+              <w:t>as</w:t>
+            </w:r>
+            <w:r>
+              <w:rPr>
+                <w:sz w:val="24"/>
+                <w:szCs w:val="24"/>
+              </w:rPr>
+              <w:t xml:space="preserve"> retrieved</w:t>
+            </w:r>
+            <w:r>
+              <w:rPr>
+                <w:sz w:val="24"/>
+                <w:szCs w:val="24"/>
+              </w:rPr>
+              <w:t>.</w:t>
+            </w:r>
+            <w:r>
+              <w:rPr>
+                <w:sz w:val="24"/>
+                <w:szCs w:val="24"/>
+              </w:rPr>
+              <w:t xml:space="preserve"> This is the key weakness but not the only one: </w:t>
+            </w:r>
+            <w:r>
+              <w:rPr>
+                <w:sz w:val="24"/>
+                <w:szCs w:val="24"/>
+              </w:rPr>
+              <w:t>in some cases</w:t>
+            </w:r>
+            <w:r>
+              <w:rPr>
+                <w:sz w:val="24"/>
+                <w:szCs w:val="24"/>
+              </w:rPr>
+              <w:t>,</w:t>
+            </w:r>
+            <w:r>
+              <w:rPr>
+                <w:sz w:val="24"/>
+                <w:szCs w:val="24"/>
+              </w:rPr>
+              <w:t xml:space="preserve"> the answer</w:t>
+            </w:r>
+            <w:r>
+              <w:rPr>
+                <w:sz w:val="24"/>
+                <w:szCs w:val="24"/>
+              </w:rPr>
+              <w:t xml:space="preserve">s are not entirely faithful to their supporting documents, </w:t>
+            </w:r>
+            <w:r>
+              <w:rPr>
+                <w:sz w:val="24"/>
+                <w:szCs w:val="24"/>
+              </w:rPr>
+              <w:t xml:space="preserve">citations are </w:t>
+            </w:r>
+            <w:r>
+              <w:rPr>
+                <w:sz w:val="24"/>
+                <w:szCs w:val="24"/>
+              </w:rPr>
+              <w:t>sometimes misattributed</w:t>
+            </w:r>
+            <w:r>
+              <w:rPr>
+                <w:sz w:val="24"/>
+                <w:szCs w:val="24"/>
+              </w:rPr>
+              <w:t>,</w:t>
+            </w:r>
+            <w:r>
+              <w:rPr>
+                <w:sz w:val="24"/>
+                <w:szCs w:val="24"/>
+              </w:rPr>
+              <w:t xml:space="preserve"> </w:t>
+            </w:r>
+            <w:r>
+              <w:rPr>
+                <w:sz w:val="24"/>
+                <w:szCs w:val="24"/>
+              </w:rPr>
+              <w:t xml:space="preserve">some answers are incomplete even when the information is available in the retrieved context, </w:t>
+            </w:r>
+            <w:r>
+              <w:rPr>
+                <w:sz w:val="24"/>
+                <w:szCs w:val="24"/>
+              </w:rPr>
+              <w:t>some answers</w:t>
+            </w:r>
+            <w:r>
+              <w:rPr>
+                <w:sz w:val="24"/>
+                <w:szCs w:val="24"/>
+              </w:rPr>
+              <w:t xml:space="preserve"> make no allowance for the possibility of stale information, </w:t>
+            </w:r>
+            <w:r>
+              <w:rPr>
+                <w:sz w:val="24"/>
+                <w:szCs w:val="24"/>
+              </w:rPr>
+              <w:t>and</w:t>
+            </w:r>
+            <w:r>
+              <w:rPr>
+                <w:sz w:val="24"/>
+                <w:szCs w:val="24"/>
+              </w:rPr>
+              <w:t xml:space="preserve"> on at least one occasion</w:t>
+            </w:r>
+            <w:r>
+              <w:rPr>
+                <w:sz w:val="24"/>
+                <w:szCs w:val="24"/>
+              </w:rPr>
+              <w:t xml:space="preserve"> the </w:t>
+            </w:r>
+            <w:r>
+              <w:rPr>
+                <w:sz w:val="24"/>
+                <w:szCs w:val="24"/>
+              </w:rPr>
+              <w:lastRenderedPageBreak/>
+              <w:t>system ignored the instruction to use only retrieved documents and answered from parametric memory.</w:t>
+            </w:r>
           </w:p>
         </w:tc>
       </w:tr>
@@ -2223,17 +7378,798 @@
                 <w:sz w:val="24"/>
                 <w:szCs w:val="24"/>
               </w:rPr>
-              <w:t>Response:</w:t>
+              <w:t>Low precision is caused by a small signal to noise ratio: the retriever is</w:t>
+            </w:r>
+            <w:r>
+              <w:rPr>
+                <w:sz w:val="24"/>
+                <w:szCs w:val="24"/>
+              </w:rPr>
+              <w:t xml:space="preserve"> retrieving noisy or irrelevant documents. This may be due to a keyword hit</w:t>
+            </w:r>
+            <w:r>
+              <w:rPr>
+                <w:sz w:val="24"/>
+                <w:szCs w:val="24"/>
+              </w:rPr>
+              <w:t xml:space="preserve"> via BM25 somewhere in the document. Currently</w:t>
+            </w:r>
+            <w:r>
+              <w:rPr>
+                <w:sz w:val="24"/>
+                <w:szCs w:val="24"/>
+              </w:rPr>
+              <w:t xml:space="preserve"> whole articles are </w:t>
+            </w:r>
+            <w:r>
+              <w:rPr>
+                <w:sz w:val="24"/>
+                <w:szCs w:val="24"/>
+              </w:rPr>
+              <w:t>being searched</w:t>
+            </w:r>
+            <w:r>
+              <w:rPr>
+                <w:sz w:val="24"/>
+                <w:szCs w:val="24"/>
+              </w:rPr>
+              <w:t>,</w:t>
+            </w:r>
+            <w:r>
+              <w:rPr>
+                <w:sz w:val="24"/>
+                <w:szCs w:val="24"/>
+              </w:rPr>
+              <w:t xml:space="preserve"> and </w:t>
+            </w:r>
+            <w:r>
+              <w:rPr>
+                <w:sz w:val="24"/>
+                <w:szCs w:val="24"/>
+              </w:rPr>
+              <w:t xml:space="preserve">many articles are very long. </w:t>
+            </w:r>
+            <w:r>
+              <w:rPr>
+                <w:sz w:val="24"/>
+                <w:szCs w:val="24"/>
+              </w:rPr>
+              <w:t xml:space="preserve">The units of search need to be more granular. </w:t>
+            </w:r>
+            <w:r>
+              <w:rPr>
+                <w:sz w:val="24"/>
+                <w:szCs w:val="24"/>
+              </w:rPr>
+              <w:t>Currently TOP_K is set to 3</w:t>
+            </w:r>
+            <w:r>
+              <w:rPr>
+                <w:sz w:val="24"/>
+                <w:szCs w:val="24"/>
+              </w:rPr>
+              <w:t xml:space="preserve"> so if the required documents are crowded out by other</w:t>
+            </w:r>
+            <w:r>
+              <w:rPr>
+                <w:sz w:val="24"/>
+                <w:szCs w:val="24"/>
+              </w:rPr>
+              <w:t xml:space="preserve"> thematically adjacent</w:t>
+            </w:r>
+            <w:r>
+              <w:rPr>
+                <w:sz w:val="24"/>
+                <w:szCs w:val="24"/>
+              </w:rPr>
+              <w:t xml:space="preserve"> documents that match </w:t>
+            </w:r>
+            <w:r>
+              <w:rPr>
+                <w:sz w:val="24"/>
+                <w:szCs w:val="24"/>
+              </w:rPr>
+              <w:t>keywords in the query</w:t>
+            </w:r>
+            <w:r>
+              <w:rPr>
+                <w:sz w:val="24"/>
+                <w:szCs w:val="24"/>
+              </w:rPr>
+              <w:t>,</w:t>
+            </w:r>
+            <w:r>
+              <w:rPr>
+                <w:sz w:val="24"/>
+                <w:szCs w:val="24"/>
+              </w:rPr>
+              <w:t xml:space="preserve"> then the required information never gets to the answerer LLM. </w:t>
+            </w:r>
+            <w:r>
+              <w:rPr>
+                <w:sz w:val="24"/>
+                <w:szCs w:val="24"/>
+              </w:rPr>
+              <w:t xml:space="preserve"> </w:t>
+            </w:r>
+            <w:r>
+              <w:rPr>
+                <w:sz w:val="24"/>
+                <w:szCs w:val="24"/>
+              </w:rPr>
+              <w:t xml:space="preserve">This is the principal failure mode. </w:t>
             </w:r>
           </w:p>
           <w:p>
             <w:pPr>
-              <w:spacing w:after="120"/>
               <w:rPr>
                 <w:sz w:val="24"/>
                 <w:szCs w:val="24"/>
               </w:rPr>
             </w:pPr>
+            <w:r>
+              <w:rPr>
+                <w:sz w:val="24"/>
+                <w:szCs w:val="24"/>
+              </w:rPr>
+              <w:t>For example</w:t>
+            </w:r>
+            <w:r>
+              <w:rPr>
+                <w:sz w:val="24"/>
+                <w:szCs w:val="24"/>
+              </w:rPr>
+              <w:t>,</w:t>
+            </w:r>
+            <w:r>
+              <w:rPr>
+                <w:sz w:val="24"/>
+                <w:szCs w:val="24"/>
+              </w:rPr>
+              <w:t xml:space="preserve"> </w:t>
+            </w:r>
+            <w:r>
+              <w:rPr>
+                <w:sz w:val="24"/>
+                <w:szCs w:val="24"/>
+              </w:rPr>
+              <w:t xml:space="preserve">Handcrafted Query </w:t>
+            </w:r>
+            <w:r>
+              <w:rPr>
+                <w:sz w:val="24"/>
+                <w:szCs w:val="24"/>
+              </w:rPr>
+              <w:t>Q014</w:t>
+            </w:r>
+            <w:r>
+              <w:rPr>
+                <w:sz w:val="24"/>
+                <w:szCs w:val="24"/>
+              </w:rPr>
+              <w:t xml:space="preserve"> failed because it needed 1992_Winter_Olymp</w:t>
+            </w:r>
+            <w:r>
+              <w:rPr>
+                <w:sz w:val="24"/>
+                <w:szCs w:val="24"/>
+              </w:rPr>
+              <w:t>i</w:t>
+            </w:r>
+            <w:r>
+              <w:rPr>
+                <w:sz w:val="24"/>
+                <w:szCs w:val="24"/>
+              </w:rPr>
+              <w:t>cs.html but</w:t>
+            </w:r>
+            <w:r>
+              <w:rPr>
+                <w:sz w:val="24"/>
+                <w:szCs w:val="24"/>
+              </w:rPr>
+              <w:t xml:space="preserve"> instead retrieved 1988_Winter_Olympics.html, 1988_Summer_Olympics.html, and Australia_at_the_Olympics.html. </w:t>
+            </w:r>
+            <w:r>
+              <w:rPr>
+                <w:sz w:val="24"/>
+                <w:szCs w:val="24"/>
+              </w:rPr>
+              <w:t>More granular</w:t>
+            </w:r>
+            <w:r>
+              <w:rPr>
+                <w:sz w:val="24"/>
+                <w:szCs w:val="24"/>
+              </w:rPr>
+              <w:t xml:space="preserve"> units of retrieval via text splitting and chunking will likely help here, but so too will preserving headings</w:t>
+            </w:r>
+            <w:r>
+              <w:rPr>
+                <w:sz w:val="24"/>
+                <w:szCs w:val="24"/>
+              </w:rPr>
+              <w:t xml:space="preserve"> during extraction, or possibly even implementing a special retriever to match against file names, not just content. </w:t>
+            </w:r>
+            <w:r>
+              <w:rPr>
+                <w:sz w:val="24"/>
+                <w:szCs w:val="24"/>
+              </w:rPr>
+              <w:t>Splitting multi-</w:t>
+            </w:r>
+            <w:r>
+              <w:rPr>
+                <w:sz w:val="24"/>
+                <w:szCs w:val="24"/>
+              </w:rPr>
+              <w:t xml:space="preserve">topic queries into sub-queries and fusing the responses might also help. </w:t>
+            </w:r>
+          </w:p>
+          <w:p>
+            <w:pPr>
+              <w:rPr>
+                <w:sz w:val="24"/>
+                <w:szCs w:val="24"/>
+              </w:rPr>
+            </w:pPr>
+            <w:r>
+              <w:rPr>
+                <w:sz w:val="24"/>
+                <w:szCs w:val="24"/>
+              </w:rPr>
+              <w:t xml:space="preserve">Another example is </w:t>
+            </w:r>
+            <w:r>
+              <w:rPr>
+                <w:sz w:val="24"/>
+                <w:szCs w:val="24"/>
+              </w:rPr>
+              <w:t>Automated Query Q072</w:t>
+            </w:r>
+            <w:r>
+              <w:rPr>
+                <w:sz w:val="24"/>
+                <w:szCs w:val="24"/>
+              </w:rPr>
+              <w:t xml:space="preserve"> which failed because it </w:t>
+            </w:r>
+            <w:r>
+              <w:rPr>
+                <w:sz w:val="24"/>
+                <w:szCs w:val="24"/>
+              </w:rPr>
+              <w:t xml:space="preserve">failed to retrieve </w:t>
+            </w:r>
+            <w:r>
+              <w:rPr>
+                <w:sz w:val="24"/>
+                <w:szCs w:val="24"/>
+              </w:rPr>
+              <w:t>"Titanic_(1997_film).html",</w:t>
+            </w:r>
+            <w:r>
+              <w:rPr>
+                <w:sz w:val="24"/>
+                <w:szCs w:val="24"/>
+              </w:rPr>
+              <w:t xml:space="preserve"> instead retrieving</w:t>
+            </w:r>
+            <w:r>
+              <w:rPr>
+                <w:sz w:val="24"/>
+                <w:szCs w:val="24"/>
+              </w:rPr>
+              <w:t xml:space="preserve"> "Harry_Potter_(film_series).html"</w:t>
+            </w:r>
+            <w:r>
+              <w:rPr>
+                <w:sz w:val="24"/>
+                <w:szCs w:val="24"/>
+              </w:rPr>
+              <w:t xml:space="preserve"> and </w:t>
+            </w:r>
+            <w:r>
+              <w:rPr>
+                <w:sz w:val="24"/>
+                <w:szCs w:val="24"/>
+              </w:rPr>
+              <w:t>"List_of_highest-paid_film_actors.html",</w:t>
+            </w:r>
+            <w:r>
+              <w:rPr>
+                <w:sz w:val="24"/>
+                <w:szCs w:val="24"/>
+              </w:rPr>
+              <w:t xml:space="preserve"> in addition to</w:t>
+            </w:r>
+            <w:r>
+              <w:rPr>
+                <w:sz w:val="24"/>
+                <w:szCs w:val="24"/>
+              </w:rPr>
+              <w:t xml:space="preserve"> "Avatar_(2009_film).html"</w:t>
+            </w:r>
+            <w:r>
+              <w:rPr>
+                <w:sz w:val="24"/>
+                <w:szCs w:val="24"/>
+              </w:rPr>
+              <w:t>. As a consequence its answer included no</w:t>
+            </w:r>
+            <w:r>
+              <w:rPr>
+                <w:sz w:val="24"/>
+                <w:szCs w:val="24"/>
+              </w:rPr>
+              <w:t xml:space="preserve"> mention of the Titanic and also no caveat about the possibility that i</w:t>
+            </w:r>
+            <w:r>
+              <w:rPr>
+                <w:sz w:val="24"/>
+                <w:szCs w:val="24"/>
+              </w:rPr>
+              <w:t>ts retrieved documents might be out of date. Failure to recognize that documents may be out of date could possibly be rectified by adding instructions to the system prompt.</w:t>
+            </w:r>
+            <w:r>
+              <w:rPr>
+                <w:sz w:val="24"/>
+                <w:szCs w:val="24"/>
+              </w:rPr>
+              <w:br/>
+            </w:r>
+            <w:r>
+              <w:rPr>
+                <w:sz w:val="24"/>
+                <w:szCs w:val="24"/>
+              </w:rPr>
+              <w:br/>
+            </w:r>
+            <w:r>
+              <w:rPr>
+                <w:sz w:val="24"/>
+                <w:szCs w:val="24"/>
+              </w:rPr>
+              <w:t>It</w:t>
+            </w:r>
+            <w:r>
+              <w:rPr>
+                <w:sz w:val="24"/>
+                <w:szCs w:val="24"/>
+              </w:rPr>
+              <w:t xml:space="preserve"> is not clear why</w:t>
+            </w:r>
+            <w:r>
+              <w:rPr>
+                <w:sz w:val="24"/>
+                <w:szCs w:val="24"/>
+              </w:rPr>
+              <w:t xml:space="preserve"> quotes are being misattributed to the wrong documents</w:t>
+            </w:r>
+            <w:r>
+              <w:rPr>
+                <w:sz w:val="24"/>
+                <w:szCs w:val="24"/>
+              </w:rPr>
+              <w:t xml:space="preserve">. </w:t>
+            </w:r>
+            <w:r>
+              <w:rPr>
+                <w:sz w:val="24"/>
+                <w:szCs w:val="24"/>
+              </w:rPr>
+              <w:t xml:space="preserve">For example, </w:t>
+            </w:r>
+            <w:r>
+              <w:rPr>
+                <w:sz w:val="24"/>
+                <w:szCs w:val="24"/>
+              </w:rPr>
+              <w:t xml:space="preserve">Handcrafted Query Q011 did retrieve the document it needed for its answer, </w:t>
+            </w:r>
+            <w:r>
+              <w:rPr>
+                <w:sz w:val="24"/>
+                <w:szCs w:val="24"/>
+              </w:rPr>
+              <w:t>"2011_Tōhoku_earthquake_and_tsunami.html",</w:t>
+            </w:r>
+            <w:r>
+              <w:rPr>
+                <w:sz w:val="24"/>
+                <w:szCs w:val="24"/>
+              </w:rPr>
+              <w:t xml:space="preserve"> but it also retrieved</w:t>
+            </w:r>
+            <w:r>
+              <w:rPr>
+                <w:sz w:val="24"/>
+                <w:szCs w:val="24"/>
+              </w:rPr>
+              <w:t xml:space="preserve"> "Arctic_Ocean.html"</w:t>
+            </w:r>
+            <w:r>
+              <w:rPr>
+                <w:sz w:val="24"/>
+                <w:szCs w:val="24"/>
+              </w:rPr>
+              <w:t xml:space="preserve"> and</w:t>
+            </w:r>
+            <w:r>
+              <w:rPr>
+                <w:sz w:val="24"/>
+                <w:szCs w:val="24"/>
+              </w:rPr>
+              <w:t xml:space="preserve"> "Litke_Deep.html"</w:t>
+            </w:r>
+            <w:r>
+              <w:rPr>
+                <w:sz w:val="24"/>
+                <w:szCs w:val="24"/>
+              </w:rPr>
+              <w:t xml:space="preserve"> and ended up misattributing</w:t>
+            </w:r>
+            <w:r>
+              <w:rPr>
+                <w:sz w:val="24"/>
+                <w:szCs w:val="24"/>
+              </w:rPr>
+              <w:t xml:space="preserve"> </w:t>
+            </w:r>
+            <w:r>
+              <w:rPr>
+                <w:sz w:val="24"/>
+                <w:szCs w:val="24"/>
+              </w:rPr>
+              <w:t>"Arctic_Ocean.html"</w:t>
+            </w:r>
+            <w:r>
+              <w:rPr>
+                <w:sz w:val="24"/>
+                <w:szCs w:val="24"/>
+              </w:rPr>
+              <w:t xml:space="preserve"> to support its claims.</w:t>
+            </w:r>
+            <w:r>
+              <w:rPr>
+                <w:sz w:val="24"/>
+                <w:szCs w:val="24"/>
+              </w:rPr>
+              <w:t xml:space="preserve"> One avenue to explore is adjusting the citation instructions in the system prompt to cite line number or section within the document, not just the document itself. </w:t>
+            </w:r>
+            <w:r>
+              <w:rPr>
+                <w:sz w:val="24"/>
+                <w:szCs w:val="24"/>
+              </w:rPr>
+              <w:t xml:space="preserve"> </w:t>
+            </w:r>
+          </w:p>
+          <w:p>
+            <w:pPr>
+              <w:rPr>
+                <w:sz w:val="24"/>
+                <w:szCs w:val="24"/>
+              </w:rPr>
+            </w:pPr>
+            <w:r>
+              <w:rPr>
+                <w:sz w:val="24"/>
+                <w:szCs w:val="24"/>
+              </w:rPr>
+              <w:t>E</w:t>
+            </w:r>
+            <w:r>
+              <w:rPr>
+                <w:sz w:val="24"/>
+                <w:szCs w:val="24"/>
+              </w:rPr>
+              <w:t>nsuring</w:t>
+            </w:r>
+            <w:r>
+              <w:rPr>
+                <w:sz w:val="24"/>
+                <w:szCs w:val="24"/>
+              </w:rPr>
+              <w:t xml:space="preserve"> that the LLM does not resort to parametric memory may require </w:t>
+            </w:r>
+            <w:r>
+              <w:rPr>
+                <w:sz w:val="24"/>
+                <w:szCs w:val="24"/>
+              </w:rPr>
+              <w:t xml:space="preserve">experimenting with the </w:t>
+            </w:r>
+            <w:r>
+              <w:rPr>
+                <w:sz w:val="24"/>
+                <w:szCs w:val="24"/>
+              </w:rPr>
+              <w:t>instructi</w:t>
+            </w:r>
+            <w:r>
+              <w:rPr>
+                <w:sz w:val="24"/>
+                <w:szCs w:val="24"/>
+              </w:rPr>
+              <w:t xml:space="preserve">ons in the prompt. </w:t>
+            </w:r>
+            <w:r>
+              <w:rPr>
+                <w:sz w:val="24"/>
+                <w:szCs w:val="24"/>
+              </w:rPr>
+              <w:t>For example, in Handcrafted Query Q0</w:t>
+            </w:r>
+            <w:r>
+              <w:rPr>
+                <w:sz w:val="24"/>
+                <w:szCs w:val="24"/>
+              </w:rPr>
+              <w:t>08, the system needed to retrieve</w:t>
+            </w:r>
+            <w:r>
+              <w:rPr>
+                <w:sz w:val="24"/>
+                <w:szCs w:val="24"/>
+              </w:rPr>
+              <w:t xml:space="preserve"> "Ronald_Reagan.html"</w:t>
+            </w:r>
+            <w:r>
+              <w:rPr>
+                <w:sz w:val="24"/>
+                <w:szCs w:val="24"/>
+              </w:rPr>
+              <w:t xml:space="preserve"> and</w:t>
+            </w:r>
+            <w:r>
+              <w:rPr>
+                <w:sz w:val="24"/>
+                <w:szCs w:val="24"/>
+              </w:rPr>
+              <w:t xml:space="preserve"> "1980_NFL_draft.html"</w:t>
+            </w:r>
+            <w:r>
+              <w:rPr>
+                <w:sz w:val="24"/>
+                <w:szCs w:val="24"/>
+              </w:rPr>
+              <w:t xml:space="preserve"> but ended up retrieving</w:t>
+            </w:r>
+            <w:r>
+              <w:rPr>
+                <w:sz w:val="24"/>
+                <w:szCs w:val="24"/>
+              </w:rPr>
+              <w:t xml:space="preserve"> </w:t>
+            </w:r>
+            <w:r>
+              <w:rPr>
+                <w:sz w:val="24"/>
+                <w:szCs w:val="24"/>
+              </w:rPr>
+              <w:t>"Philadelphia_Eagles.html", "1980_NFL_draft.html", "Washington_Commanders.html"</w:t>
+            </w:r>
+            <w:r>
+              <w:rPr>
+                <w:sz w:val="24"/>
+                <w:szCs w:val="24"/>
+              </w:rPr>
+              <w:t xml:space="preserve">. Nowhere in these documents is it stated </w:t>
+            </w:r>
+            <w:r>
+              <w:rPr>
+                <w:sz w:val="24"/>
+                <w:szCs w:val="24"/>
+              </w:rPr>
+              <w:t xml:space="preserve">that Ronald Reagan was elected president in 1980, so the LLM must </w:t>
+            </w:r>
+            <w:r>
+              <w:rPr>
+                <w:sz w:val="24"/>
+                <w:szCs w:val="24"/>
+              </w:rPr>
+              <w:lastRenderedPageBreak/>
+              <w:t xml:space="preserve">have obtained this information from its own parametric memory.  </w:t>
+            </w:r>
+            <w:r>
+              <w:rPr>
+                <w:sz w:val="24"/>
+                <w:szCs w:val="24"/>
+              </w:rPr>
+              <w:t xml:space="preserve">Perhaps instructing the LLM to provide its precise source (article, section, line number) for all claims </w:t>
+            </w:r>
+            <w:r>
+              <w:rPr>
+                <w:sz w:val="24"/>
+                <w:szCs w:val="24"/>
+              </w:rPr>
+              <w:t xml:space="preserve">would force it to look only in retrieved documents. </w:t>
+            </w:r>
+          </w:p>
+          <w:p>
+            <w:pPr>
+              <w:rPr>
+                <w:sz w:val="24"/>
+                <w:szCs w:val="24"/>
+              </w:rPr>
+            </w:pPr>
+            <w:r>
+              <w:rPr>
+                <w:sz w:val="24"/>
+                <w:szCs w:val="24"/>
+              </w:rPr>
+              <w:t xml:space="preserve">Failures of faithfulness </w:t>
+            </w:r>
+            <w:r>
+              <w:rPr>
+                <w:sz w:val="24"/>
+                <w:szCs w:val="24"/>
+              </w:rPr>
+              <w:t>may be down to the temperature setting for the LLM, which is current</w:t>
+            </w:r>
+            <w:r>
+              <w:rPr>
+                <w:sz w:val="24"/>
+                <w:szCs w:val="24"/>
+              </w:rPr>
+              <w:t>ly</w:t>
+            </w:r>
+            <w:r>
+              <w:rPr>
+                <w:sz w:val="24"/>
+                <w:szCs w:val="24"/>
+              </w:rPr>
+              <w:t xml:space="preserve"> set to 0.2. </w:t>
+            </w:r>
+            <w:r>
+              <w:rPr>
+                <w:sz w:val="24"/>
+                <w:szCs w:val="24"/>
+              </w:rPr>
+              <w:t xml:space="preserve">For example, </w:t>
+            </w:r>
+            <w:r>
+              <w:rPr>
+                <w:sz w:val="24"/>
+                <w:szCs w:val="24"/>
+              </w:rPr>
+              <w:t>Automated Query Q094</w:t>
+            </w:r>
+            <w:r>
+              <w:rPr>
+                <w:sz w:val="24"/>
+                <w:szCs w:val="24"/>
+              </w:rPr>
+              <w:t xml:space="preserve"> gave a technically correct answer but failed the faithfulness test because one of its assertions</w:t>
+            </w:r>
+            <w:r>
+              <w:rPr>
+                <w:sz w:val="24"/>
+                <w:szCs w:val="24"/>
+              </w:rPr>
+              <w:t>,</w:t>
+            </w:r>
+            <w:r>
+              <w:rPr>
+                <w:sz w:val="24"/>
+                <w:szCs w:val="24"/>
+              </w:rPr>
+              <w:t xml:space="preserve"> “</w:t>
+            </w:r>
+            <w:r>
+              <w:rPr>
+                <w:sz w:val="24"/>
+                <w:szCs w:val="24"/>
+              </w:rPr>
+              <w:t xml:space="preserve">Dances with Wolves established a much more celebrated reputation”, </w:t>
+            </w:r>
+            <w:r>
+              <w:rPr>
+                <w:sz w:val="24"/>
+                <w:szCs w:val="24"/>
+              </w:rPr>
+              <w:t>was not grounded in any of the documents it retrieved</w:t>
+            </w:r>
+            <w:r>
+              <w:rPr>
+                <w:sz w:val="24"/>
+                <w:szCs w:val="24"/>
+              </w:rPr>
+              <w:t xml:space="preserve"> (</w:t>
+            </w:r>
+            <w:r>
+              <w:rPr>
+                <w:sz w:val="24"/>
+                <w:szCs w:val="24"/>
+              </w:rPr>
+              <w:t>"Kevin_Costner.html", "Clint_Eastwood.html", "Christopher_Nolan.html"</w:t>
+            </w:r>
+            <w:r>
+              <w:rPr>
+                <w:sz w:val="24"/>
+                <w:szCs w:val="24"/>
+              </w:rPr>
+              <w:t>)</w:t>
+            </w:r>
+            <w:r>
+              <w:rPr>
+                <w:sz w:val="24"/>
+                <w:szCs w:val="24"/>
+              </w:rPr>
+              <w:t>.</w:t>
+            </w:r>
+            <w:r>
+              <w:rPr>
+                <w:sz w:val="24"/>
+                <w:szCs w:val="24"/>
+              </w:rPr>
+              <w:t xml:space="preserve"> </w:t>
+            </w:r>
+            <w:r>
+              <w:rPr>
+                <w:sz w:val="24"/>
+                <w:szCs w:val="24"/>
+              </w:rPr>
+              <w:t xml:space="preserve"> </w:t>
+            </w:r>
+            <w:r>
+              <w:rPr>
+                <w:sz w:val="24"/>
+                <w:szCs w:val="24"/>
+              </w:rPr>
+              <w:t xml:space="preserve"> </w:t>
+            </w:r>
+          </w:p>
+          <w:p>
+            <w:pPr>
+              <w:rPr>
+                <w:sz w:val="24"/>
+                <w:szCs w:val="24"/>
+              </w:rPr>
+            </w:pPr>
+            <w:r>
+              <w:rPr>
+                <w:sz w:val="24"/>
+                <w:szCs w:val="24"/>
+              </w:rPr>
+              <w:t xml:space="preserve">Failure to complete an answer even when all the information has been retrieved occurred with </w:t>
+            </w:r>
+            <w:r>
+              <w:rPr>
+                <w:sz w:val="24"/>
+                <w:szCs w:val="24"/>
+              </w:rPr>
+              <w:t>Automated Query Q058</w:t>
+            </w:r>
+            <w:r>
+              <w:rPr>
+                <w:sz w:val="24"/>
+                <w:szCs w:val="24"/>
+              </w:rPr>
+              <w:t xml:space="preserve">. </w:t>
+            </w:r>
+            <w:r>
+              <w:rPr>
+                <w:sz w:val="24"/>
+                <w:szCs w:val="24"/>
+              </w:rPr>
+              <w:t>The response stopped after establishing De Niro’s Best Supporting Actor win and the Italian-language detail, never mentioning that Brando</w:t>
+            </w:r>
+            <w:r>
+              <w:rPr>
+                <w:sz w:val="24"/>
+                <w:szCs w:val="24"/>
+              </w:rPr>
+              <w:t xml:space="preserve"> won Best Actor for the same character in the first Godfather film. This may be a case of</w:t>
+            </w:r>
+            <w:r>
+              <w:rPr>
+                <w:sz w:val="24"/>
+                <w:szCs w:val="24"/>
+              </w:rPr>
+              <w:t xml:space="preserve"> details being “lost-in-the-middle” of long documents so potentially fixable with smaller chunks, and a higher TOP_K and CANDIDATE POOL.  </w:t>
+            </w:r>
           </w:p>
         </w:tc>
       </w:tr>
@@ -2461,17 +8397,141 @@
                 <w:sz w:val="24"/>
                 <w:szCs w:val="24"/>
               </w:rPr>
-              <w:t>Response:</w:t>
-            </w:r>
-          </w:p>
-          <w:p>
-            <w:pPr>
-              <w:spacing w:after="120"/>
-              <w:rPr>
-                <w:sz w:val="24"/>
-                <w:szCs w:val="24"/>
-              </w:rPr>
-            </w:pPr>
+              <w:t xml:space="preserve">The test suites I used involved a mixture of deterministic </w:t>
+            </w:r>
+            <w:r>
+              <w:rPr>
+                <w:sz w:val="24"/>
+                <w:szCs w:val="24"/>
+              </w:rPr>
+              <w:t xml:space="preserve">metrics </w:t>
+            </w:r>
+            <w:r>
+              <w:rPr>
+                <w:sz w:val="24"/>
+                <w:szCs w:val="24"/>
+              </w:rPr>
+              <w:t xml:space="preserve">and LLM Judge </w:t>
+            </w:r>
+            <w:r>
+              <w:rPr>
+                <w:sz w:val="24"/>
+                <w:szCs w:val="24"/>
+              </w:rPr>
+              <w:t>metrics</w:t>
+            </w:r>
+            <w:r>
+              <w:rPr>
+                <w:sz w:val="24"/>
+                <w:szCs w:val="24"/>
+              </w:rPr>
+              <w:t xml:space="preserve">. </w:t>
+            </w:r>
+            <w:r>
+              <w:rPr>
+                <w:sz w:val="24"/>
+                <w:szCs w:val="24"/>
+              </w:rPr>
+              <w:t>They</w:t>
+            </w:r>
+            <w:r>
+              <w:rPr>
+                <w:sz w:val="24"/>
+                <w:szCs w:val="24"/>
+              </w:rPr>
+              <w:t xml:space="preserve"> mixe</w:t>
+            </w:r>
+            <w:r>
+              <w:rPr>
+                <w:sz w:val="24"/>
+                <w:szCs w:val="24"/>
+              </w:rPr>
+              <w:t>d</w:t>
+            </w:r>
+            <w:r>
+              <w:rPr>
+                <w:sz w:val="24"/>
+                <w:szCs w:val="24"/>
+              </w:rPr>
+              <w:t xml:space="preserve"> in queries designed to induce bad behavior</w:t>
+            </w:r>
+            <w:r>
+              <w:rPr>
+                <w:sz w:val="24"/>
+                <w:szCs w:val="24"/>
+              </w:rPr>
+              <w:t xml:space="preserve">, </w:t>
+            </w:r>
+            <w:r>
+              <w:rPr>
+                <w:sz w:val="24"/>
+                <w:szCs w:val="24"/>
+              </w:rPr>
+              <w:t>unanswerable</w:t>
+            </w:r>
+            <w:r>
+              <w:rPr>
+                <w:sz w:val="24"/>
+                <w:szCs w:val="24"/>
+              </w:rPr>
+              <w:t xml:space="preserve"> </w:t>
+            </w:r>
+            <w:r>
+              <w:rPr>
+                <w:sz w:val="24"/>
+                <w:szCs w:val="24"/>
+              </w:rPr>
+              <w:t>from</w:t>
+            </w:r>
+            <w:r>
+              <w:rPr>
+                <w:sz w:val="24"/>
+                <w:szCs w:val="24"/>
+              </w:rPr>
+              <w:t xml:space="preserve"> the </w:t>
+            </w:r>
+            <w:r>
+              <w:rPr>
+                <w:sz w:val="24"/>
+                <w:szCs w:val="24"/>
+              </w:rPr>
+              <w:t>corpus (Q010, Q012, Q015), temporally</w:t>
+            </w:r>
+            <w:r>
+              <w:rPr>
+                <w:sz w:val="24"/>
+                <w:szCs w:val="24"/>
+              </w:rPr>
+              <w:t xml:space="preserve"> </w:t>
+            </w:r>
+            <w:r>
+              <w:rPr>
+                <w:sz w:val="24"/>
+                <w:szCs w:val="24"/>
+              </w:rPr>
+              <w:t xml:space="preserve">stale facts (Q036), ambiguous entities (Q098), and multi-hop/paraphrased questions likely to cause wrong citations or overconfident synthesis. </w:t>
+            </w:r>
+            <w:r>
+              <w:rPr>
+                <w:sz w:val="24"/>
+                <w:szCs w:val="24"/>
+              </w:rPr>
+              <w:t>Met</w:t>
+            </w:r>
+            <w:r>
+              <w:rPr>
+                <w:sz w:val="24"/>
+                <w:szCs w:val="24"/>
+              </w:rPr>
+              <w:t>rics and judgments were spot checked against the articles themselves</w:t>
+            </w:r>
+            <w:r>
+              <w:rPr>
+                <w:sz w:val="24"/>
+                <w:szCs w:val="24"/>
+              </w:rPr>
+              <w:t xml:space="preserve"> for accuracy.  </w:t>
+            </w:r>
           </w:p>
         </w:tc>
       </w:tr>
@@ -2516,6 +8576,7 @@
                 <w:sz w:val="24"/>
                 <w:szCs w:val="24"/>
               </w:rPr>
+              <w:lastRenderedPageBreak/>
               <w:t>Evidence that the framework detected</w:t>
             </w:r>
             <w:r>
@@ -2583,26 +8644,348 @@
                 <w:sz w:val="24"/>
                 <w:szCs w:val="24"/>
               </w:rPr>
-              <w:t>Response:</w:t>
+              <w:t>On the whole</w:t>
+            </w:r>
+            <w:r>
+              <w:rPr>
+                <w:sz w:val="24"/>
+                <w:szCs w:val="24"/>
+              </w:rPr>
+              <w:t>,</w:t>
+            </w:r>
+            <w:r>
+              <w:rPr>
+                <w:sz w:val="24"/>
+                <w:szCs w:val="24"/>
+              </w:rPr>
+              <w:t xml:space="preserve"> the evaluation framework</w:t>
+            </w:r>
+            <w:r>
+              <w:rPr>
+                <w:sz w:val="24"/>
+                <w:szCs w:val="24"/>
+              </w:rPr>
+              <w:t xml:space="preserve"> worked well e.g.</w:t>
+            </w:r>
+            <w:r>
+              <w:rPr>
+                <w:sz w:val="24"/>
+                <w:szCs w:val="24"/>
+              </w:rPr>
+              <w:br/>
+            </w:r>
+            <w:r>
+              <w:rPr>
+                <w:sz w:val="24"/>
+                <w:szCs w:val="24"/>
+              </w:rPr>
+              <w:br/>
+            </w:r>
+            <w:r>
+              <w:rPr>
+                <w:sz w:val="24"/>
+                <w:szCs w:val="24"/>
+              </w:rPr>
+              <w:t>Q011: correct facts, but cited [Arctic_Ocean.html] instead of the actual source</w:t>
+            </w:r>
+            <w:r>
+              <w:rPr>
+                <w:sz w:val="24"/>
+                <w:szCs w:val="24"/>
+              </w:rPr>
+              <w:t xml:space="preserve">; </w:t>
+            </w:r>
+            <w:r>
+              <w:rPr>
+                <w:sz w:val="24"/>
+                <w:szCs w:val="24"/>
+              </w:rPr>
+              <w:t>citation_precision scored it 0.0 and refusal_outcome independently flagged hallucinated, catching a citation</w:t>
+            </w:r>
+            <w:r>
+              <w:rPr>
+                <w:sz w:val="24"/>
+                <w:szCs w:val="24"/>
+              </w:rPr>
+              <w:t xml:space="preserve"> </w:t>
+            </w:r>
+            <w:r>
+              <w:rPr>
+                <w:sz w:val="24"/>
+                <w:szCs w:val="24"/>
+              </w:rPr>
+              <w:t>attribution bug that faithfulness alone missed.</w:t>
             </w:r>
           </w:p>
           <w:p>
             <w:pPr>
-              <w:spacing w:after="120"/>
               <w:rPr>
                 <w:sz w:val="24"/>
                 <w:szCs w:val="24"/>
               </w:rPr>
             </w:pPr>
+            <w:r>
+              <w:rPr>
+                <w:sz w:val="24"/>
+                <w:szCs w:val="24"/>
+              </w:rPr>
+              <w:t>Q008: Reagan's 1980 election stated correctly but cited to 1980_NFL_draft.html, a document that doesn't support it</w:t>
+            </w:r>
+            <w:r>
+              <w:rPr>
+                <w:sz w:val="24"/>
+                <w:szCs w:val="24"/>
+              </w:rPr>
+              <w:t xml:space="preserve">; </w:t>
+            </w:r>
+            <w:r>
+              <w:rPr>
+                <w:sz w:val="24"/>
+                <w:szCs w:val="24"/>
+              </w:rPr>
+              <w:t>citation_support_rate correctly marked that specific claim unsupported while passing the claims the document actually did support.</w:t>
+            </w:r>
           </w:p>
           <w:p>
             <w:pPr>
-              <w:spacing w:after="120"/>
               <w:rPr>
                 <w:sz w:val="24"/>
                 <w:szCs w:val="24"/>
               </w:rPr>
             </w:pPr>
+            <w:r>
+              <w:rPr>
+                <w:sz w:val="24"/>
+                <w:szCs w:val="24"/>
+              </w:rPr>
+              <w:t>Q015: a confidently</w:t>
+            </w:r>
+            <w:r>
+              <w:rPr>
+                <w:sz w:val="24"/>
+                <w:szCs w:val="24"/>
+              </w:rPr>
+              <w:t xml:space="preserve"> </w:t>
+            </w:r>
+            <w:r>
+              <w:rPr>
+                <w:sz w:val="24"/>
+                <w:szCs w:val="24"/>
+              </w:rPr>
+              <w:t>worded but ungrounded inference on an unanswerable question</w:t>
+            </w:r>
+            <w:r>
+              <w:rPr>
+                <w:sz w:val="24"/>
+                <w:szCs w:val="24"/>
+              </w:rPr>
+              <w:t xml:space="preserve">; </w:t>
+            </w:r>
+            <w:r>
+              <w:rPr>
+                <w:sz w:val="24"/>
+                <w:szCs w:val="24"/>
+              </w:rPr>
+              <w:t>faithfulness</w:t>
+            </w:r>
+            <w:r>
+              <w:rPr>
+                <w:sz w:val="24"/>
+                <w:szCs w:val="24"/>
+              </w:rPr>
+              <w:t xml:space="preserve"> was a </w:t>
+            </w:r>
+            <w:r>
+              <w:rPr>
+                <w:sz w:val="24"/>
+                <w:szCs w:val="24"/>
+              </w:rPr>
+              <w:t>fai</w:t>
+            </w:r>
+            <w:r>
+              <w:rPr>
+                <w:sz w:val="24"/>
+                <w:szCs w:val="24"/>
+              </w:rPr>
+              <w:t>l</w:t>
+            </w:r>
+            <w:r>
+              <w:rPr>
+                <w:sz w:val="24"/>
+                <w:szCs w:val="24"/>
+              </w:rPr>
+              <w:t>.</w:t>
+            </w:r>
+          </w:p>
+          <w:p>
+            <w:pPr>
+              <w:rPr>
+                <w:sz w:val="24"/>
+                <w:szCs w:val="24"/>
+              </w:rPr>
+            </w:pPr>
+            <w:r>
+              <w:rPr>
+                <w:sz w:val="24"/>
+                <w:szCs w:val="24"/>
+              </w:rPr>
+              <w:t>Q072 (full-corpus run): retrieval drifted, and the model asserted "Avatar became the highest-grossing film" with</w:t>
+            </w:r>
+            <w:r>
+              <w:rPr>
+                <w:sz w:val="24"/>
+                <w:szCs w:val="24"/>
+              </w:rPr>
+              <w:t xml:space="preserve">out a </w:t>
+            </w:r>
+            <w:r>
+              <w:rPr>
+                <w:sz w:val="24"/>
+                <w:szCs w:val="24"/>
+              </w:rPr>
+              <w:t>hedge</w:t>
+            </w:r>
+            <w:r>
+              <w:rPr>
+                <w:sz w:val="24"/>
+                <w:szCs w:val="24"/>
+              </w:rPr>
+              <w:t xml:space="preserve">; this was </w:t>
+            </w:r>
+            <w:r>
+              <w:rPr>
+                <w:sz w:val="24"/>
+                <w:szCs w:val="24"/>
+              </w:rPr>
+              <w:t>correctly flagged</w:t>
+            </w:r>
+            <w:r>
+              <w:rPr>
+                <w:sz w:val="24"/>
+                <w:szCs w:val="24"/>
+              </w:rPr>
+              <w:t xml:space="preserve"> as a</w:t>
+            </w:r>
+            <w:r>
+              <w:rPr>
+                <w:sz w:val="24"/>
+                <w:szCs w:val="24"/>
+              </w:rPr>
+              <w:t xml:space="preserve"> fail.</w:t>
+            </w:r>
+          </w:p>
+          <w:p>
+            <w:pPr>
+              <w:rPr>
+                <w:sz w:val="24"/>
+                <w:szCs w:val="24"/>
+              </w:rPr>
+            </w:pPr>
+            <w:r>
+              <w:rPr>
+                <w:sz w:val="24"/>
+                <w:szCs w:val="24"/>
+              </w:rPr>
+              <w:t xml:space="preserve">Q094: an unsupported editorial claim ("X established a more celebrated reputation") was flagged </w:t>
+            </w:r>
+            <w:r>
+              <w:rPr>
+                <w:sz w:val="24"/>
+                <w:szCs w:val="24"/>
+              </w:rPr>
+              <w:t xml:space="preserve">as </w:t>
+            </w:r>
+            <w:r>
+              <w:rPr>
+                <w:sz w:val="24"/>
+                <w:szCs w:val="24"/>
+              </w:rPr>
+              <w:t>grounded</w:t>
+            </w:r>
+            <w:r>
+              <w:rPr>
+                <w:sz w:val="24"/>
+                <w:szCs w:val="24"/>
+              </w:rPr>
+              <w:t>=”</w:t>
+            </w:r>
+            <w:r>
+              <w:rPr>
+                <w:sz w:val="24"/>
+                <w:szCs w:val="24"/>
+              </w:rPr>
+              <w:t>false</w:t>
+            </w:r>
+            <w:r>
+              <w:rPr>
+                <w:sz w:val="24"/>
+                <w:szCs w:val="24"/>
+              </w:rPr>
+              <w:t>”</w:t>
+            </w:r>
+            <w:r>
+              <w:rPr>
+                <w:sz w:val="24"/>
+                <w:szCs w:val="24"/>
+              </w:rPr>
+              <w:t xml:space="preserve"> in both independent reports</w:t>
+            </w:r>
+            <w:r>
+              <w:rPr>
+                <w:sz w:val="24"/>
+                <w:szCs w:val="24"/>
+              </w:rPr>
+              <w:t>;</w:t>
+            </w:r>
+            <w:r>
+              <w:rPr>
+                <w:sz w:val="24"/>
+                <w:szCs w:val="24"/>
+              </w:rPr>
+              <w:t xml:space="preserve"> the same defect reproduc</w:t>
+            </w:r>
+            <w:r>
+              <w:rPr>
+                <w:sz w:val="24"/>
+                <w:szCs w:val="24"/>
+              </w:rPr>
+              <w:t>ed</w:t>
+            </w:r>
+            <w:r>
+              <w:rPr>
+                <w:sz w:val="24"/>
+                <w:szCs w:val="24"/>
+              </w:rPr>
+              <w:t xml:space="preserve"> across </w:t>
+            </w:r>
+            <w:r>
+              <w:rPr>
+                <w:sz w:val="24"/>
+                <w:szCs w:val="24"/>
+              </w:rPr>
+              <w:t xml:space="preserve">two </w:t>
+            </w:r>
+            <w:r>
+              <w:rPr>
+                <w:sz w:val="24"/>
+                <w:szCs w:val="24"/>
+              </w:rPr>
+              <w:t>runs</w:t>
+            </w:r>
+            <w:r>
+              <w:rPr>
+                <w:sz w:val="24"/>
+                <w:szCs w:val="24"/>
+              </w:rPr>
+              <w:t>, which</w:t>
+            </w:r>
+            <w:r>
+              <w:rPr>
+                <w:sz w:val="24"/>
+                <w:szCs w:val="24"/>
+              </w:rPr>
+              <w:t xml:space="preserve"> is strong evidence this is real detection, not noise.</w:t>
+            </w:r>
           </w:p>
         </w:tc>
       </w:tr>
@@ -2687,17 +9070,148 @@
                 <w:sz w:val="24"/>
                 <w:szCs w:val="24"/>
               </w:rPr>
-              <w:t>Response:</w:t>
-            </w:r>
-          </w:p>
-          <w:p>
-            <w:pPr>
-              <w:spacing w:after="120"/>
-              <w:rPr>
-                <w:sz w:val="24"/>
-                <w:szCs w:val="24"/>
-              </w:rPr>
-            </w:pPr>
+              <w:t xml:space="preserve">The framework </w:t>
+            </w:r>
+            <w:r>
+              <w:rPr>
+                <w:sz w:val="24"/>
+                <w:szCs w:val="24"/>
+              </w:rPr>
+              <w:t xml:space="preserve">on the whole </w:t>
+            </w:r>
+            <w:r>
+              <w:rPr>
+                <w:sz w:val="24"/>
+                <w:szCs w:val="24"/>
+              </w:rPr>
+              <w:t>ca</w:t>
+            </w:r>
+            <w:r>
+              <w:rPr>
+                <w:sz w:val="24"/>
+                <w:szCs w:val="24"/>
+              </w:rPr>
+              <w:t>ught</w:t>
+            </w:r>
+            <w:r>
+              <w:rPr>
+                <w:sz w:val="24"/>
+                <w:szCs w:val="24"/>
+              </w:rPr>
+              <w:t xml:space="preserve"> the failure modes it was built to catch and d</w:t>
+            </w:r>
+            <w:r>
+              <w:rPr>
+                <w:sz w:val="24"/>
+                <w:szCs w:val="24"/>
+              </w:rPr>
+              <w:t>id</w:t>
+            </w:r>
+            <w:r>
+              <w:rPr>
+                <w:sz w:val="24"/>
+                <w:szCs w:val="24"/>
+              </w:rPr>
+              <w:t xml:space="preserve"> so reproducibly</w:t>
+            </w:r>
+            <w:r>
+              <w:rPr>
+                <w:sz w:val="24"/>
+                <w:szCs w:val="24"/>
+              </w:rPr>
+              <w:t xml:space="preserve">; </w:t>
+            </w:r>
+            <w:r>
+              <w:rPr>
+                <w:sz w:val="24"/>
+                <w:szCs w:val="24"/>
+              </w:rPr>
+              <w:t>the same defects recur</w:t>
+            </w:r>
+            <w:r>
+              <w:rPr>
+                <w:sz w:val="24"/>
+                <w:szCs w:val="24"/>
+              </w:rPr>
+              <w:t>red</w:t>
+            </w:r>
+            <w:r>
+              <w:rPr>
+                <w:sz w:val="24"/>
+                <w:szCs w:val="24"/>
+              </w:rPr>
+              <w:t xml:space="preserve"> identically across </w:t>
+            </w:r>
+            <w:r>
+              <w:rPr>
+                <w:sz w:val="24"/>
+                <w:szCs w:val="24"/>
+              </w:rPr>
+              <w:t xml:space="preserve">one run against the limited film and academy awards corpus and </w:t>
+            </w:r>
+            <w:r>
+              <w:rPr>
+                <w:sz w:val="24"/>
+                <w:szCs w:val="24"/>
+              </w:rPr>
+              <w:t>t</w:t>
+            </w:r>
+            <w:r>
+              <w:rPr>
+                <w:sz w:val="24"/>
+                <w:szCs w:val="24"/>
+              </w:rPr>
+              <w:t>wo runs against the full corpus</w:t>
+            </w:r>
+            <w:r>
+              <w:rPr>
+                <w:sz w:val="24"/>
+                <w:szCs w:val="24"/>
+              </w:rPr>
+              <w:t xml:space="preserve">. No single metric </w:t>
+            </w:r>
+            <w:r>
+              <w:rPr>
+                <w:sz w:val="24"/>
+                <w:szCs w:val="24"/>
+              </w:rPr>
+              <w:t>was</w:t>
+            </w:r>
+            <w:r>
+              <w:rPr>
+                <w:sz w:val="24"/>
+                <w:szCs w:val="24"/>
+              </w:rPr>
+              <w:t xml:space="preserve"> trusted alone</w:t>
+            </w:r>
+            <w:r>
+              <w:rPr>
+                <w:sz w:val="24"/>
+                <w:szCs w:val="24"/>
+              </w:rPr>
+              <w:t xml:space="preserve">, the overlap of separate metrics </w:t>
+            </w:r>
+            <w:r>
+              <w:rPr>
+                <w:sz w:val="24"/>
+                <w:szCs w:val="24"/>
+              </w:rPr>
+              <w:t>provide</w:t>
+            </w:r>
+            <w:r>
+              <w:rPr>
+                <w:sz w:val="24"/>
+                <w:szCs w:val="24"/>
+              </w:rPr>
+              <w:t>d</w:t>
+            </w:r>
+            <w:r>
+              <w:rPr>
+                <w:sz w:val="24"/>
+                <w:szCs w:val="24"/>
+              </w:rPr>
+              <w:t xml:space="preserve"> credibility. </w:t>
+            </w:r>
           </w:p>
         </w:tc>
       </w:tr>
@@ -2763,6 +9277,7 @@
           </w:tcPr>
           <w:p>
             <w:pPr>
+              <w:spacing w:after="120"/>
               <w:rPr>
                 <w:sz w:val="24"/>
                 <w:szCs w:val="24"/>
@@ -2773,7 +9288,28 @@
                 <w:sz w:val="24"/>
                 <w:szCs w:val="24"/>
               </w:rPr>
-              <w:t>Response:</w:t>
+              <w:t xml:space="preserve">However, there were several </w:t>
+            </w:r>
+            <w:r>
+              <w:rPr>
+                <w:sz w:val="24"/>
+                <w:szCs w:val="24"/>
+              </w:rPr>
+              <w:t xml:space="preserve">failures which </w:t>
+            </w:r>
+            <w:r>
+              <w:rPr>
+                <w:sz w:val="24"/>
+                <w:szCs w:val="24"/>
+              </w:rPr>
+              <w:t>the evaluation framework</w:t>
+            </w:r>
+            <w:r>
+              <w:rPr>
+                <w:sz w:val="24"/>
+                <w:szCs w:val="24"/>
+              </w:rPr>
+              <w:t xml:space="preserve"> failed to catch reliably:</w:t>
             </w:r>
           </w:p>
           <w:p>
@@ -2784,15 +9320,337 @@
                 <w:szCs w:val="24"/>
               </w:rPr>
             </w:pPr>
-          </w:p>
-          <w:p>
-            <w:pPr>
-              <w:spacing w:after="120"/>
-              <w:rPr>
-                <w:sz w:val="24"/>
-                <w:szCs w:val="24"/>
-              </w:rPr>
-            </w:pPr>
+            <w:r>
+              <w:rPr>
+                <w:sz w:val="24"/>
+                <w:szCs w:val="24"/>
+              </w:rPr>
+              <w:t>On occasion there were false positives</w:t>
+            </w:r>
+            <w:r>
+              <w:rPr>
+                <w:sz w:val="24"/>
+                <w:szCs w:val="24"/>
+              </w:rPr>
+              <w:t xml:space="preserve"> such as </w:t>
+            </w:r>
+            <w:r>
+              <w:rPr>
+                <w:sz w:val="24"/>
+                <w:szCs w:val="24"/>
+              </w:rPr>
+              <w:t xml:space="preserve">Q091 ("tell me about Ben Kingsley's career") </w:t>
+            </w:r>
+            <w:r>
+              <w:rPr>
+                <w:sz w:val="24"/>
+                <w:szCs w:val="24"/>
+              </w:rPr>
+              <w:t xml:space="preserve">which </w:t>
+            </w:r>
+            <w:r>
+              <w:rPr>
+                <w:sz w:val="24"/>
+                <w:szCs w:val="24"/>
+              </w:rPr>
+              <w:t>was tagged</w:t>
+            </w:r>
+            <w:r>
+              <w:rPr>
+                <w:sz w:val="24"/>
+                <w:szCs w:val="24"/>
+              </w:rPr>
+              <w:t xml:space="preserve"> as “</w:t>
+            </w:r>
+            <w:r>
+              <w:rPr>
+                <w:sz w:val="24"/>
+                <w:szCs w:val="24"/>
+              </w:rPr>
+              <w:t>hallucinated</w:t>
+            </w:r>
+            <w:r>
+              <w:rPr>
+                <w:sz w:val="24"/>
+                <w:szCs w:val="24"/>
+              </w:rPr>
+              <w:t>”</w:t>
+            </w:r>
+            <w:r>
+              <w:rPr>
+                <w:sz w:val="24"/>
+                <w:szCs w:val="24"/>
+              </w:rPr>
+              <w:t xml:space="preserve"> in two separate full</w:t>
+            </w:r>
+            <w:r>
+              <w:rPr>
+                <w:sz w:val="24"/>
+                <w:szCs w:val="24"/>
+              </w:rPr>
+              <w:t xml:space="preserve"> </w:t>
+            </w:r>
+            <w:r>
+              <w:rPr>
+                <w:sz w:val="24"/>
+                <w:szCs w:val="24"/>
+              </w:rPr>
+              <w:t>corpus runs despite being complete, accurate, and fully cited</w:t>
+            </w:r>
+            <w:r>
+              <w:rPr>
+                <w:sz w:val="24"/>
+                <w:szCs w:val="24"/>
+              </w:rPr>
+              <w:t xml:space="preserve">. </w:t>
+            </w:r>
+            <w:r>
+              <w:rPr>
+                <w:sz w:val="24"/>
+                <w:szCs w:val="24"/>
+              </w:rPr>
+              <w:t>H</w:t>
+            </w:r>
+            <w:r>
+              <w:rPr>
+                <w:sz w:val="24"/>
+                <w:szCs w:val="24"/>
+              </w:rPr>
+              <w:t xml:space="preserve">onest refusals </w:t>
+            </w:r>
+            <w:r>
+              <w:rPr>
+                <w:sz w:val="24"/>
+                <w:szCs w:val="24"/>
+              </w:rPr>
+              <w:t xml:space="preserve">which </w:t>
+            </w:r>
+            <w:r>
+              <w:rPr>
+                <w:sz w:val="24"/>
+                <w:szCs w:val="24"/>
+              </w:rPr>
+              <w:t xml:space="preserve">correctly state "the documents don't say X" </w:t>
+            </w:r>
+            <w:r>
+              <w:rPr>
+                <w:sz w:val="24"/>
+                <w:szCs w:val="24"/>
+              </w:rPr>
+              <w:t xml:space="preserve">are currently </w:t>
+            </w:r>
+            <w:r>
+              <w:rPr>
+                <w:sz w:val="24"/>
+                <w:szCs w:val="24"/>
+              </w:rPr>
+              <w:t xml:space="preserve">penalized </w:t>
+            </w:r>
+            <w:r>
+              <w:rPr>
+                <w:sz w:val="24"/>
+                <w:szCs w:val="24"/>
+              </w:rPr>
+              <w:t>by the LLM Judge a</w:t>
+            </w:r>
+            <w:r>
+              <w:rPr>
+                <w:sz w:val="24"/>
+                <w:szCs w:val="24"/>
+              </w:rPr>
+              <w:t>s grounded</w:t>
+            </w:r>
+            <w:r>
+              <w:rPr>
+                <w:sz w:val="24"/>
+                <w:szCs w:val="24"/>
+              </w:rPr>
+              <w:t>=”</w:t>
+            </w:r>
+            <w:r>
+              <w:rPr>
+                <w:sz w:val="24"/>
+                <w:szCs w:val="24"/>
+              </w:rPr>
+              <w:t>false</w:t>
+            </w:r>
+            <w:r>
+              <w:rPr>
+                <w:sz w:val="24"/>
+                <w:szCs w:val="24"/>
+              </w:rPr>
+              <w:t>”,</w:t>
+            </w:r>
+            <w:r>
+              <w:rPr>
+                <w:sz w:val="24"/>
+                <w:szCs w:val="24"/>
+              </w:rPr>
+              <w:t xml:space="preserve"> since no </w:t>
+            </w:r>
+            <w:r>
+              <w:rPr>
+                <w:sz w:val="24"/>
+                <w:szCs w:val="24"/>
+              </w:rPr>
+              <w:t xml:space="preserve">document </w:t>
+            </w:r>
+            <w:r>
+              <w:rPr>
+                <w:sz w:val="24"/>
+                <w:szCs w:val="24"/>
+              </w:rPr>
+              <w:t>explicitly asserts an absence</w:t>
+            </w:r>
+            <w:r>
+              <w:rPr>
+                <w:sz w:val="24"/>
+                <w:szCs w:val="24"/>
+              </w:rPr>
+              <w:t xml:space="preserve">; this is a misunderstanding by the LLM which therefore </w:t>
+            </w:r>
+            <w:r>
+              <w:rPr>
+                <w:sz w:val="24"/>
+                <w:szCs w:val="24"/>
+              </w:rPr>
+              <w:t xml:space="preserve">punishes the exact honest behavior the </w:t>
+            </w:r>
+            <w:r>
+              <w:rPr>
+                <w:sz w:val="24"/>
+                <w:szCs w:val="24"/>
+              </w:rPr>
+              <w:t xml:space="preserve">evaluation </w:t>
+            </w:r>
+            <w:r>
+              <w:rPr>
+                <w:sz w:val="24"/>
+                <w:szCs w:val="24"/>
+              </w:rPr>
+              <w:t>framework should reward.</w:t>
+            </w:r>
+            <w:r>
+              <w:rPr>
+                <w:sz w:val="24"/>
+                <w:szCs w:val="24"/>
+              </w:rPr>
+              <w:t xml:space="preserve"> The actual answer LLM </w:t>
+            </w:r>
+            <w:r>
+              <w:rPr>
+                <w:sz w:val="24"/>
+                <w:szCs w:val="24"/>
+              </w:rPr>
+              <w:t>is also inconsistent, sometimes refusing</w:t>
+            </w:r>
+            <w:r>
+              <w:rPr>
+                <w:sz w:val="24"/>
+                <w:szCs w:val="24"/>
+              </w:rPr>
+              <w:t xml:space="preserve"> an </w:t>
+            </w:r>
+            <w:r>
+              <w:rPr>
+                <w:sz w:val="24"/>
+                <w:szCs w:val="24"/>
+              </w:rPr>
+              <w:lastRenderedPageBreak/>
+              <w:t>unanswerable question, but sometimes guessing (Q015)</w:t>
+            </w:r>
+            <w:r>
+              <w:rPr>
+                <w:sz w:val="24"/>
+                <w:szCs w:val="24"/>
+              </w:rPr>
+              <w:t>: in this case the judge caught the bad output, but it cannot prevent</w:t>
+            </w:r>
+            <w:r>
+              <w:rPr>
+                <w:sz w:val="24"/>
+                <w:szCs w:val="24"/>
+              </w:rPr>
+              <w:t xml:space="preserve"> the underlying system from being inconsistent. </w:t>
+            </w:r>
+            <w:r>
+              <w:rPr>
+                <w:sz w:val="24"/>
+                <w:szCs w:val="24"/>
+              </w:rPr>
+              <w:br/>
+            </w:r>
+            <w:r>
+              <w:rPr>
+                <w:sz w:val="24"/>
+                <w:szCs w:val="24"/>
+              </w:rPr>
+              <w:br/>
+              <w:t>This is the major problem with using LLMs</w:t>
+            </w:r>
+            <w:r>
+              <w:rPr>
+                <w:sz w:val="24"/>
+                <w:szCs w:val="24"/>
+              </w:rPr>
+              <w:t>: their stochastic nature means we probably need to run several tests and average the results or take the median</w:t>
+            </w:r>
+            <w:r>
+              <w:rPr>
+                <w:sz w:val="24"/>
+                <w:szCs w:val="24"/>
+              </w:rPr>
+              <w:t xml:space="preserve"> result,</w:t>
+            </w:r>
+            <w:r>
+              <w:rPr>
+                <w:sz w:val="24"/>
+                <w:szCs w:val="24"/>
+              </w:rPr>
+              <w:t xml:space="preserve"> but even then</w:t>
+            </w:r>
+            <w:r>
+              <w:rPr>
+                <w:sz w:val="24"/>
+                <w:szCs w:val="24"/>
+              </w:rPr>
+              <w:t>,</w:t>
+            </w:r>
+            <w:r>
+              <w:rPr>
+                <w:sz w:val="24"/>
+                <w:szCs w:val="24"/>
+              </w:rPr>
+              <w:t xml:space="preserve"> there is a certain level of unpredictability which makes complete automation impossible and requires human in the loop</w:t>
+            </w:r>
+            <w:r>
+              <w:rPr>
+                <w:sz w:val="24"/>
+                <w:szCs w:val="24"/>
+              </w:rPr>
+              <w:t xml:space="preserve"> to review </w:t>
+            </w:r>
+            <w:r>
+              <w:rPr>
+                <w:sz w:val="24"/>
+                <w:szCs w:val="24"/>
+              </w:rPr>
+              <w:t>results for accuracy</w:t>
+            </w:r>
+            <w:r>
+              <w:rPr>
+                <w:sz w:val="24"/>
+                <w:szCs w:val="24"/>
+              </w:rPr>
+              <w:t>, which is time-consuming</w:t>
+            </w:r>
+            <w:r>
+              <w:rPr>
+                <w:sz w:val="24"/>
+                <w:szCs w:val="24"/>
+              </w:rPr>
+              <w:t xml:space="preserve">. </w:t>
+            </w:r>
           </w:p>
         </w:tc>
       </w:tr>
@@ -2867,27 +9725,7 @@
           <w:sz w:val="24"/>
           <w:szCs w:val="24"/>
         </w:rPr>
-        <w:t xml:space="preserve">Propose specific improvements you </w:t>
-      </w:r>
-      <w:proofErr w:type="gramStart"/>
-      <w:r>
-        <w:rPr>
-          <w:rFonts w:eastAsia="Aptos"/>
-          <w:color w:val="000000"/>
-          <w:sz w:val="24"/>
-          <w:szCs w:val="24"/>
-        </w:rPr>
-        <w:t>would</w:t>
-      </w:r>
-      <w:proofErr w:type="gramEnd"/>
-      <w:r>
-        <w:rPr>
-          <w:rFonts w:eastAsia="Aptos"/>
-          <w:color w:val="000000"/>
-          <w:sz w:val="24"/>
-          <w:szCs w:val="24"/>
-        </w:rPr>
-        <w:t xml:space="preserve"> make next.</w:t>
+        <w:t>Propose specific improvements you would make next.</w:t>
       </w:r>
     </w:p>
     <w:p>
@@ -2984,7 +9822,91 @@
                 <w:sz w:val="24"/>
                 <w:szCs w:val="24"/>
               </w:rPr>
-              <w:t>Response:</w:t>
+              <w:t>I spent a lot of time automating the creation of</w:t>
+            </w:r>
+            <w:r>
+              <w:rPr>
+                <w:sz w:val="24"/>
+                <w:szCs w:val="24"/>
+              </w:rPr>
+              <w:t xml:space="preserve"> a golden test suite</w:t>
+            </w:r>
+            <w:r>
+              <w:rPr>
+                <w:sz w:val="24"/>
+                <w:szCs w:val="24"/>
+              </w:rPr>
+              <w:t>,</w:t>
+            </w:r>
+            <w:r>
+              <w:rPr>
+                <w:sz w:val="24"/>
+                <w:szCs w:val="24"/>
+              </w:rPr>
+              <w:t xml:space="preserve"> so that I could cover the broad spectrum of queries that users are likely to make</w:t>
+            </w:r>
+            <w:r>
+              <w:rPr>
+                <w:sz w:val="24"/>
+                <w:szCs w:val="24"/>
+              </w:rPr>
+              <w:t>. But as it turns out the quer</w:t>
+            </w:r>
+            <w:r>
+              <w:rPr>
+                <w:sz w:val="24"/>
+                <w:szCs w:val="24"/>
+              </w:rPr>
+              <w:t>i</w:t>
+            </w:r>
+            <w:r>
+              <w:rPr>
+                <w:sz w:val="24"/>
+                <w:szCs w:val="24"/>
+              </w:rPr>
+              <w:t>es that I handcrafted were more effective at pointing out weakness in the retrieval system.</w:t>
+            </w:r>
+            <w:r>
+              <w:rPr>
+                <w:sz w:val="24"/>
+                <w:szCs w:val="24"/>
+              </w:rPr>
+              <w:t xml:space="preserve"> And as a developer I am limited in my own imagination about how such a system would be used in practice, so it would be important to build in an audit feature to record queries</w:t>
+            </w:r>
+            <w:r>
+              <w:rPr>
+                <w:sz w:val="24"/>
+                <w:szCs w:val="24"/>
+              </w:rPr>
+              <w:t xml:space="preserve"> and analyze and store their retrieval outcomes so that these can be examined back in the lab. Some kind of field testing period would be ideal rather than a public test, where security and privacy concerns would be involved.</w:t>
+            </w:r>
+            <w:r>
+              <w:rPr>
+                <w:sz w:val="24"/>
+                <w:szCs w:val="24"/>
+              </w:rPr>
+              <w:t xml:space="preserve"> This is what I have built into a chatbot I built for my work</w:t>
+            </w:r>
+            <w:r>
+              <w:rPr>
+                <w:sz w:val="24"/>
+                <w:szCs w:val="24"/>
+              </w:rPr>
+              <w:t>, and I store queries and retrieval paths and results in Azure blob storage for later examination in the lab.</w:t>
+            </w:r>
+            <w:r>
+              <w:rPr>
+                <w:sz w:val="24"/>
+                <w:szCs w:val="24"/>
+              </w:rPr>
+              <w:t xml:space="preserve">  </w:t>
+            </w:r>
+            <w:r>
+              <w:rPr>
+                <w:sz w:val="24"/>
+                <w:szCs w:val="24"/>
+              </w:rPr>
+              <w:t xml:space="preserve"> </w:t>
             </w:r>
           </w:p>
           <w:p>
@@ -2995,6 +9917,146 @@
                 <w:szCs w:val="24"/>
               </w:rPr>
             </w:pPr>
+            <w:r>
+              <w:rPr>
+                <w:sz w:val="24"/>
+                <w:szCs w:val="24"/>
+              </w:rPr>
+              <w:t>Nevertheless, on the whole</w:t>
+            </w:r>
+            <w:r>
+              <w:rPr>
+                <w:sz w:val="24"/>
+                <w:szCs w:val="24"/>
+              </w:rPr>
+              <w:t>,</w:t>
+            </w:r>
+            <w:r>
+              <w:rPr>
+                <w:sz w:val="24"/>
+                <w:szCs w:val="24"/>
+              </w:rPr>
+              <w:t xml:space="preserve"> t</w:t>
+            </w:r>
+            <w:r>
+              <w:rPr>
+                <w:sz w:val="24"/>
+                <w:szCs w:val="24"/>
+              </w:rPr>
+              <w:t>h</w:t>
+            </w:r>
+            <w:r>
+              <w:rPr>
+                <w:sz w:val="24"/>
+                <w:szCs w:val="24"/>
+              </w:rPr>
+              <w:t>e</w:t>
+            </w:r>
+            <w:r>
+              <w:rPr>
+                <w:sz w:val="24"/>
+                <w:szCs w:val="24"/>
+              </w:rPr>
+              <w:t xml:space="preserve"> test set was fairly comprehensive</w:t>
+            </w:r>
+            <w:r>
+              <w:rPr>
+                <w:sz w:val="24"/>
+                <w:szCs w:val="24"/>
+              </w:rPr>
+              <w:t xml:space="preserve">, and it exposed several weaknesses in the retrieval system </w:t>
+            </w:r>
+            <w:r>
+              <w:rPr>
+                <w:sz w:val="24"/>
+                <w:szCs w:val="24"/>
+              </w:rPr>
+              <w:t>already</w:t>
+            </w:r>
+            <w:r>
+              <w:rPr>
+                <w:sz w:val="24"/>
+                <w:szCs w:val="24"/>
+              </w:rPr>
+              <w:t xml:space="preserve">. </w:t>
+            </w:r>
+            <w:r>
+              <w:rPr>
+                <w:sz w:val="24"/>
+                <w:szCs w:val="24"/>
+              </w:rPr>
+              <w:t xml:space="preserve">The evaluaton framework </w:t>
+            </w:r>
+            <w:r>
+              <w:rPr>
+                <w:sz w:val="24"/>
+                <w:szCs w:val="24"/>
+              </w:rPr>
+              <w:t xml:space="preserve">could be improved by having an LLM paraphrase the queries in the set, which would generate </w:t>
+            </w:r>
+            <w:r>
+              <w:rPr>
+                <w:sz w:val="24"/>
+                <w:szCs w:val="24"/>
+              </w:rPr>
+              <w:t>a further set for testing</w:t>
+            </w:r>
+            <w:r>
+              <w:rPr>
+                <w:sz w:val="24"/>
+                <w:szCs w:val="24"/>
+              </w:rPr>
+              <w:t>, as we did in</w:t>
+            </w:r>
+            <w:r>
+              <w:rPr>
+                <w:sz w:val="24"/>
+                <w:szCs w:val="24"/>
+              </w:rPr>
+              <w:t xml:space="preserve"> the lab 3.1</w:t>
+            </w:r>
+            <w:r>
+              <w:rPr>
+                <w:sz w:val="24"/>
+                <w:szCs w:val="24"/>
+              </w:rPr>
+              <w:t>. And multiple test runs would also check for LLM variability, both in retrieval/ans</w:t>
+            </w:r>
+            <w:r>
+              <w:rPr>
+                <w:sz w:val="24"/>
+                <w:szCs w:val="24"/>
+              </w:rPr>
+              <w:t>w</w:t>
+            </w:r>
+            <w:r>
+              <w:rPr>
+                <w:sz w:val="24"/>
+                <w:szCs w:val="24"/>
+              </w:rPr>
+              <w:t>ering and in judging.</w:t>
+            </w:r>
+            <w:r>
+              <w:rPr>
+                <w:sz w:val="24"/>
+                <w:szCs w:val="24"/>
+              </w:rPr>
+              <w:t xml:space="preserve"> </w:t>
+            </w:r>
+            <w:r>
+              <w:rPr>
+                <w:sz w:val="24"/>
+                <w:szCs w:val="24"/>
+              </w:rPr>
+              <w:t xml:space="preserve">  </w:t>
+            </w:r>
+            <w:r>
+              <w:rPr>
+                <w:sz w:val="24"/>
+                <w:szCs w:val="24"/>
+              </w:rPr>
+              <w:t xml:space="preserve"> </w:t>
+            </w:r>
           </w:p>
         </w:tc>
       </w:tr>
@@ -3046,6 +10108,7 @@
                 <w:sz w:val="24"/>
                 <w:szCs w:val="24"/>
               </w:rPr>
+              <w:lastRenderedPageBreak/>
               <w:t>Specific improvements or next steps</w:t>
             </w:r>
           </w:p>
@@ -3077,17 +10140,64 @@
                 <w:sz w:val="24"/>
                 <w:szCs w:val="24"/>
               </w:rPr>
-              <w:t>Response:</w:t>
-            </w:r>
-          </w:p>
-          <w:p>
-            <w:pPr>
-              <w:spacing w:after="120"/>
-              <w:rPr>
-                <w:sz w:val="24"/>
-                <w:szCs w:val="24"/>
-              </w:rPr>
-            </w:pPr>
+              <w:t xml:space="preserve">Certain metrics need to be further tested and refined, such as </w:t>
+            </w:r>
+            <w:r>
+              <w:rPr>
+                <w:sz w:val="24"/>
+                <w:szCs w:val="24"/>
+              </w:rPr>
+              <w:t>refusal outcome</w:t>
+            </w:r>
+            <w:r>
+              <w:rPr>
+                <w:sz w:val="24"/>
+                <w:szCs w:val="24"/>
+              </w:rPr>
+              <w:t xml:space="preserve"> and</w:t>
+            </w:r>
+            <w:r>
+              <w:rPr>
+                <w:sz w:val="24"/>
+                <w:szCs w:val="24"/>
+              </w:rPr>
+              <w:t xml:space="preserve"> chunk attribution</w:t>
+            </w:r>
+            <w:r>
+              <w:rPr>
+                <w:sz w:val="24"/>
+                <w:szCs w:val="24"/>
+              </w:rPr>
+              <w:t>. In addition, I need to create a separate metric for latency of retrieval+answer and</w:t>
+            </w:r>
+            <w:r>
+              <w:rPr>
+                <w:sz w:val="24"/>
+                <w:szCs w:val="24"/>
+              </w:rPr>
+              <w:t xml:space="preserve"> with 95% and 99% percentiles, </w:t>
+            </w:r>
+            <w:r>
+              <w:rPr>
+                <w:sz w:val="24"/>
+                <w:szCs w:val="24"/>
+              </w:rPr>
+              <w:t xml:space="preserve">since right now </w:t>
+            </w:r>
+            <w:r>
+              <w:rPr>
+                <w:sz w:val="24"/>
+                <w:szCs w:val="24"/>
+              </w:rPr>
+              <w:t xml:space="preserve">latency includes the LLM judge calls, and </w:t>
+            </w:r>
+            <w:r>
+              <w:rPr>
+                <w:sz w:val="24"/>
+                <w:szCs w:val="24"/>
+              </w:rPr>
+              <w:t>the system only calculates the average.</w:t>
+            </w:r>
           </w:p>
         </w:tc>
       </w:tr>
@@ -3526,6 +10636,7 @@
                 <w:sz w:val="24"/>
                 <w:szCs w:val="24"/>
               </w:rPr>
+              <w:lastRenderedPageBreak/>
               <w:t>Validation evidence (optional)</w:t>
             </w:r>
           </w:p>
@@ -3586,10 +10697,10 @@
       </w:r>
     </w:p>
     <w:sectPr>
-      <w:headerReference w:type="even" r:id="rId8"/>
-      <w:headerReference w:type="default" r:id="rId9"/>
-      <w:footerReference w:type="default" r:id="rId10"/>
-      <w:headerReference w:type="first" r:id="rId11"/>
+      <w:headerReference w:type="even" r:id="rId9"/>
+      <w:headerReference w:type="default" r:id="rId10"/>
+      <w:footerReference w:type="default" r:id="rId11"/>
+      <w:headerReference w:type="first" r:id="rId12"/>
       <w:pgSz w:w="12240" w:h="15840"/>
       <w:pgMar w:top="1440" w:right="567" w:bottom="1440" w:left="567" w:header="57" w:footer="170" w:gutter="0"/>
       <w:pgNumType w:start="1"/>
@@ -3634,19 +10745,8 @@
         <w:sz w:val="22"/>
         <w:szCs w:val="22"/>
       </w:rPr>
-      <w:t xml:space="preserve">© MIT </w:t>
+      <w:t>© MIT xPRO</w:t>
     </w:r>
-    <w:proofErr w:type="spellStart"/>
-    <w:r>
-      <w:rPr>
-        <w:rFonts w:ascii="Calibri" w:eastAsia="Calibri" w:hAnsi="Calibri" w:cs="Calibri"/>
-        <w:color w:val="000000"/>
-        <w:sz w:val="22"/>
-        <w:szCs w:val="22"/>
-      </w:rPr>
-      <w:t>xPRO</w:t>
-    </w:r>
-    <w:proofErr w:type="spellEnd"/>
     <w:r>
       <w:rPr>
         <w:rFonts w:ascii="Calibri" w:eastAsia="Calibri" w:hAnsi="Calibri" w:cs="Calibri"/>
@@ -5527,6 +12627,18 @@
       <w:contextualSpacing/>
     </w:pPr>
   </w:style>
+  <w:style w:type="character" w:styleId="UnresolvedMention">
+    <w:name w:val="Unresolved Mention"/>
+    <w:basedOn w:val="DefaultParagraphFont"/>
+    <w:uiPriority w:val="99"/>
+    <w:semiHidden/>
+    <w:unhideWhenUsed/>
+    <w:rsid w:val="005A27D7"/>
+    <w:rPr>
+      <w:color w:val="605E5C"/>
+      <w:shd w:val="clear" w:color="auto" w:fill="E1DFDD"/>
+    </w:rPr>
+  </w:style>
 </w:styles>
 </file>
 
